--- a/ApêndiceB-Requisitos/PID_RequisitosFuncionais.docx
+++ b/ApêndiceB-Requisitos/PID_RequisitosFuncionais.docx
@@ -1,6 +1,6 @@
 
 <file path=word/document.xml><?xml version="1.0" encoding="utf-8"?>
-<w:document xmlns:wpc="http://schemas.microsoft.com/office/word/2010/wordprocessingCanvas" xmlns:cx="http://schemas.microsoft.com/office/drawing/2014/chartex" xmlns:cx1="http://schemas.microsoft.com/office/drawing/2015/9/8/chartex" xmlns:mc="http://schemas.openxmlformats.org/markup-compatibility/2006" xmlns:o="urn:schemas-microsoft-com:office:office" xmlns:r="http://schemas.openxmlformats.org/officeDocument/2006/relationships" xmlns:m="http://schemas.openxmlformats.org/officeDocument/2006/math" xmlns:v="urn:schemas-microsoft-com:vml" xmlns:wp14="http://schemas.microsoft.com/office/word/2010/wordprocessingDrawing" xmlns:wp="http://schemas.openxmlformats.org/drawingml/2006/wordprocessingDrawing" xmlns:w10="urn:schemas-microsoft-com:office:word" xmlns:w="http://schemas.openxmlformats.org/wordprocessingml/2006/main" xmlns:w14="http://schemas.microsoft.com/office/word/2010/wordml" xmlns:w15="http://schemas.microsoft.com/office/word/2012/wordml" xmlns:w16se="http://schemas.microsoft.com/office/word/2015/wordml/symex" xmlns:wpg="http://schemas.microsoft.com/office/word/2010/wordprocessingGroup" xmlns:wpi="http://schemas.microsoft.com/office/word/2010/wordprocessingInk" xmlns:wne="http://schemas.microsoft.com/office/word/2006/wordml" xmlns:wps="http://schemas.microsoft.com/office/word/2010/wordprocessingShape" mc:Ignorable="w14 w15 w16se wp14">
+<w:document xmlns:wpc="http://schemas.microsoft.com/office/word/2010/wordprocessingCanvas" xmlns:mc="http://schemas.openxmlformats.org/markup-compatibility/2006" xmlns:o="urn:schemas-microsoft-com:office:office" xmlns:r="http://schemas.openxmlformats.org/officeDocument/2006/relationships" xmlns:m="http://schemas.openxmlformats.org/officeDocument/2006/math" xmlns:v="urn:schemas-microsoft-com:vml" xmlns:wp14="http://schemas.microsoft.com/office/word/2010/wordprocessingDrawing" xmlns:wp="http://schemas.openxmlformats.org/drawingml/2006/wordprocessingDrawing" xmlns:w10="urn:schemas-microsoft-com:office:word" xmlns:w="http://schemas.openxmlformats.org/wordprocessingml/2006/main" xmlns:w14="http://schemas.microsoft.com/office/word/2010/wordml" xmlns:wpg="http://schemas.microsoft.com/office/word/2010/wordprocessingGroup" xmlns:wpi="http://schemas.microsoft.com/office/word/2010/wordprocessingInk" xmlns:wne="http://schemas.microsoft.com/office/word/2006/wordml" xmlns:wps="http://schemas.microsoft.com/office/word/2010/wordprocessingShape" mc:Ignorable="w14 wp14">
   <w:body>
     <w:tbl>
       <w:tblPr>
@@ -107,12 +107,21 @@
           <w:p>
             <w:pPr>
               <w:spacing w:after="0" w:line="240" w:lineRule="auto"/>
+              <w:jc w:val="center"/>
               <w:rPr>
                 <w:rFonts w:ascii="Times New Roman" w:eastAsia="Arial" w:hAnsi="Times New Roman" w:cs="Times New Roman"/>
                 <w:sz w:val="24"/>
                 <w:szCs w:val="24"/>
               </w:rPr>
             </w:pPr>
+            <w:r>
+              <w:rPr>
+                <w:rFonts w:ascii="Times New Roman" w:eastAsia="Arial" w:hAnsi="Times New Roman" w:cs="Times New Roman"/>
+                <w:sz w:val="24"/>
+                <w:szCs w:val="24"/>
+              </w:rPr>
+              <w:t>11/03/26</w:t>
+            </w:r>
           </w:p>
         </w:tc>
       </w:tr>
@@ -156,6 +165,18 @@
                 <w:szCs w:val="24"/>
               </w:rPr>
             </w:pPr>
+            <w:proofErr w:type="spellStart"/>
+            <w:proofErr w:type="gramStart"/>
+            <w:r>
+              <w:rPr>
+                <w:rFonts w:ascii="Times New Roman" w:eastAsia="Arial" w:hAnsi="Times New Roman" w:cs="Times New Roman"/>
+                <w:sz w:val="24"/>
+                <w:szCs w:val="24"/>
+              </w:rPr>
+              <w:t>ElderConnect</w:t>
+            </w:r>
+            <w:proofErr w:type="spellEnd"/>
+            <w:proofErr w:type="gramEnd"/>
           </w:p>
         </w:tc>
       </w:tr>
@@ -193,8 +214,6 @@
               </w:rPr>
               <w:t>:</w:t>
             </w:r>
-            <w:bookmarkStart w:id="0" w:name="_GoBack"/>
-            <w:bookmarkEnd w:id="0"/>
           </w:p>
         </w:tc>
         <w:tc>
@@ -215,6 +234,14 @@
                 <w:szCs w:val="24"/>
               </w:rPr>
             </w:pPr>
+            <w:r>
+              <w:rPr>
+                <w:rFonts w:ascii="Times New Roman" w:eastAsia="Arial" w:hAnsi="Times New Roman" w:cs="Times New Roman"/>
+                <w:sz w:val="24"/>
+                <w:szCs w:val="24"/>
+              </w:rPr>
+              <w:t>José Alfredo</w:t>
+            </w:r>
           </w:p>
         </w:tc>
       </w:tr>
@@ -285,15 +312,18 @@
       </w:r>
       <w:r>
         <w:rPr>
-          <w:rFonts w:ascii="Times New Roman" w:hAnsi="Times New Roman" w:cs="Times New Roman"/>
-          <w:sz w:val="24"/>
-          <w:szCs w:val="24"/>
-        </w:rPr>
-        <w:t>Título do requisito (nomear com verbo)</w:t>
-      </w:r>
-    </w:p>
-    <w:p>
-      <w:pPr>
+          <w:rStyle w:val="bzpyqfadein"/>
+          <w:rFonts w:ascii="Times New Roman" w:hAnsi="Times New Roman" w:cs="Times New Roman"/>
+          <w:sz w:val="24"/>
+          <w:szCs w:val="24"/>
+        </w:rPr>
+        <w:t>Cadastrar usuário</w:t>
+      </w:r>
+    </w:p>
+    <w:p>
+      <w:pPr>
+        <w:spacing w:before="240" w:after="240" w:line="360" w:lineRule="auto"/>
+        <w:jc w:val="both"/>
         <w:rPr>
           <w:rFonts w:ascii="Times New Roman" w:hAnsi="Times New Roman" w:cs="Times New Roman"/>
           <w:sz w:val="24"/>
@@ -308,32 +338,70 @@
         </w:rPr>
         <w:t>Descrição:</w:t>
       </w:r>
-    </w:p>
-    <w:p>
-      <w:pPr>
-        <w:rPr>
-          <w:rFonts w:ascii="Times New Roman" w:hAnsi="Times New Roman" w:cs="Times New Roman"/>
-          <w:sz w:val="24"/>
-          <w:szCs w:val="24"/>
-        </w:rPr>
-      </w:pPr>
-    </w:p>
-    <w:p>
-      <w:pPr>
-        <w:rPr>
-          <w:rFonts w:ascii="Times New Roman" w:hAnsi="Times New Roman" w:cs="Times New Roman"/>
-          <w:sz w:val="24"/>
-          <w:szCs w:val="24"/>
-        </w:rPr>
-      </w:pPr>
-      <w:r>
-        <w:rPr>
+      <w:r>
+        <w:rPr>
+          <w:rStyle w:val="Ttulo1Char"/>
           <w:rFonts w:ascii="Times New Roman" w:hAnsi="Times New Roman" w:cs="Times New Roman"/>
           <w:sz w:val="24"/>
           <w:szCs w:val="24"/>
         </w:rPr>
         <w:t xml:space="preserve"> </w:t>
       </w:r>
+      <w:r>
+        <w:rPr>
+          <w:rStyle w:val="bzpyqfadein"/>
+          <w:rFonts w:ascii="Times New Roman" w:hAnsi="Times New Roman" w:cs="Times New Roman"/>
+          <w:sz w:val="24"/>
+          <w:szCs w:val="24"/>
+        </w:rPr>
+        <w:t xml:space="preserve">O sistema deve permitir que novos usuários </w:t>
+      </w:r>
+      <w:proofErr w:type="gramStart"/>
+      <w:r>
+        <w:rPr>
+          <w:rStyle w:val="bzpyqfadein"/>
+          <w:rFonts w:ascii="Times New Roman" w:hAnsi="Times New Roman" w:cs="Times New Roman"/>
+          <w:sz w:val="24"/>
+          <w:szCs w:val="24"/>
+        </w:rPr>
+        <w:t>realizem</w:t>
+      </w:r>
+      <w:proofErr w:type="gramEnd"/>
+      <w:r>
+        <w:rPr>
+          <w:rStyle w:val="bzpyqfadein"/>
+          <w:rFonts w:ascii="Times New Roman" w:hAnsi="Times New Roman" w:cs="Times New Roman"/>
+          <w:sz w:val="24"/>
+          <w:szCs w:val="24"/>
+        </w:rPr>
+        <w:t xml:space="preserve"> cadastro na plataforma, informando dados como nome, e-mail, telefone, s</w:t>
+      </w:r>
+      <w:r>
+        <w:rPr>
+          <w:rStyle w:val="bzpyqfadein"/>
+          <w:rFonts w:ascii="Times New Roman" w:hAnsi="Times New Roman" w:cs="Times New Roman"/>
+          <w:sz w:val="24"/>
+          <w:szCs w:val="24"/>
+        </w:rPr>
+        <w:t>enha e tipo de usuário (idoso/responsável</w:t>
+      </w:r>
+      <w:r>
+        <w:rPr>
+          <w:rStyle w:val="bzpyqfadein"/>
+          <w:rFonts w:ascii="Times New Roman" w:hAnsi="Times New Roman" w:cs="Times New Roman"/>
+          <w:sz w:val="24"/>
+          <w:szCs w:val="24"/>
+        </w:rPr>
+        <w:t xml:space="preserve"> ou cuidador).</w:t>
+      </w:r>
+      <w:r>
+        <w:rPr>
+          <w:rFonts w:ascii="Times New Roman" w:hAnsi="Times New Roman" w:cs="Times New Roman"/>
+          <w:sz w:val="24"/>
+          <w:szCs w:val="24"/>
+        </w:rPr>
+        <w:t xml:space="preserve"> </w:t>
+      </w:r>
     </w:p>
     <w:p>
       <w:pPr>
@@ -357,8 +425,210 @@
           <w:sz w:val="24"/>
           <w:szCs w:val="24"/>
         </w:rPr>
+        <w:t xml:space="preserve"> (</w:t>
+      </w:r>
+      <w:r>
+        <w:rPr>
+          <w:rFonts w:ascii="Times New Roman" w:hAnsi="Times New Roman" w:cs="Times New Roman"/>
+          <w:sz w:val="24"/>
+          <w:szCs w:val="24"/>
+        </w:rPr>
+        <w:t>X</w:t>
+      </w:r>
+      <w:r>
+        <w:rPr>
+          <w:rFonts w:ascii="Times New Roman" w:hAnsi="Times New Roman" w:cs="Times New Roman"/>
+          <w:sz w:val="24"/>
+          <w:szCs w:val="24"/>
+        </w:rPr>
+        <w:t xml:space="preserve">) </w:t>
+      </w:r>
+      <w:r>
+        <w:rPr>
+          <w:rFonts w:ascii="Times New Roman" w:hAnsi="Times New Roman" w:cs="Times New Roman"/>
+          <w:sz w:val="24"/>
+          <w:szCs w:val="24"/>
+        </w:rPr>
+        <w:t>e</w:t>
+      </w:r>
+      <w:r>
+        <w:rPr>
+          <w:rFonts w:ascii="Times New Roman" w:hAnsi="Times New Roman" w:cs="Times New Roman"/>
+          <w:sz w:val="24"/>
+          <w:szCs w:val="24"/>
+        </w:rPr>
+        <w:t>ssencial</w:t>
+      </w:r>
+      <w:proofErr w:type="gramStart"/>
+      <w:r>
+        <w:rPr>
+          <w:rFonts w:ascii="Times New Roman" w:hAnsi="Times New Roman" w:cs="Times New Roman"/>
+          <w:sz w:val="24"/>
+          <w:szCs w:val="24"/>
+        </w:rPr>
+        <w:t xml:space="preserve">   </w:t>
+      </w:r>
+      <w:proofErr w:type="gramEnd"/>
+      <w:r>
+        <w:rPr>
+          <w:rFonts w:ascii="Times New Roman" w:hAnsi="Times New Roman" w:cs="Times New Roman"/>
+          <w:sz w:val="24"/>
+          <w:szCs w:val="24"/>
+        </w:rPr>
+        <w:t xml:space="preserve">( ) </w:t>
+      </w:r>
+      <w:r>
+        <w:rPr>
+          <w:rFonts w:ascii="Times New Roman" w:hAnsi="Times New Roman" w:cs="Times New Roman"/>
+          <w:sz w:val="24"/>
+          <w:szCs w:val="24"/>
+        </w:rPr>
+        <w:t>i</w:t>
+      </w:r>
+      <w:r>
+        <w:rPr>
+          <w:rFonts w:ascii="Times New Roman" w:hAnsi="Times New Roman" w:cs="Times New Roman"/>
+          <w:sz w:val="24"/>
+          <w:szCs w:val="24"/>
+        </w:rPr>
+        <w:t xml:space="preserve">mportante  ( ) </w:t>
+      </w:r>
+      <w:r>
+        <w:rPr>
+          <w:rFonts w:ascii="Times New Roman" w:hAnsi="Times New Roman" w:cs="Times New Roman"/>
+          <w:sz w:val="24"/>
+          <w:szCs w:val="24"/>
+        </w:rPr>
+        <w:t>d</w:t>
+      </w:r>
+      <w:r>
+        <w:rPr>
+          <w:rFonts w:ascii="Times New Roman" w:hAnsi="Times New Roman" w:cs="Times New Roman"/>
+          <w:sz w:val="24"/>
+          <w:szCs w:val="24"/>
+        </w:rPr>
+        <w:t>esejável</w:t>
+      </w:r>
+    </w:p>
+    <w:p>
+      <w:pPr>
+        <w:rPr>
+          <w:rFonts w:ascii="Times New Roman" w:hAnsi="Times New Roman" w:cs="Times New Roman"/>
+          <w:sz w:val="24"/>
+          <w:szCs w:val="24"/>
+        </w:rPr>
+      </w:pPr>
+    </w:p>
+    <w:p>
+      <w:pPr>
+        <w:rPr>
+          <w:rStyle w:val="bzpyqfadein"/>
+        </w:rPr>
+      </w:pPr>
+      <w:r>
+        <w:rPr>
+          <w:rFonts w:ascii="Times New Roman" w:hAnsi="Times New Roman" w:cs="Times New Roman"/>
+          <w:sz w:val="24"/>
+          <w:szCs w:val="24"/>
+        </w:rPr>
+        <w:t>R</w:t>
+      </w:r>
+      <w:r>
+        <w:rPr>
+          <w:rFonts w:ascii="Times New Roman" w:hAnsi="Times New Roman" w:cs="Times New Roman"/>
+          <w:sz w:val="24"/>
+          <w:szCs w:val="24"/>
+        </w:rPr>
+        <w:t xml:space="preserve">F 2 – </w:t>
+      </w:r>
+      <w:r>
+        <w:rPr>
+          <w:rStyle w:val="bzpyqfadein"/>
+          <w:rFonts w:ascii="Times New Roman" w:hAnsi="Times New Roman" w:cs="Times New Roman"/>
+          <w:sz w:val="24"/>
+          <w:szCs w:val="24"/>
+        </w:rPr>
+        <w:t xml:space="preserve">Realizar </w:t>
+      </w:r>
+      <w:proofErr w:type="spellStart"/>
+      <w:r>
+        <w:rPr>
+          <w:rStyle w:val="bzpyqfadein"/>
+          <w:rFonts w:ascii="Times New Roman" w:hAnsi="Times New Roman" w:cs="Times New Roman"/>
+          <w:sz w:val="24"/>
+          <w:szCs w:val="24"/>
+        </w:rPr>
+        <w:t>login</w:t>
+      </w:r>
+      <w:proofErr w:type="spellEnd"/>
+      <w:r>
+        <w:rPr>
+          <w:rStyle w:val="bzpyqfadein"/>
+          <w:rFonts w:ascii="Times New Roman" w:hAnsi="Times New Roman" w:cs="Times New Roman"/>
+          <w:sz w:val="24"/>
+          <w:szCs w:val="24"/>
+        </w:rPr>
+        <w:t xml:space="preserve"> no sistema</w:t>
+      </w:r>
+    </w:p>
+    <w:p>
+      <w:r>
+        <w:rPr>
+          <w:rStyle w:val="bzpyqfadein"/>
+        </w:rPr>
+        <w:t xml:space="preserve">Descrição: O sistema deve permitir que usuários cadastrados </w:t>
+      </w:r>
+      <w:proofErr w:type="gramStart"/>
+      <w:r>
+        <w:rPr>
+          <w:rStyle w:val="bzpyqfadein"/>
+        </w:rPr>
+        <w:t>realizem</w:t>
+      </w:r>
+      <w:proofErr w:type="gramEnd"/>
+      <w:r>
+        <w:rPr>
+          <w:rStyle w:val="bzpyqfadein"/>
+        </w:rPr>
         <w:t xml:space="preserve"> </w:t>
       </w:r>
+      <w:proofErr w:type="spellStart"/>
+      <w:r>
+        <w:rPr>
+          <w:rStyle w:val="bzpyqfadein"/>
+        </w:rPr>
+        <w:t>login</w:t>
+      </w:r>
+      <w:proofErr w:type="spellEnd"/>
+      <w:r>
+        <w:rPr>
+          <w:rStyle w:val="bzpyqfadein"/>
+        </w:rPr>
+        <w:t xml:space="preserve"> utilizando e-mail e senha par</w:t>
+      </w:r>
+      <w:r>
+        <w:rPr>
+          <w:rStyle w:val="bzpyqfadein"/>
+        </w:rPr>
+        <w:t>a acessar suas funcionalidades.</w:t>
+      </w:r>
+    </w:p>
+    <w:p>
+      <w:pPr>
+        <w:rPr>
+          <w:rFonts w:ascii="Times New Roman" w:hAnsi="Times New Roman" w:cs="Times New Roman"/>
+          <w:sz w:val="24"/>
+          <w:szCs w:val="24"/>
+        </w:rPr>
+      </w:pPr>
+      <w:r>
+        <w:rPr>
+          <w:rFonts w:ascii="Times New Roman" w:hAnsi="Times New Roman" w:cs="Times New Roman"/>
+          <w:sz w:val="24"/>
+          <w:szCs w:val="24"/>
+        </w:rPr>
+        <w:t xml:space="preserve">Prioridade: (X) essencial </w:t>
+      </w:r>
       <w:proofErr w:type="gramStart"/>
       <w:r>
         <w:rPr>
@@ -366,27 +636,429 @@
           <w:sz w:val="24"/>
           <w:szCs w:val="24"/>
         </w:rPr>
-        <w:t>(</w:t>
-      </w:r>
-      <w:r>
-        <w:rPr>
-          <w:rFonts w:ascii="Times New Roman" w:hAnsi="Times New Roman" w:cs="Times New Roman"/>
-          <w:sz w:val="24"/>
-          <w:szCs w:val="24"/>
+        <w:t xml:space="preserve">( </w:t>
+      </w:r>
+      <w:proofErr w:type="gramEnd"/>
+      <w:r>
+        <w:rPr>
+          <w:rFonts w:ascii="Times New Roman" w:hAnsi="Times New Roman" w:cs="Times New Roman"/>
+          <w:sz w:val="24"/>
+          <w:szCs w:val="24"/>
+        </w:rPr>
+        <w:t>) importante ( ) desejável</w:t>
+      </w:r>
+    </w:p>
+    <w:p>
+      <w:pPr>
+        <w:rPr>
+          <w:rFonts w:ascii="Times New Roman" w:hAnsi="Times New Roman" w:cs="Times New Roman"/>
+          <w:sz w:val="24"/>
+          <w:szCs w:val="24"/>
+        </w:rPr>
+      </w:pPr>
+    </w:p>
+    <w:p>
+      <w:pPr>
+        <w:rPr>
+          <w:rFonts w:ascii="Times New Roman" w:hAnsi="Times New Roman" w:cs="Times New Roman"/>
+          <w:sz w:val="24"/>
+          <w:szCs w:val="24"/>
+        </w:rPr>
+      </w:pPr>
+      <w:r>
+        <w:rPr>
+          <w:rFonts w:ascii="Times New Roman" w:hAnsi="Times New Roman" w:cs="Times New Roman"/>
+          <w:sz w:val="24"/>
+          <w:szCs w:val="24"/>
+        </w:rPr>
+        <w:t>RF 3</w:t>
+      </w:r>
+      <w:r>
+        <w:rPr>
+          <w:rFonts w:ascii="Times New Roman" w:hAnsi="Times New Roman" w:cs="Times New Roman"/>
+          <w:sz w:val="24"/>
+          <w:szCs w:val="24"/>
+        </w:rPr>
+        <w:t xml:space="preserve"> – </w:t>
+      </w:r>
+      <w:r>
+        <w:rPr>
+          <w:rStyle w:val="bzpyqfadein"/>
+          <w:rFonts w:ascii="Times New Roman" w:hAnsi="Times New Roman" w:cs="Times New Roman"/>
+          <w:sz w:val="24"/>
+          <w:szCs w:val="24"/>
+        </w:rPr>
+        <w:t>Cadastrar perfil de cuidador</w:t>
+      </w:r>
+    </w:p>
+    <w:p>
+      <w:r>
+        <w:rPr>
+          <w:rStyle w:val="bzpyqfadein"/>
+        </w:rPr>
+        <w:t>Descrição:</w:t>
+      </w:r>
+      <w:r>
+        <w:rPr>
+          <w:rStyle w:val="bzpyqfadein"/>
         </w:rPr>
         <w:t xml:space="preserve"> </w:t>
       </w:r>
       <w:r>
         <w:rPr>
-          <w:rFonts w:ascii="Times New Roman" w:hAnsi="Times New Roman" w:cs="Times New Roman"/>
-          <w:sz w:val="24"/>
-          <w:szCs w:val="24"/>
-        </w:rPr>
-        <w:t>)</w:t>
+          <w:rStyle w:val="bzpyqfadein"/>
+        </w:rPr>
+        <w:t xml:space="preserve">O sistema deve permitir que cuidadores </w:t>
+      </w:r>
+      <w:proofErr w:type="gramStart"/>
+      <w:r>
+        <w:rPr>
+          <w:rStyle w:val="bzpyqfadein"/>
+        </w:rPr>
+        <w:t>criem</w:t>
       </w:r>
       <w:proofErr w:type="gramEnd"/>
       <w:r>
         <w:rPr>
+          <w:rStyle w:val="bzpyqfadein"/>
+        </w:rPr>
+        <w:t xml:space="preserve"> um perfil profissional contendo informações como experiência, especializações, disponibil</w:t>
+      </w:r>
+      <w:r>
+        <w:rPr>
+          <w:rStyle w:val="bzpyqfadein"/>
+        </w:rPr>
+        <w:t>idade de horário e localização.</w:t>
+      </w:r>
+    </w:p>
+    <w:p>
+      <w:pPr>
+        <w:rPr>
+          <w:rFonts w:ascii="Times New Roman" w:hAnsi="Times New Roman" w:cs="Times New Roman"/>
+          <w:sz w:val="24"/>
+          <w:szCs w:val="24"/>
+        </w:rPr>
+      </w:pPr>
+      <w:r>
+        <w:rPr>
+          <w:rFonts w:ascii="Times New Roman" w:hAnsi="Times New Roman" w:cs="Times New Roman"/>
+          <w:sz w:val="24"/>
+          <w:szCs w:val="24"/>
+        </w:rPr>
+        <w:t xml:space="preserve">Prioridade: (X) essencial </w:t>
+      </w:r>
+      <w:proofErr w:type="gramStart"/>
+      <w:r>
+        <w:rPr>
+          <w:rFonts w:ascii="Times New Roman" w:hAnsi="Times New Roman" w:cs="Times New Roman"/>
+          <w:sz w:val="24"/>
+          <w:szCs w:val="24"/>
+        </w:rPr>
+        <w:t xml:space="preserve">( </w:t>
+      </w:r>
+      <w:proofErr w:type="gramEnd"/>
+      <w:r>
+        <w:rPr>
+          <w:rFonts w:ascii="Times New Roman" w:hAnsi="Times New Roman" w:cs="Times New Roman"/>
+          <w:sz w:val="24"/>
+          <w:szCs w:val="24"/>
+        </w:rPr>
+        <w:t>) importante ( ) desejável</w:t>
+      </w:r>
+    </w:p>
+    <w:p>
+      <w:pPr>
+        <w:rPr>
+          <w:rFonts w:ascii="Times New Roman" w:hAnsi="Times New Roman" w:cs="Times New Roman"/>
+          <w:sz w:val="24"/>
+          <w:szCs w:val="24"/>
+        </w:rPr>
+      </w:pPr>
+    </w:p>
+    <w:p>
+      <w:pPr>
+        <w:rPr>
+          <w:rFonts w:ascii="Times New Roman" w:hAnsi="Times New Roman" w:cs="Times New Roman"/>
+          <w:sz w:val="24"/>
+          <w:szCs w:val="24"/>
+        </w:rPr>
+      </w:pPr>
+      <w:r>
+        <w:rPr>
+          <w:rFonts w:ascii="Times New Roman" w:hAnsi="Times New Roman" w:cs="Times New Roman"/>
+          <w:sz w:val="24"/>
+          <w:szCs w:val="24"/>
+        </w:rPr>
+        <w:t xml:space="preserve">RF 4 – </w:t>
+      </w:r>
+      <w:r>
+        <w:rPr>
+          <w:rStyle w:val="bzpyqfadein"/>
+          <w:rFonts w:ascii="Times New Roman" w:hAnsi="Times New Roman" w:cs="Times New Roman"/>
+          <w:sz w:val="24"/>
+          <w:szCs w:val="24"/>
+        </w:rPr>
+        <w:t>Buscar cuidadores</w:t>
+      </w:r>
+    </w:p>
+    <w:p>
+      <w:pPr>
+        <w:rPr>
+          <w:rStyle w:val="bzpyqfadein"/>
+        </w:rPr>
+      </w:pPr>
+      <w:r>
+        <w:rPr>
+          <w:rStyle w:val="bzpyqfadein"/>
+        </w:rPr>
+        <w:t xml:space="preserve">Descrição: O sistema deve permitir que familiares </w:t>
+      </w:r>
+      <w:proofErr w:type="gramStart"/>
+      <w:r>
+        <w:rPr>
+          <w:rStyle w:val="bzpyqfadein"/>
+        </w:rPr>
+        <w:t>pesquisem</w:t>
+      </w:r>
+      <w:proofErr w:type="gramEnd"/>
+      <w:r>
+        <w:rPr>
+          <w:rStyle w:val="bzpyqfadein"/>
+        </w:rPr>
+        <w:t xml:space="preserve"> cuidadores disponíveis uti</w:t>
+      </w:r>
+      <w:r>
+        <w:rPr>
+          <w:rStyle w:val="bzpyqfadein"/>
+        </w:rPr>
+        <w:t>lizando filtros</w:t>
+      </w:r>
+      <w:r>
+        <w:rPr>
+          <w:rStyle w:val="bzpyqfadein"/>
+        </w:rPr>
+        <w:t>, experiência e disponibilidade.</w:t>
+      </w:r>
+    </w:p>
+    <w:p>
+      <w:pPr>
+        <w:rPr>
+          <w:rFonts w:ascii="Times New Roman" w:hAnsi="Times New Roman" w:cs="Times New Roman"/>
+          <w:sz w:val="24"/>
+          <w:szCs w:val="24"/>
+        </w:rPr>
+      </w:pPr>
+    </w:p>
+    <w:p>
+      <w:pPr>
+        <w:rPr>
+          <w:rFonts w:ascii="Times New Roman" w:hAnsi="Times New Roman" w:cs="Times New Roman"/>
+          <w:sz w:val="24"/>
+          <w:szCs w:val="24"/>
+        </w:rPr>
+      </w:pPr>
+      <w:r>
+        <w:rPr>
+          <w:rFonts w:ascii="Times New Roman" w:hAnsi="Times New Roman" w:cs="Times New Roman"/>
+          <w:sz w:val="24"/>
+          <w:szCs w:val="24"/>
+        </w:rPr>
+        <w:t xml:space="preserve">Prioridade: (X) essencial </w:t>
+      </w:r>
+      <w:proofErr w:type="gramStart"/>
+      <w:r>
+        <w:rPr>
+          <w:rFonts w:ascii="Times New Roman" w:hAnsi="Times New Roman" w:cs="Times New Roman"/>
+          <w:sz w:val="24"/>
+          <w:szCs w:val="24"/>
+        </w:rPr>
+        <w:t xml:space="preserve">( </w:t>
+      </w:r>
+      <w:proofErr w:type="gramEnd"/>
+      <w:r>
+        <w:rPr>
+          <w:rFonts w:ascii="Times New Roman" w:hAnsi="Times New Roman" w:cs="Times New Roman"/>
+          <w:sz w:val="24"/>
+          <w:szCs w:val="24"/>
+        </w:rPr>
+        <w:t>) importante ( ) desejável</w:t>
+      </w:r>
+    </w:p>
+    <w:p>
+      <w:pPr>
+        <w:rPr>
+          <w:rFonts w:ascii="Times New Roman" w:hAnsi="Times New Roman" w:cs="Times New Roman"/>
+          <w:sz w:val="24"/>
+          <w:szCs w:val="24"/>
+        </w:rPr>
+      </w:pPr>
+    </w:p>
+    <w:p>
+      <w:pPr>
+        <w:rPr>
+          <w:rFonts w:ascii="Times New Roman" w:hAnsi="Times New Roman" w:cs="Times New Roman"/>
+          <w:sz w:val="24"/>
+          <w:szCs w:val="24"/>
+        </w:rPr>
+      </w:pPr>
+    </w:p>
+    <w:p>
+      <w:pPr>
+        <w:rPr>
+          <w:rFonts w:ascii="Times New Roman" w:hAnsi="Times New Roman" w:cs="Times New Roman"/>
+          <w:sz w:val="24"/>
+          <w:szCs w:val="24"/>
+        </w:rPr>
+      </w:pPr>
+    </w:p>
+    <w:p>
+      <w:pPr>
+        <w:rPr>
+          <w:rFonts w:ascii="Times New Roman" w:hAnsi="Times New Roman" w:cs="Times New Roman"/>
+          <w:sz w:val="24"/>
+          <w:szCs w:val="24"/>
+        </w:rPr>
+      </w:pPr>
+    </w:p>
+    <w:p>
+      <w:pPr>
+        <w:rPr>
+          <w:rFonts w:ascii="Times New Roman" w:hAnsi="Times New Roman" w:cs="Times New Roman"/>
+          <w:sz w:val="24"/>
+          <w:szCs w:val="24"/>
+        </w:rPr>
+      </w:pPr>
+      <w:r>
+        <w:rPr>
+          <w:rFonts w:ascii="Times New Roman" w:hAnsi="Times New Roman" w:cs="Times New Roman"/>
+          <w:sz w:val="24"/>
+          <w:szCs w:val="24"/>
+        </w:rPr>
+        <w:lastRenderedPageBreak/>
+        <w:t xml:space="preserve">RF 5 </w:t>
+      </w:r>
+      <w:r>
+        <w:rPr>
+          <w:rFonts w:ascii="Times New Roman" w:hAnsi="Times New Roman" w:cs="Times New Roman"/>
+          <w:sz w:val="24"/>
+          <w:szCs w:val="24"/>
+        </w:rPr>
+        <w:t>– Visualizar perfil do cuidador</w:t>
+      </w:r>
+    </w:p>
+    <w:p>
+      <w:pPr>
+        <w:rPr>
+          <w:rStyle w:val="bzpyqfadein"/>
+        </w:rPr>
+      </w:pPr>
+      <w:r>
+        <w:rPr>
+          <w:rStyle w:val="bzpyqfadein"/>
+        </w:rPr>
+        <w:t xml:space="preserve">Descrição: O sistema deve permitir que usuários </w:t>
+      </w:r>
+      <w:proofErr w:type="gramStart"/>
+      <w:r>
+        <w:rPr>
+          <w:rStyle w:val="bzpyqfadein"/>
+        </w:rPr>
+        <w:t>visualizem</w:t>
+      </w:r>
+      <w:proofErr w:type="gramEnd"/>
+      <w:r>
+        <w:rPr>
+          <w:rStyle w:val="bzpyqfadein"/>
+        </w:rPr>
+        <w:t xml:space="preserve"> informações detalhadas do cuidador, incluindo experiência, avaliações e dados de contato.</w:t>
+      </w:r>
+    </w:p>
+    <w:p>
+      <w:pPr>
+        <w:rPr>
+          <w:rFonts w:ascii="Times New Roman" w:hAnsi="Times New Roman" w:cs="Times New Roman"/>
+          <w:sz w:val="24"/>
+          <w:szCs w:val="24"/>
+        </w:rPr>
+      </w:pPr>
+    </w:p>
+    <w:p>
+      <w:pPr>
+        <w:rPr>
+          <w:rFonts w:ascii="Times New Roman" w:hAnsi="Times New Roman" w:cs="Times New Roman"/>
+          <w:sz w:val="24"/>
+          <w:szCs w:val="24"/>
+        </w:rPr>
+      </w:pPr>
+      <w:r>
+        <w:rPr>
+          <w:rFonts w:ascii="Times New Roman" w:hAnsi="Times New Roman" w:cs="Times New Roman"/>
+          <w:sz w:val="24"/>
+          <w:szCs w:val="24"/>
+        </w:rPr>
+        <w:t xml:space="preserve">Prioridade: (X) essencial </w:t>
+      </w:r>
+      <w:proofErr w:type="gramStart"/>
+      <w:r>
+        <w:rPr>
+          <w:rFonts w:ascii="Times New Roman" w:hAnsi="Times New Roman" w:cs="Times New Roman"/>
+          <w:sz w:val="24"/>
+          <w:szCs w:val="24"/>
+        </w:rPr>
+        <w:t xml:space="preserve">( </w:t>
+      </w:r>
+      <w:proofErr w:type="gramEnd"/>
+      <w:r>
+        <w:rPr>
+          <w:rFonts w:ascii="Times New Roman" w:hAnsi="Times New Roman" w:cs="Times New Roman"/>
+          <w:sz w:val="24"/>
+          <w:szCs w:val="24"/>
+        </w:rPr>
+        <w:t>) importante ( ) desejável</w:t>
+      </w:r>
+    </w:p>
+    <w:p>
+      <w:pPr>
+        <w:rPr>
+          <w:rFonts w:ascii="Times New Roman" w:hAnsi="Times New Roman" w:cs="Times New Roman"/>
+          <w:sz w:val="24"/>
+          <w:szCs w:val="24"/>
+        </w:rPr>
+      </w:pPr>
+    </w:p>
+    <w:p>
+      <w:pPr>
+        <w:rPr>
+          <w:rFonts w:ascii="Times New Roman" w:hAnsi="Times New Roman" w:cs="Times New Roman"/>
+          <w:sz w:val="24"/>
+          <w:szCs w:val="24"/>
+        </w:rPr>
+      </w:pPr>
+      <w:r>
+        <w:rPr>
+          <w:rFonts w:ascii="Times New Roman" w:hAnsi="Times New Roman" w:cs="Times New Roman"/>
+          <w:sz w:val="24"/>
+          <w:szCs w:val="24"/>
+        </w:rPr>
+        <w:t>RF 6 – Avaliar cuidador</w:t>
+      </w:r>
+    </w:p>
+    <w:p>
+      <w:pPr>
+        <w:rPr>
+          <w:rStyle w:val="bzpyqfadein"/>
+        </w:rPr>
+      </w:pPr>
+      <w:r>
+        <w:rPr>
+          <w:rFonts w:ascii="Times New Roman" w:hAnsi="Times New Roman" w:cs="Times New Roman"/>
+          <w:sz w:val="24"/>
+          <w:szCs w:val="24"/>
+        </w:rPr>
+        <w:t>Descrição:</w:t>
+      </w:r>
+      <w:r>
+        <w:rPr>
           <w:rFonts w:ascii="Times New Roman" w:hAnsi="Times New Roman" w:cs="Times New Roman"/>
           <w:sz w:val="24"/>
           <w:szCs w:val="24"/>
@@ -395,193 +1067,225 @@
       </w:r>
       <w:r>
         <w:rPr>
-          <w:rFonts w:ascii="Times New Roman" w:hAnsi="Times New Roman" w:cs="Times New Roman"/>
-          <w:sz w:val="24"/>
-          <w:szCs w:val="24"/>
-        </w:rPr>
-        <w:t>e</w:t>
-      </w:r>
-      <w:r>
-        <w:rPr>
-          <w:rFonts w:ascii="Times New Roman" w:hAnsi="Times New Roman" w:cs="Times New Roman"/>
-          <w:sz w:val="24"/>
-          <w:szCs w:val="24"/>
-        </w:rPr>
-        <w:t xml:space="preserve">ssencial   ( ) </w:t>
-      </w:r>
-      <w:r>
-        <w:rPr>
-          <w:rFonts w:ascii="Times New Roman" w:hAnsi="Times New Roman" w:cs="Times New Roman"/>
-          <w:sz w:val="24"/>
-          <w:szCs w:val="24"/>
-        </w:rPr>
-        <w:t>i</w:t>
-      </w:r>
-      <w:r>
-        <w:rPr>
-          <w:rFonts w:ascii="Times New Roman" w:hAnsi="Times New Roman" w:cs="Times New Roman"/>
-          <w:sz w:val="24"/>
-          <w:szCs w:val="24"/>
-        </w:rPr>
-        <w:t xml:space="preserve">mportante  ( ) </w:t>
-      </w:r>
-      <w:r>
-        <w:rPr>
-          <w:rFonts w:ascii="Times New Roman" w:hAnsi="Times New Roman" w:cs="Times New Roman"/>
-          <w:sz w:val="24"/>
-          <w:szCs w:val="24"/>
-        </w:rPr>
-        <w:t>d</w:t>
-      </w:r>
-      <w:r>
-        <w:rPr>
-          <w:rFonts w:ascii="Times New Roman" w:hAnsi="Times New Roman" w:cs="Times New Roman"/>
-          <w:sz w:val="24"/>
-          <w:szCs w:val="24"/>
-        </w:rPr>
-        <w:t>esejável</w:t>
-      </w:r>
-    </w:p>
-    <w:p>
-      <w:pPr>
-        <w:rPr>
-          <w:rFonts w:ascii="Times New Roman" w:hAnsi="Times New Roman" w:cs="Times New Roman"/>
-          <w:sz w:val="24"/>
-          <w:szCs w:val="24"/>
-        </w:rPr>
-      </w:pPr>
-    </w:p>
-    <w:p>
-      <w:pPr>
-        <w:rPr>
-          <w:rFonts w:ascii="Times New Roman" w:hAnsi="Times New Roman" w:cs="Times New Roman"/>
-          <w:sz w:val="24"/>
-          <w:szCs w:val="24"/>
-        </w:rPr>
-      </w:pPr>
-      <w:r>
-        <w:rPr>
-          <w:rFonts w:ascii="Times New Roman" w:hAnsi="Times New Roman" w:cs="Times New Roman"/>
-          <w:sz w:val="24"/>
-          <w:szCs w:val="24"/>
-        </w:rPr>
-        <w:t>RF 2 – Título do requisito (nomear com verbo)</w:t>
-      </w:r>
-    </w:p>
-    <w:p>
-      <w:pPr>
-        <w:rPr>
-          <w:rFonts w:ascii="Times New Roman" w:hAnsi="Times New Roman" w:cs="Times New Roman"/>
-          <w:sz w:val="24"/>
-          <w:szCs w:val="24"/>
-        </w:rPr>
-      </w:pPr>
-      <w:r>
-        <w:rPr>
-          <w:rFonts w:ascii="Times New Roman" w:hAnsi="Times New Roman" w:cs="Times New Roman"/>
-          <w:sz w:val="24"/>
-          <w:szCs w:val="24"/>
+          <w:rStyle w:val="bzpyqfadein"/>
+        </w:rPr>
+        <w:t xml:space="preserve">O sistema deve permitir que familiares </w:t>
+      </w:r>
+      <w:proofErr w:type="gramStart"/>
+      <w:r>
+        <w:rPr>
+          <w:rStyle w:val="bzpyqfadein"/>
+        </w:rPr>
+        <w:t>avaliem</w:t>
+      </w:r>
+      <w:proofErr w:type="gramEnd"/>
+      <w:r>
+        <w:rPr>
+          <w:rStyle w:val="bzpyqfadein"/>
+        </w:rPr>
+        <w:t xml:space="preserve"> cuidadores após a prestação do serviço, atribuindo notas e comentários.</w:t>
+      </w:r>
+    </w:p>
+    <w:p>
+      <w:pPr>
+        <w:rPr>
+          <w:rFonts w:ascii="Times New Roman" w:hAnsi="Times New Roman" w:cs="Times New Roman"/>
+          <w:sz w:val="24"/>
+          <w:szCs w:val="24"/>
+        </w:rPr>
+      </w:pPr>
+    </w:p>
+    <w:p>
+      <w:pPr>
+        <w:rPr>
+          <w:rFonts w:ascii="Times New Roman" w:hAnsi="Times New Roman" w:cs="Times New Roman"/>
+          <w:sz w:val="24"/>
+          <w:szCs w:val="24"/>
+        </w:rPr>
+      </w:pPr>
+      <w:r>
+        <w:rPr>
+          <w:rFonts w:ascii="Times New Roman" w:hAnsi="Times New Roman" w:cs="Times New Roman"/>
+          <w:sz w:val="24"/>
+          <w:szCs w:val="24"/>
+        </w:rPr>
+        <w:t xml:space="preserve">Prioridade: </w:t>
+      </w:r>
+      <w:proofErr w:type="gramStart"/>
+      <w:r>
+        <w:rPr>
+          <w:rFonts w:ascii="Times New Roman" w:hAnsi="Times New Roman" w:cs="Times New Roman"/>
+          <w:sz w:val="24"/>
+          <w:szCs w:val="24"/>
+        </w:rPr>
+        <w:t xml:space="preserve">( </w:t>
+      </w:r>
+      <w:proofErr w:type="gramEnd"/>
+      <w:r>
+        <w:rPr>
+          <w:rFonts w:ascii="Times New Roman" w:hAnsi="Times New Roman" w:cs="Times New Roman"/>
+          <w:sz w:val="24"/>
+          <w:szCs w:val="24"/>
+        </w:rPr>
+        <w:t>) essencial (X) importante ( ) desejável</w:t>
+      </w:r>
+    </w:p>
+    <w:p>
+      <w:pPr>
+        <w:rPr>
+          <w:rFonts w:ascii="Times New Roman" w:hAnsi="Times New Roman" w:cs="Times New Roman"/>
+          <w:sz w:val="24"/>
+          <w:szCs w:val="24"/>
+        </w:rPr>
+      </w:pPr>
+    </w:p>
+    <w:p>
+      <w:pPr>
+        <w:rPr>
+          <w:rFonts w:ascii="Times New Roman" w:hAnsi="Times New Roman" w:cs="Times New Roman"/>
+          <w:sz w:val="24"/>
+          <w:szCs w:val="24"/>
+        </w:rPr>
+      </w:pPr>
+      <w:r>
+        <w:rPr>
+          <w:rFonts w:ascii="Times New Roman" w:hAnsi="Times New Roman" w:cs="Times New Roman"/>
+          <w:sz w:val="24"/>
+          <w:szCs w:val="24"/>
+        </w:rPr>
+        <w:t>RF 7 – Enviar mensagens</w:t>
+      </w:r>
+    </w:p>
+    <w:p>
+      <w:pPr>
+        <w:rPr>
+          <w:rStyle w:val="bzpyqfadein"/>
+        </w:rPr>
+      </w:pPr>
+      <w:r>
+        <w:rPr>
+          <w:rStyle w:val="bzpyqfadein"/>
+        </w:rPr>
+        <w:t xml:space="preserve">Descrição: </w:t>
+      </w:r>
+      <w:r>
+        <w:rPr>
+          <w:rStyle w:val="bzpyqfadein"/>
+        </w:rPr>
+        <w:t>O sistema deve permitir a comunicação entre familiares e cuidadores através de mensagens dentro da plataforma.</w:t>
+      </w:r>
+    </w:p>
+    <w:p>
+      <w:pPr>
+        <w:rPr>
+          <w:rFonts w:ascii="Times New Roman" w:hAnsi="Times New Roman" w:cs="Times New Roman"/>
+          <w:sz w:val="24"/>
+          <w:szCs w:val="24"/>
+        </w:rPr>
+      </w:pPr>
+    </w:p>
+    <w:p>
+      <w:pPr>
+        <w:rPr>
+          <w:rFonts w:ascii="Times New Roman" w:hAnsi="Times New Roman" w:cs="Times New Roman"/>
+          <w:sz w:val="24"/>
+          <w:szCs w:val="24"/>
+        </w:rPr>
+      </w:pPr>
+      <w:r>
+        <w:rPr>
+          <w:rFonts w:ascii="Times New Roman" w:hAnsi="Times New Roman" w:cs="Times New Roman"/>
+          <w:sz w:val="24"/>
+          <w:szCs w:val="24"/>
+        </w:rPr>
+        <w:t xml:space="preserve">Prioridade: </w:t>
+      </w:r>
+      <w:proofErr w:type="gramStart"/>
+      <w:r>
+        <w:rPr>
+          <w:rFonts w:ascii="Times New Roman" w:hAnsi="Times New Roman" w:cs="Times New Roman"/>
+          <w:sz w:val="24"/>
+          <w:szCs w:val="24"/>
+        </w:rPr>
+        <w:t xml:space="preserve">( </w:t>
+      </w:r>
+      <w:proofErr w:type="gramEnd"/>
+      <w:r>
+        <w:rPr>
+          <w:rFonts w:ascii="Times New Roman" w:hAnsi="Times New Roman" w:cs="Times New Roman"/>
+          <w:sz w:val="24"/>
+          <w:szCs w:val="24"/>
+        </w:rPr>
+        <w:t>) essencial (X) importante ( ) desejável</w:t>
+      </w:r>
+    </w:p>
+    <w:p>
+      <w:pPr>
+        <w:rPr>
+          <w:rFonts w:ascii="Times New Roman" w:hAnsi="Times New Roman" w:cs="Times New Roman"/>
+          <w:sz w:val="24"/>
+          <w:szCs w:val="24"/>
+        </w:rPr>
+      </w:pPr>
+    </w:p>
+    <w:p>
+      <w:pPr>
+        <w:rPr>
+          <w:rFonts w:ascii="Times New Roman" w:hAnsi="Times New Roman" w:cs="Times New Roman"/>
+          <w:sz w:val="24"/>
+          <w:szCs w:val="24"/>
+        </w:rPr>
+      </w:pPr>
+      <w:r>
+        <w:rPr>
+          <w:rFonts w:ascii="Times New Roman" w:hAnsi="Times New Roman" w:cs="Times New Roman"/>
+          <w:sz w:val="24"/>
+          <w:szCs w:val="24"/>
+        </w:rPr>
+        <w:t>RF 8 – Gerenciar perfil</w:t>
+      </w:r>
+    </w:p>
+    <w:p>
+      <w:pPr>
+        <w:rPr>
+          <w:rStyle w:val="bzpyqfadein"/>
+        </w:rPr>
+      </w:pPr>
+      <w:r>
+        <w:rPr>
+          <w:rStyle w:val="bzpyqfadein"/>
         </w:rPr>
         <w:t>Descrição:</w:t>
       </w:r>
-    </w:p>
-    <w:p>
-      <w:pPr>
-        <w:rPr>
-          <w:rFonts w:ascii="Times New Roman" w:hAnsi="Times New Roman" w:cs="Times New Roman"/>
-          <w:sz w:val="24"/>
-          <w:szCs w:val="24"/>
-        </w:rPr>
-      </w:pPr>
-      <w:r>
-        <w:rPr>
-          <w:rFonts w:ascii="Times New Roman" w:hAnsi="Times New Roman" w:cs="Times New Roman"/>
-          <w:sz w:val="24"/>
-          <w:szCs w:val="24"/>
+      <w:r>
+        <w:rPr>
+          <w:rStyle w:val="bzpyqfadein"/>
         </w:rPr>
         <w:t xml:space="preserve"> </w:t>
       </w:r>
-    </w:p>
-    <w:p>
-      <w:pPr>
-        <w:rPr>
-          <w:rFonts w:ascii="Times New Roman" w:hAnsi="Times New Roman" w:cs="Times New Roman"/>
-          <w:sz w:val="24"/>
-          <w:szCs w:val="24"/>
-        </w:rPr>
-      </w:pPr>
-      <w:r>
-        <w:rPr>
-          <w:rFonts w:ascii="Times New Roman" w:hAnsi="Times New Roman" w:cs="Times New Roman"/>
-          <w:sz w:val="24"/>
-          <w:szCs w:val="24"/>
-        </w:rPr>
-        <w:t xml:space="preserve">Prioridade: ( </w:t>
-      </w:r>
-      <w:r>
-        <w:rPr>
-          <w:rFonts w:ascii="Times New Roman" w:hAnsi="Times New Roman" w:cs="Times New Roman"/>
-          <w:sz w:val="24"/>
-          <w:szCs w:val="24"/>
-        </w:rPr>
-        <w:t>)</w:t>
-      </w:r>
-      <w:r>
-        <w:rPr>
-          <w:rFonts w:ascii="Times New Roman" w:hAnsi="Times New Roman" w:cs="Times New Roman"/>
-          <w:sz w:val="24"/>
-          <w:szCs w:val="24"/>
-        </w:rPr>
-        <w:t xml:space="preserve"> </w:t>
-      </w:r>
-      <w:r>
-        <w:rPr>
-          <w:rFonts w:ascii="Times New Roman" w:hAnsi="Times New Roman" w:cs="Times New Roman"/>
-          <w:sz w:val="24"/>
-          <w:szCs w:val="24"/>
-        </w:rPr>
-        <w:t>e</w:t>
-      </w:r>
-      <w:r>
-        <w:rPr>
-          <w:rFonts w:ascii="Times New Roman" w:hAnsi="Times New Roman" w:cs="Times New Roman"/>
-          <w:sz w:val="24"/>
-          <w:szCs w:val="24"/>
-        </w:rPr>
-        <w:t xml:space="preserve">ssencial   ( ) </w:t>
-      </w:r>
-      <w:r>
-        <w:rPr>
-          <w:rFonts w:ascii="Times New Roman" w:hAnsi="Times New Roman" w:cs="Times New Roman"/>
-          <w:sz w:val="24"/>
-          <w:szCs w:val="24"/>
-        </w:rPr>
-        <w:t>i</w:t>
-      </w:r>
-      <w:r>
-        <w:rPr>
-          <w:rFonts w:ascii="Times New Roman" w:hAnsi="Times New Roman" w:cs="Times New Roman"/>
-          <w:sz w:val="24"/>
-          <w:szCs w:val="24"/>
-        </w:rPr>
-        <w:t xml:space="preserve">mportante  ( ) </w:t>
-      </w:r>
-      <w:r>
-        <w:rPr>
-          <w:rFonts w:ascii="Times New Roman" w:hAnsi="Times New Roman" w:cs="Times New Roman"/>
-          <w:sz w:val="24"/>
-          <w:szCs w:val="24"/>
-        </w:rPr>
-        <w:t>d</w:t>
-      </w:r>
-      <w:r>
-        <w:rPr>
-          <w:rFonts w:ascii="Times New Roman" w:hAnsi="Times New Roman" w:cs="Times New Roman"/>
-          <w:sz w:val="24"/>
-          <w:szCs w:val="24"/>
-        </w:rPr>
-        <w:t>esejável</w:t>
-      </w:r>
+      <w:r>
+        <w:rPr>
+          <w:rStyle w:val="bzpyqfadein"/>
+        </w:rPr>
+        <w:t>O sistema deve permitir que usuários a</w:t>
+      </w:r>
+      <w:bookmarkStart w:id="0" w:name="_GoBack"/>
+      <w:bookmarkEnd w:id="0"/>
+      <w:r>
+        <w:rPr>
+          <w:rStyle w:val="bzpyqfadein"/>
+        </w:rPr>
+        <w:t>tualizem suas informações pessoais, foto de perfil, senha e dados de contato.</w:t>
+      </w:r>
+    </w:p>
+    <w:p>
+      <w:pPr>
+        <w:rPr>
+          <w:rFonts w:ascii="Times New Roman" w:hAnsi="Times New Roman" w:cs="Times New Roman"/>
+          <w:sz w:val="24"/>
+          <w:szCs w:val="24"/>
+        </w:rPr>
+      </w:pPr>
     </w:p>
     <w:p>
       <w:pPr>
@@ -591,14 +1295,40 @@
           <w:szCs w:val="20"/>
         </w:rPr>
       </w:pPr>
+      <w:r>
+        <w:rPr>
+          <w:rFonts w:ascii="Times New Roman" w:hAnsi="Times New Roman" w:cs="Times New Roman"/>
+          <w:sz w:val="24"/>
+          <w:szCs w:val="24"/>
+        </w:rPr>
+        <w:t xml:space="preserve">Prioridade: </w:t>
+      </w:r>
+      <w:proofErr w:type="gramStart"/>
+      <w:r>
+        <w:rPr>
+          <w:rFonts w:ascii="Times New Roman" w:hAnsi="Times New Roman" w:cs="Times New Roman"/>
+          <w:sz w:val="24"/>
+          <w:szCs w:val="24"/>
+        </w:rPr>
+        <w:t xml:space="preserve">( </w:t>
+      </w:r>
+      <w:proofErr w:type="gramEnd"/>
+      <w:r>
+        <w:rPr>
+          <w:rFonts w:ascii="Times New Roman" w:hAnsi="Times New Roman" w:cs="Times New Roman"/>
+          <w:sz w:val="24"/>
+          <w:szCs w:val="24"/>
+        </w:rPr>
+        <w:t>) essencial (X) importante ( ) desejável</w:t>
+      </w:r>
     </w:p>
     <w:sectPr>
-      <w:headerReference w:type="even" r:id="rId6"/>
-      <w:headerReference w:type="default" r:id="rId7"/>
-      <w:footerReference w:type="even" r:id="rId8"/>
-      <w:footerReference w:type="default" r:id="rId9"/>
-      <w:headerReference w:type="first" r:id="rId10"/>
-      <w:footerReference w:type="first" r:id="rId11"/>
+      <w:headerReference w:type="even" r:id="rId7"/>
+      <w:headerReference w:type="default" r:id="rId8"/>
+      <w:footerReference w:type="even" r:id="rId9"/>
+      <w:footerReference w:type="default" r:id="rId10"/>
+      <w:headerReference w:type="first" r:id="rId11"/>
+      <w:footerReference w:type="first" r:id="rId12"/>
       <w:pgSz w:w="11906" w:h="16838"/>
       <w:pgMar w:top="1417" w:right="1701" w:bottom="1417" w:left="1701" w:header="708" w:footer="708" w:gutter="0"/>
       <w:cols w:space="708"/>
@@ -609,7 +1339,7 @@
 </file>
 
 <file path=word/endnotes.xml><?xml version="1.0" encoding="utf-8"?>
-<w:endnotes xmlns:wpc="http://schemas.microsoft.com/office/word/2010/wordprocessingCanvas" xmlns:cx="http://schemas.microsoft.com/office/drawing/2014/chartex" xmlns:cx1="http://schemas.microsoft.com/office/drawing/2015/9/8/chartex" xmlns:mc="http://schemas.openxmlformats.org/markup-compatibility/2006" xmlns:o="urn:schemas-microsoft-com:office:office" xmlns:r="http://schemas.openxmlformats.org/officeDocument/2006/relationships" xmlns:m="http://schemas.openxmlformats.org/officeDocument/2006/math" xmlns:v="urn:schemas-microsoft-com:vml" xmlns:wp14="http://schemas.microsoft.com/office/word/2010/wordprocessingDrawing" xmlns:wp="http://schemas.openxmlformats.org/drawingml/2006/wordprocessingDrawing" xmlns:w10="urn:schemas-microsoft-com:office:word" xmlns:w="http://schemas.openxmlformats.org/wordprocessingml/2006/main" xmlns:w14="http://schemas.microsoft.com/office/word/2010/wordml" xmlns:w15="http://schemas.microsoft.com/office/word/2012/wordml" xmlns:w16se="http://schemas.microsoft.com/office/word/2015/wordml/symex" xmlns:wpg="http://schemas.microsoft.com/office/word/2010/wordprocessingGroup" xmlns:wpi="http://schemas.microsoft.com/office/word/2010/wordprocessingInk" xmlns:wne="http://schemas.microsoft.com/office/word/2006/wordml" xmlns:wps="http://schemas.microsoft.com/office/word/2010/wordprocessingShape" mc:Ignorable="w14 w15 w16se wp14">
+<w:endnotes xmlns:wpc="http://schemas.microsoft.com/office/word/2010/wordprocessingCanvas" xmlns:mc="http://schemas.openxmlformats.org/markup-compatibility/2006" xmlns:o="urn:schemas-microsoft-com:office:office" xmlns:r="http://schemas.openxmlformats.org/officeDocument/2006/relationships" xmlns:m="http://schemas.openxmlformats.org/officeDocument/2006/math" xmlns:v="urn:schemas-microsoft-com:vml" xmlns:wp14="http://schemas.microsoft.com/office/word/2010/wordprocessingDrawing" xmlns:wp="http://schemas.openxmlformats.org/drawingml/2006/wordprocessingDrawing" xmlns:w10="urn:schemas-microsoft-com:office:word" xmlns:w="http://schemas.openxmlformats.org/wordprocessingml/2006/main" xmlns:w14="http://schemas.microsoft.com/office/word/2010/wordml" xmlns:wpg="http://schemas.microsoft.com/office/word/2010/wordprocessingGroup" xmlns:wpi="http://schemas.microsoft.com/office/word/2010/wordprocessingInk" xmlns:wne="http://schemas.microsoft.com/office/word/2006/wordml" xmlns:wps="http://schemas.microsoft.com/office/word/2010/wordprocessingShape" mc:Ignorable="w14 wp14">
   <w:endnote w:type="separator" w:id="-1">
     <w:p>
       <w:pPr>
@@ -634,7 +1364,7 @@
 </file>
 
 <file path=word/footer1.xml><?xml version="1.0" encoding="utf-8"?>
-<w:ftr xmlns:wpc="http://schemas.microsoft.com/office/word/2010/wordprocessingCanvas" xmlns:cx="http://schemas.microsoft.com/office/drawing/2014/chartex" xmlns:cx1="http://schemas.microsoft.com/office/drawing/2015/9/8/chartex" xmlns:mc="http://schemas.openxmlformats.org/markup-compatibility/2006" xmlns:o="urn:schemas-microsoft-com:office:office" xmlns:r="http://schemas.openxmlformats.org/officeDocument/2006/relationships" xmlns:m="http://schemas.openxmlformats.org/officeDocument/2006/math" xmlns:v="urn:schemas-microsoft-com:vml" xmlns:wp14="http://schemas.microsoft.com/office/word/2010/wordprocessingDrawing" xmlns:wp="http://schemas.openxmlformats.org/drawingml/2006/wordprocessingDrawing" xmlns:w10="urn:schemas-microsoft-com:office:word" xmlns:w="http://schemas.openxmlformats.org/wordprocessingml/2006/main" xmlns:w14="http://schemas.microsoft.com/office/word/2010/wordml" xmlns:w15="http://schemas.microsoft.com/office/word/2012/wordml" xmlns:w16se="http://schemas.microsoft.com/office/word/2015/wordml/symex" xmlns:wpg="http://schemas.microsoft.com/office/word/2010/wordprocessingGroup" xmlns:wpi="http://schemas.microsoft.com/office/word/2010/wordprocessingInk" xmlns:wne="http://schemas.microsoft.com/office/word/2006/wordml" xmlns:wps="http://schemas.microsoft.com/office/word/2010/wordprocessingShape" mc:Ignorable="w14 w15 w16se wp14">
+<w:ftr xmlns:wpc="http://schemas.microsoft.com/office/word/2010/wordprocessingCanvas" xmlns:mc="http://schemas.openxmlformats.org/markup-compatibility/2006" xmlns:o="urn:schemas-microsoft-com:office:office" xmlns:r="http://schemas.openxmlformats.org/officeDocument/2006/relationships" xmlns:m="http://schemas.openxmlformats.org/officeDocument/2006/math" xmlns:v="urn:schemas-microsoft-com:vml" xmlns:wp14="http://schemas.microsoft.com/office/word/2010/wordprocessingDrawing" xmlns:wp="http://schemas.openxmlformats.org/drawingml/2006/wordprocessingDrawing" xmlns:w10="urn:schemas-microsoft-com:office:word" xmlns:w="http://schemas.openxmlformats.org/wordprocessingml/2006/main" xmlns:w14="http://schemas.microsoft.com/office/word/2010/wordml" xmlns:wpg="http://schemas.microsoft.com/office/word/2010/wordprocessingGroup" xmlns:wpi="http://schemas.microsoft.com/office/word/2010/wordprocessingInk" xmlns:wne="http://schemas.microsoft.com/office/word/2006/wordml" xmlns:wps="http://schemas.microsoft.com/office/word/2010/wordprocessingShape" mc:Ignorable="w14 wp14">
   <w:p>
     <w:pPr>
       <w:pStyle w:val="Rodap"/>
@@ -644,7 +1374,7 @@
 </file>
 
 <file path=word/footer2.xml><?xml version="1.0" encoding="utf-8"?>
-<w:ftr xmlns:wpc="http://schemas.microsoft.com/office/word/2010/wordprocessingCanvas" xmlns:cx="http://schemas.microsoft.com/office/drawing/2014/chartex" xmlns:cx1="http://schemas.microsoft.com/office/drawing/2015/9/8/chartex" xmlns:mc="http://schemas.openxmlformats.org/markup-compatibility/2006" xmlns:o="urn:schemas-microsoft-com:office:office" xmlns:r="http://schemas.openxmlformats.org/officeDocument/2006/relationships" xmlns:m="http://schemas.openxmlformats.org/officeDocument/2006/math" xmlns:v="urn:schemas-microsoft-com:vml" xmlns:wp14="http://schemas.microsoft.com/office/word/2010/wordprocessingDrawing" xmlns:wp="http://schemas.openxmlformats.org/drawingml/2006/wordprocessingDrawing" xmlns:w10="urn:schemas-microsoft-com:office:word" xmlns:w="http://schemas.openxmlformats.org/wordprocessingml/2006/main" xmlns:w14="http://schemas.microsoft.com/office/word/2010/wordml" xmlns:w15="http://schemas.microsoft.com/office/word/2012/wordml" xmlns:w16se="http://schemas.microsoft.com/office/word/2015/wordml/symex" xmlns:wpg="http://schemas.microsoft.com/office/word/2010/wordprocessingGroup" xmlns:wpi="http://schemas.microsoft.com/office/word/2010/wordprocessingInk" xmlns:wne="http://schemas.microsoft.com/office/word/2006/wordml" xmlns:wps="http://schemas.microsoft.com/office/word/2010/wordprocessingShape" mc:Ignorable="w14 w15 w16se wp14">
+<w:ftr xmlns:wpc="http://schemas.microsoft.com/office/word/2010/wordprocessingCanvas" xmlns:mc="http://schemas.openxmlformats.org/markup-compatibility/2006" xmlns:o="urn:schemas-microsoft-com:office:office" xmlns:r="http://schemas.openxmlformats.org/officeDocument/2006/relationships" xmlns:m="http://schemas.openxmlformats.org/officeDocument/2006/math" xmlns:v="urn:schemas-microsoft-com:vml" xmlns:wp14="http://schemas.microsoft.com/office/word/2010/wordprocessingDrawing" xmlns:wp="http://schemas.openxmlformats.org/drawingml/2006/wordprocessingDrawing" xmlns:w10="urn:schemas-microsoft-com:office:word" xmlns:w="http://schemas.openxmlformats.org/wordprocessingml/2006/main" xmlns:w14="http://schemas.microsoft.com/office/word/2010/wordml" xmlns:wpg="http://schemas.microsoft.com/office/word/2010/wordprocessingGroup" xmlns:wpi="http://schemas.microsoft.com/office/word/2010/wordprocessingInk" xmlns:wne="http://schemas.microsoft.com/office/word/2006/wordml" xmlns:wps="http://schemas.microsoft.com/office/word/2010/wordprocessingShape" mc:Ignorable="w14 wp14">
   <w:p>
     <w:pPr>
       <w:pStyle w:val="Rodap"/>
@@ -694,7 +1424,7 @@
         <w:sz w:val="20"/>
         <w:szCs w:val="20"/>
       </w:rPr>
-      <w:t>1</w:t>
+      <w:t>2</w:t>
     </w:r>
     <w:r>
       <w:rPr>
@@ -743,7 +1473,7 @@
         <w:sz w:val="20"/>
         <w:szCs w:val="20"/>
       </w:rPr>
-      <w:t>1</w:t>
+      <w:t>2</w:t>
     </w:r>
     <w:r>
       <w:rPr>
@@ -758,7 +1488,7 @@
 </file>
 
 <file path=word/footer3.xml><?xml version="1.0" encoding="utf-8"?>
-<w:ftr xmlns:wpc="http://schemas.microsoft.com/office/word/2010/wordprocessingCanvas" xmlns:cx="http://schemas.microsoft.com/office/drawing/2014/chartex" xmlns:cx1="http://schemas.microsoft.com/office/drawing/2015/9/8/chartex" xmlns:mc="http://schemas.openxmlformats.org/markup-compatibility/2006" xmlns:o="urn:schemas-microsoft-com:office:office" xmlns:r="http://schemas.openxmlformats.org/officeDocument/2006/relationships" xmlns:m="http://schemas.openxmlformats.org/officeDocument/2006/math" xmlns:v="urn:schemas-microsoft-com:vml" xmlns:wp14="http://schemas.microsoft.com/office/word/2010/wordprocessingDrawing" xmlns:wp="http://schemas.openxmlformats.org/drawingml/2006/wordprocessingDrawing" xmlns:w10="urn:schemas-microsoft-com:office:word" xmlns:w="http://schemas.openxmlformats.org/wordprocessingml/2006/main" xmlns:w14="http://schemas.microsoft.com/office/word/2010/wordml" xmlns:w15="http://schemas.microsoft.com/office/word/2012/wordml" xmlns:w16se="http://schemas.microsoft.com/office/word/2015/wordml/symex" xmlns:wpg="http://schemas.microsoft.com/office/word/2010/wordprocessingGroup" xmlns:wpi="http://schemas.microsoft.com/office/word/2010/wordprocessingInk" xmlns:wne="http://schemas.microsoft.com/office/word/2006/wordml" xmlns:wps="http://schemas.microsoft.com/office/word/2010/wordprocessingShape" mc:Ignorable="w14 w15 w16se wp14">
+<w:ftr xmlns:wpc="http://schemas.microsoft.com/office/word/2010/wordprocessingCanvas" xmlns:mc="http://schemas.openxmlformats.org/markup-compatibility/2006" xmlns:o="urn:schemas-microsoft-com:office:office" xmlns:r="http://schemas.openxmlformats.org/officeDocument/2006/relationships" xmlns:m="http://schemas.openxmlformats.org/officeDocument/2006/math" xmlns:v="urn:schemas-microsoft-com:vml" xmlns:wp14="http://schemas.microsoft.com/office/word/2010/wordprocessingDrawing" xmlns:wp="http://schemas.openxmlformats.org/drawingml/2006/wordprocessingDrawing" xmlns:w10="urn:schemas-microsoft-com:office:word" xmlns:w="http://schemas.openxmlformats.org/wordprocessingml/2006/main" xmlns:w14="http://schemas.microsoft.com/office/word/2010/wordml" xmlns:wpg="http://schemas.microsoft.com/office/word/2010/wordprocessingGroup" xmlns:wpi="http://schemas.microsoft.com/office/word/2010/wordprocessingInk" xmlns:wne="http://schemas.microsoft.com/office/word/2006/wordml" xmlns:wps="http://schemas.microsoft.com/office/word/2010/wordprocessingShape" mc:Ignorable="w14 wp14">
   <w:p>
     <w:pPr>
       <w:pStyle w:val="Rodap"/>
@@ -768,7 +1498,7 @@
 </file>
 
 <file path=word/footnotes.xml><?xml version="1.0" encoding="utf-8"?>
-<w:footnotes xmlns:wpc="http://schemas.microsoft.com/office/word/2010/wordprocessingCanvas" xmlns:cx="http://schemas.microsoft.com/office/drawing/2014/chartex" xmlns:cx1="http://schemas.microsoft.com/office/drawing/2015/9/8/chartex" xmlns:mc="http://schemas.openxmlformats.org/markup-compatibility/2006" xmlns:o="urn:schemas-microsoft-com:office:office" xmlns:r="http://schemas.openxmlformats.org/officeDocument/2006/relationships" xmlns:m="http://schemas.openxmlformats.org/officeDocument/2006/math" xmlns:v="urn:schemas-microsoft-com:vml" xmlns:wp14="http://schemas.microsoft.com/office/word/2010/wordprocessingDrawing" xmlns:wp="http://schemas.openxmlformats.org/drawingml/2006/wordprocessingDrawing" xmlns:w10="urn:schemas-microsoft-com:office:word" xmlns:w="http://schemas.openxmlformats.org/wordprocessingml/2006/main" xmlns:w14="http://schemas.microsoft.com/office/word/2010/wordml" xmlns:w15="http://schemas.microsoft.com/office/word/2012/wordml" xmlns:w16se="http://schemas.microsoft.com/office/word/2015/wordml/symex" xmlns:wpg="http://schemas.microsoft.com/office/word/2010/wordprocessingGroup" xmlns:wpi="http://schemas.microsoft.com/office/word/2010/wordprocessingInk" xmlns:wne="http://schemas.microsoft.com/office/word/2006/wordml" xmlns:wps="http://schemas.microsoft.com/office/word/2010/wordprocessingShape" mc:Ignorable="w14 w15 w16se wp14">
+<w:footnotes xmlns:wpc="http://schemas.microsoft.com/office/word/2010/wordprocessingCanvas" xmlns:mc="http://schemas.openxmlformats.org/markup-compatibility/2006" xmlns:o="urn:schemas-microsoft-com:office:office" xmlns:r="http://schemas.openxmlformats.org/officeDocument/2006/relationships" xmlns:m="http://schemas.openxmlformats.org/officeDocument/2006/math" xmlns:v="urn:schemas-microsoft-com:vml" xmlns:wp14="http://schemas.microsoft.com/office/word/2010/wordprocessingDrawing" xmlns:wp="http://schemas.openxmlformats.org/drawingml/2006/wordprocessingDrawing" xmlns:w10="urn:schemas-microsoft-com:office:word" xmlns:w="http://schemas.openxmlformats.org/wordprocessingml/2006/main" xmlns:w14="http://schemas.microsoft.com/office/word/2010/wordml" xmlns:wpg="http://schemas.microsoft.com/office/word/2010/wordprocessingGroup" xmlns:wpi="http://schemas.microsoft.com/office/word/2010/wordprocessingInk" xmlns:wne="http://schemas.microsoft.com/office/word/2006/wordml" xmlns:wps="http://schemas.microsoft.com/office/word/2010/wordprocessingShape" mc:Ignorable="w14 wp14">
   <w:footnote w:type="separator" w:id="-1">
     <w:p>
       <w:pPr>
@@ -793,7 +1523,7 @@
 </file>
 
 <file path=word/header1.xml><?xml version="1.0" encoding="utf-8"?>
-<w:hdr xmlns:wpc="http://schemas.microsoft.com/office/word/2010/wordprocessingCanvas" xmlns:cx="http://schemas.microsoft.com/office/drawing/2014/chartex" xmlns:cx1="http://schemas.microsoft.com/office/drawing/2015/9/8/chartex" xmlns:mc="http://schemas.openxmlformats.org/markup-compatibility/2006" xmlns:o="urn:schemas-microsoft-com:office:office" xmlns:r="http://schemas.openxmlformats.org/officeDocument/2006/relationships" xmlns:m="http://schemas.openxmlformats.org/officeDocument/2006/math" xmlns:v="urn:schemas-microsoft-com:vml" xmlns:wp14="http://schemas.microsoft.com/office/word/2010/wordprocessingDrawing" xmlns:wp="http://schemas.openxmlformats.org/drawingml/2006/wordprocessingDrawing" xmlns:w10="urn:schemas-microsoft-com:office:word" xmlns:w="http://schemas.openxmlformats.org/wordprocessingml/2006/main" xmlns:w14="http://schemas.microsoft.com/office/word/2010/wordml" xmlns:w15="http://schemas.microsoft.com/office/word/2012/wordml" xmlns:w16se="http://schemas.microsoft.com/office/word/2015/wordml/symex" xmlns:wpg="http://schemas.microsoft.com/office/word/2010/wordprocessingGroup" xmlns:wpi="http://schemas.microsoft.com/office/word/2010/wordprocessingInk" xmlns:wne="http://schemas.microsoft.com/office/word/2006/wordml" xmlns:wps="http://schemas.microsoft.com/office/word/2010/wordprocessingShape" mc:Ignorable="w14 w15 w16se wp14">
+<w:hdr xmlns:wpc="http://schemas.microsoft.com/office/word/2010/wordprocessingCanvas" xmlns:mc="http://schemas.openxmlformats.org/markup-compatibility/2006" xmlns:o="urn:schemas-microsoft-com:office:office" xmlns:r="http://schemas.openxmlformats.org/officeDocument/2006/relationships" xmlns:m="http://schemas.openxmlformats.org/officeDocument/2006/math" xmlns:v="urn:schemas-microsoft-com:vml" xmlns:wp14="http://schemas.microsoft.com/office/word/2010/wordprocessingDrawing" xmlns:wp="http://schemas.openxmlformats.org/drawingml/2006/wordprocessingDrawing" xmlns:w10="urn:schemas-microsoft-com:office:word" xmlns:w="http://schemas.openxmlformats.org/wordprocessingml/2006/main" xmlns:w14="http://schemas.microsoft.com/office/word/2010/wordml" xmlns:wpg="http://schemas.microsoft.com/office/word/2010/wordprocessingGroup" xmlns:wpi="http://schemas.microsoft.com/office/word/2010/wordprocessingInk" xmlns:wne="http://schemas.microsoft.com/office/word/2006/wordml" xmlns:wps="http://schemas.microsoft.com/office/word/2010/wordprocessingShape" mc:Ignorable="w14 wp14">
   <w:p>
     <w:pPr>
       <w:pStyle w:val="Cabealho"/>
@@ -803,7 +1533,7 @@
 </file>
 
 <file path=word/header2.xml><?xml version="1.0" encoding="utf-8"?>
-<w:hdr xmlns:wpc="http://schemas.microsoft.com/office/word/2010/wordprocessingCanvas" xmlns:cx="http://schemas.microsoft.com/office/drawing/2014/chartex" xmlns:cx1="http://schemas.microsoft.com/office/drawing/2015/9/8/chartex" xmlns:mc="http://schemas.openxmlformats.org/markup-compatibility/2006" xmlns:o="urn:schemas-microsoft-com:office:office" xmlns:r="http://schemas.openxmlformats.org/officeDocument/2006/relationships" xmlns:m="http://schemas.openxmlformats.org/officeDocument/2006/math" xmlns:v="urn:schemas-microsoft-com:vml" xmlns:wp14="http://schemas.microsoft.com/office/word/2010/wordprocessingDrawing" xmlns:wp="http://schemas.openxmlformats.org/drawingml/2006/wordprocessingDrawing" xmlns:w10="urn:schemas-microsoft-com:office:word" xmlns:w="http://schemas.openxmlformats.org/wordprocessingml/2006/main" xmlns:w14="http://schemas.microsoft.com/office/word/2010/wordml" xmlns:w15="http://schemas.microsoft.com/office/word/2012/wordml" xmlns:w16se="http://schemas.microsoft.com/office/word/2015/wordml/symex" xmlns:wpg="http://schemas.microsoft.com/office/word/2010/wordprocessingGroup" xmlns:wpi="http://schemas.microsoft.com/office/word/2010/wordprocessingInk" xmlns:wne="http://schemas.microsoft.com/office/word/2006/wordml" xmlns:wps="http://schemas.microsoft.com/office/word/2010/wordprocessingShape" mc:Ignorable="w14 w15 w16se wp14">
+<w:hdr xmlns:wpc="http://schemas.microsoft.com/office/word/2010/wordprocessingCanvas" xmlns:mc="http://schemas.openxmlformats.org/markup-compatibility/2006" xmlns:o="urn:schemas-microsoft-com:office:office" xmlns:r="http://schemas.openxmlformats.org/officeDocument/2006/relationships" xmlns:m="http://schemas.openxmlformats.org/officeDocument/2006/math" xmlns:v="urn:schemas-microsoft-com:vml" xmlns:wp14="http://schemas.microsoft.com/office/word/2010/wordprocessingDrawing" xmlns:wp="http://schemas.openxmlformats.org/drawingml/2006/wordprocessingDrawing" xmlns:w10="urn:schemas-microsoft-com:office:word" xmlns:w="http://schemas.openxmlformats.org/wordprocessingml/2006/main" xmlns:w14="http://schemas.microsoft.com/office/word/2010/wordml" xmlns:wpg="http://schemas.microsoft.com/office/word/2010/wordprocessingGroup" xmlns:wpi="http://schemas.microsoft.com/office/word/2010/wordprocessingInk" xmlns:wne="http://schemas.microsoft.com/office/word/2006/wordml" xmlns:wps="http://schemas.microsoft.com/office/word/2010/wordprocessingShape" mc:Ignorable="w14 wp14">
   <w:p>
     <w:pPr>
       <w:pStyle w:val="Cabealho"/>
@@ -819,7 +1549,7 @@
 </file>
 
 <file path=word/header3.xml><?xml version="1.0" encoding="utf-8"?>
-<w:hdr xmlns:wpc="http://schemas.microsoft.com/office/word/2010/wordprocessingCanvas" xmlns:cx="http://schemas.microsoft.com/office/drawing/2014/chartex" xmlns:cx1="http://schemas.microsoft.com/office/drawing/2015/9/8/chartex" xmlns:mc="http://schemas.openxmlformats.org/markup-compatibility/2006" xmlns:o="urn:schemas-microsoft-com:office:office" xmlns:r="http://schemas.openxmlformats.org/officeDocument/2006/relationships" xmlns:m="http://schemas.openxmlformats.org/officeDocument/2006/math" xmlns:v="urn:schemas-microsoft-com:vml" xmlns:wp14="http://schemas.microsoft.com/office/word/2010/wordprocessingDrawing" xmlns:wp="http://schemas.openxmlformats.org/drawingml/2006/wordprocessingDrawing" xmlns:w10="urn:schemas-microsoft-com:office:word" xmlns:w="http://schemas.openxmlformats.org/wordprocessingml/2006/main" xmlns:w14="http://schemas.microsoft.com/office/word/2010/wordml" xmlns:w15="http://schemas.microsoft.com/office/word/2012/wordml" xmlns:w16se="http://schemas.microsoft.com/office/word/2015/wordml/symex" xmlns:wpg="http://schemas.microsoft.com/office/word/2010/wordprocessingGroup" xmlns:wpi="http://schemas.microsoft.com/office/word/2010/wordprocessingInk" xmlns:wne="http://schemas.microsoft.com/office/word/2006/wordml" xmlns:wps="http://schemas.microsoft.com/office/word/2010/wordprocessingShape" mc:Ignorable="w14 w15 w16se wp14">
+<w:hdr xmlns:wpc="http://schemas.microsoft.com/office/word/2010/wordprocessingCanvas" xmlns:mc="http://schemas.openxmlformats.org/markup-compatibility/2006" xmlns:o="urn:schemas-microsoft-com:office:office" xmlns:r="http://schemas.openxmlformats.org/officeDocument/2006/relationships" xmlns:m="http://schemas.openxmlformats.org/officeDocument/2006/math" xmlns:v="urn:schemas-microsoft-com:vml" xmlns:wp14="http://schemas.microsoft.com/office/word/2010/wordprocessingDrawing" xmlns:wp="http://schemas.openxmlformats.org/drawingml/2006/wordprocessingDrawing" xmlns:w10="urn:schemas-microsoft-com:office:word" xmlns:w="http://schemas.openxmlformats.org/wordprocessingml/2006/main" xmlns:w14="http://schemas.microsoft.com/office/word/2010/wordml" xmlns:wpg="http://schemas.microsoft.com/office/word/2010/wordprocessingGroup" xmlns:wpi="http://schemas.microsoft.com/office/word/2010/wordprocessingInk" xmlns:wne="http://schemas.microsoft.com/office/word/2006/wordml" xmlns:wps="http://schemas.microsoft.com/office/word/2010/wordprocessingShape" mc:Ignorable="w14 wp14">
   <w:p>
     <w:pPr>
       <w:pStyle w:val="Cabealho"/>
@@ -829,7 +1559,7 @@
 </file>
 
 <file path=word/styles.xml><?xml version="1.0" encoding="utf-8"?>
-<w:styles xmlns:mc="http://schemas.openxmlformats.org/markup-compatibility/2006" xmlns:r="http://schemas.openxmlformats.org/officeDocument/2006/relationships" xmlns:w="http://schemas.openxmlformats.org/wordprocessingml/2006/main" xmlns:w14="http://schemas.microsoft.com/office/word/2010/wordml" xmlns:w15="http://schemas.microsoft.com/office/word/2012/wordml" xmlns:w16se="http://schemas.microsoft.com/office/word/2015/wordml/symex" mc:Ignorable="w14 w15 w16se">
+<w:styles xmlns:mc="http://schemas.openxmlformats.org/markup-compatibility/2006" xmlns:r="http://schemas.openxmlformats.org/officeDocument/2006/relationships" xmlns:w="http://schemas.openxmlformats.org/wordprocessingml/2006/main" xmlns:w14="http://schemas.microsoft.com/office/word/2010/wordml" mc:Ignorable="w14">
   <w:docDefaults>
     <w:rPrDefault>
       <w:rPr>
@@ -845,378 +1575,144 @@
       </w:pPr>
     </w:pPrDefault>
   </w:docDefaults>
-  <w:latentStyles w:defLockedState="0" w:defUIPriority="99" w:defSemiHidden="0" w:defUnhideWhenUsed="0" w:defQFormat="0" w:count="371">
-    <w:lsdException w:name="Normal" w:uiPriority="0" w:qFormat="1"/>
-    <w:lsdException w:name="heading 1" w:uiPriority="9" w:qFormat="1"/>
-    <w:lsdException w:name="heading 2" w:semiHidden="1" w:uiPriority="9" w:unhideWhenUsed="1" w:qFormat="1"/>
-    <w:lsdException w:name="heading 3" w:semiHidden="1" w:uiPriority="9" w:unhideWhenUsed="1" w:qFormat="1"/>
-    <w:lsdException w:name="heading 4" w:semiHidden="1" w:uiPriority="9" w:unhideWhenUsed="1" w:qFormat="1"/>
-    <w:lsdException w:name="heading 5" w:semiHidden="1" w:uiPriority="9" w:unhideWhenUsed="1" w:qFormat="1"/>
-    <w:lsdException w:name="heading 6" w:semiHidden="1" w:uiPriority="9" w:unhideWhenUsed="1" w:qFormat="1"/>
-    <w:lsdException w:name="heading 7" w:semiHidden="1" w:uiPriority="9" w:unhideWhenUsed="1" w:qFormat="1"/>
-    <w:lsdException w:name="heading 8" w:semiHidden="1" w:uiPriority="9" w:unhideWhenUsed="1" w:qFormat="1"/>
-    <w:lsdException w:name="heading 9" w:semiHidden="1" w:uiPriority="9" w:unhideWhenUsed="1" w:qFormat="1"/>
-    <w:lsdException w:name="index 1" w:semiHidden="1" w:unhideWhenUsed="1"/>
-    <w:lsdException w:name="index 2" w:semiHidden="1" w:unhideWhenUsed="1"/>
-    <w:lsdException w:name="index 3" w:semiHidden="1" w:unhideWhenUsed="1"/>
-    <w:lsdException w:name="index 4" w:semiHidden="1" w:unhideWhenUsed="1"/>
-    <w:lsdException w:name="index 5" w:semiHidden="1" w:unhideWhenUsed="1"/>
-    <w:lsdException w:name="index 6" w:semiHidden="1" w:unhideWhenUsed="1"/>
-    <w:lsdException w:name="index 7" w:semiHidden="1" w:unhideWhenUsed="1"/>
-    <w:lsdException w:name="index 8" w:semiHidden="1" w:unhideWhenUsed="1"/>
-    <w:lsdException w:name="index 9" w:semiHidden="1" w:unhideWhenUsed="1"/>
-    <w:lsdException w:name="toc 1" w:semiHidden="1" w:uiPriority="39" w:unhideWhenUsed="1"/>
-    <w:lsdException w:name="toc 2" w:semiHidden="1" w:uiPriority="39" w:unhideWhenUsed="1"/>
-    <w:lsdException w:name="toc 3" w:semiHidden="1" w:uiPriority="39" w:unhideWhenUsed="1"/>
-    <w:lsdException w:name="toc 4" w:semiHidden="1" w:uiPriority="39" w:unhideWhenUsed="1"/>
-    <w:lsdException w:name="toc 5" w:semiHidden="1" w:uiPriority="39" w:unhideWhenUsed="1"/>
-    <w:lsdException w:name="toc 6" w:semiHidden="1" w:uiPriority="39" w:unhideWhenUsed="1"/>
-    <w:lsdException w:name="toc 7" w:semiHidden="1" w:uiPriority="39" w:unhideWhenUsed="1"/>
-    <w:lsdException w:name="toc 8" w:semiHidden="1" w:uiPriority="39" w:unhideWhenUsed="1"/>
-    <w:lsdException w:name="toc 9" w:semiHidden="1" w:uiPriority="39" w:unhideWhenUsed="1"/>
-    <w:lsdException w:name="Normal Indent" w:semiHidden="1" w:unhideWhenUsed="1"/>
-    <w:lsdException w:name="footnote text" w:semiHidden="1" w:unhideWhenUsed="1"/>
-    <w:lsdException w:name="annotation text" w:semiHidden="1" w:unhideWhenUsed="1"/>
-    <w:lsdException w:name="header" w:semiHidden="1" w:unhideWhenUsed="1"/>
-    <w:lsdException w:name="footer" w:semiHidden="1" w:unhideWhenUsed="1"/>
-    <w:lsdException w:name="index heading" w:semiHidden="1" w:unhideWhenUsed="1"/>
-    <w:lsdException w:name="caption" w:semiHidden="1" w:uiPriority="35" w:unhideWhenUsed="1" w:qFormat="1"/>
-    <w:lsdException w:name="table of figures" w:semiHidden="1" w:unhideWhenUsed="1"/>
-    <w:lsdException w:name="envelope address" w:semiHidden="1" w:unhideWhenUsed="1"/>
-    <w:lsdException w:name="envelope return" w:semiHidden="1" w:unhideWhenUsed="1"/>
-    <w:lsdException w:name="footnote reference" w:semiHidden="1" w:unhideWhenUsed="1"/>
-    <w:lsdException w:name="annotation reference" w:semiHidden="1" w:unhideWhenUsed="1"/>
-    <w:lsdException w:name="line number" w:semiHidden="1" w:unhideWhenUsed="1"/>
-    <w:lsdException w:name="page number" w:semiHidden="1" w:unhideWhenUsed="1"/>
-    <w:lsdException w:name="endnote reference" w:semiHidden="1" w:unhideWhenUsed="1"/>
-    <w:lsdException w:name="endnote text" w:semiHidden="1" w:unhideWhenUsed="1"/>
-    <w:lsdException w:name="table of authorities" w:semiHidden="1" w:unhideWhenUsed="1"/>
-    <w:lsdException w:name="macro" w:semiHidden="1" w:unhideWhenUsed="1"/>
-    <w:lsdException w:name="toa heading" w:semiHidden="1" w:unhideWhenUsed="1"/>
-    <w:lsdException w:name="List" w:semiHidden="1" w:unhideWhenUsed="1"/>
-    <w:lsdException w:name="List Bullet" w:semiHidden="1" w:unhideWhenUsed="1"/>
-    <w:lsdException w:name="List Number" w:semiHidden="1" w:unhideWhenUsed="1"/>
-    <w:lsdException w:name="List 2" w:semiHidden="1" w:unhideWhenUsed="1"/>
-    <w:lsdException w:name="List 3" w:semiHidden="1" w:unhideWhenUsed="1"/>
-    <w:lsdException w:name="List 4" w:semiHidden="1" w:unhideWhenUsed="1"/>
-    <w:lsdException w:name="List 5" w:semiHidden="1" w:unhideWhenUsed="1"/>
-    <w:lsdException w:name="List Bullet 2" w:semiHidden="1" w:unhideWhenUsed="1"/>
-    <w:lsdException w:name="List Bullet 3" w:semiHidden="1" w:unhideWhenUsed="1"/>
-    <w:lsdException w:name="List Bullet 4" w:semiHidden="1" w:unhideWhenUsed="1"/>
-    <w:lsdException w:name="List Bullet 5" w:semiHidden="1" w:unhideWhenUsed="1"/>
-    <w:lsdException w:name="List Number 2" w:semiHidden="1" w:unhideWhenUsed="1"/>
-    <w:lsdException w:name="List Number 3" w:semiHidden="1" w:unhideWhenUsed="1"/>
-    <w:lsdException w:name="List Number 4" w:semiHidden="1" w:unhideWhenUsed="1"/>
-    <w:lsdException w:name="List Number 5" w:semiHidden="1" w:unhideWhenUsed="1"/>
-    <w:lsdException w:name="Title" w:uiPriority="10" w:qFormat="1"/>
-    <w:lsdException w:name="Closing" w:semiHidden="1" w:unhideWhenUsed="1"/>
-    <w:lsdException w:name="Signature" w:semiHidden="1" w:unhideWhenUsed="1"/>
-    <w:lsdException w:name="Default Paragraph Font" w:semiHidden="1" w:uiPriority="1" w:unhideWhenUsed="1"/>
-    <w:lsdException w:name="Body Text" w:semiHidden="1" w:unhideWhenUsed="1"/>
-    <w:lsdException w:name="Body Text Indent" w:semiHidden="1" w:unhideWhenUsed="1"/>
-    <w:lsdException w:name="List Continue" w:semiHidden="1" w:unhideWhenUsed="1"/>
-    <w:lsdException w:name="List Continue 2" w:semiHidden="1" w:unhideWhenUsed="1"/>
-    <w:lsdException w:name="List Continue 3" w:semiHidden="1" w:unhideWhenUsed="1"/>
-    <w:lsdException w:name="List Continue 4" w:semiHidden="1" w:unhideWhenUsed="1"/>
-    <w:lsdException w:name="List Continue 5" w:semiHidden="1" w:unhideWhenUsed="1"/>
-    <w:lsdException w:name="Message Header" w:semiHidden="1" w:unhideWhenUsed="1"/>
-    <w:lsdException w:name="Subtitle" w:uiPriority="11" w:qFormat="1"/>
-    <w:lsdException w:name="Salutation" w:semiHidden="1" w:unhideWhenUsed="1"/>
-    <w:lsdException w:name="Date" w:semiHidden="1" w:unhideWhenUsed="1"/>
-    <w:lsdException w:name="Body Text First Indent" w:semiHidden="1" w:unhideWhenUsed="1"/>
-    <w:lsdException w:name="Body Text First Indent 2" w:semiHidden="1" w:unhideWhenUsed="1"/>
-    <w:lsdException w:name="Note Heading" w:semiHidden="1" w:unhideWhenUsed="1"/>
-    <w:lsdException w:name="Body Text 2" w:semiHidden="1" w:unhideWhenUsed="1"/>
-    <w:lsdException w:name="Body Text 3" w:semiHidden="1" w:unhideWhenUsed="1"/>
-    <w:lsdException w:name="Body Text Indent 2" w:semiHidden="1" w:unhideWhenUsed="1"/>
-    <w:lsdException w:name="Body Text Indent 3" w:semiHidden="1" w:unhideWhenUsed="1"/>
-    <w:lsdException w:name="Block Text" w:semiHidden="1" w:unhideWhenUsed="1"/>
-    <w:lsdException w:name="Hyperlink" w:semiHidden="1" w:unhideWhenUsed="1"/>
-    <w:lsdException w:name="FollowedHyperlink" w:semiHidden="1" w:unhideWhenUsed="1"/>
-    <w:lsdException w:name="Strong" w:uiPriority="22" w:qFormat="1"/>
-    <w:lsdException w:name="Emphasis" w:uiPriority="20" w:qFormat="1"/>
-    <w:lsdException w:name="Document Map" w:semiHidden="1" w:unhideWhenUsed="1"/>
-    <w:lsdException w:name="Plain Text" w:semiHidden="1" w:unhideWhenUsed="1"/>
-    <w:lsdException w:name="E-mail Signature" w:semiHidden="1" w:unhideWhenUsed="1"/>
-    <w:lsdException w:name="HTML Top of Form" w:semiHidden="1" w:unhideWhenUsed="1"/>
-    <w:lsdException w:name="HTML Bottom of Form" w:semiHidden="1" w:unhideWhenUsed="1"/>
-    <w:lsdException w:name="Normal (Web)" w:semiHidden="1" w:unhideWhenUsed="1"/>
-    <w:lsdException w:name="HTML Acronym" w:semiHidden="1" w:unhideWhenUsed="1"/>
-    <w:lsdException w:name="HTML Address" w:semiHidden="1" w:unhideWhenUsed="1"/>
-    <w:lsdException w:name="HTML Cite" w:semiHidden="1" w:unhideWhenUsed="1"/>
-    <w:lsdException w:name="HTML Code" w:semiHidden="1" w:unhideWhenUsed="1"/>
-    <w:lsdException w:name="HTML Definition" w:semiHidden="1" w:unhideWhenUsed="1"/>
-    <w:lsdException w:name="HTML Keyboard" w:semiHidden="1" w:unhideWhenUsed="1"/>
-    <w:lsdException w:name="HTML Preformatted" w:semiHidden="1" w:unhideWhenUsed="1"/>
-    <w:lsdException w:name="HTML Sample" w:semiHidden="1" w:unhideWhenUsed="1"/>
-    <w:lsdException w:name="HTML Typewriter" w:semiHidden="1" w:unhideWhenUsed="1"/>
-    <w:lsdException w:name="HTML Variable" w:semiHidden="1" w:unhideWhenUsed="1"/>
-    <w:lsdException w:name="Normal Table" w:semiHidden="1" w:unhideWhenUsed="1"/>
-    <w:lsdException w:name="annotation subject" w:semiHidden="1" w:unhideWhenUsed="1"/>
-    <w:lsdException w:name="No List" w:semiHidden="1" w:unhideWhenUsed="1"/>
-    <w:lsdException w:name="Outline List 1" w:semiHidden="1" w:unhideWhenUsed="1"/>
-    <w:lsdException w:name="Outline List 2" w:semiHidden="1" w:unhideWhenUsed="1"/>
-    <w:lsdException w:name="Outline List 3" w:semiHidden="1" w:unhideWhenUsed="1"/>
-    <w:lsdException w:name="Table Simple 1" w:semiHidden="1" w:unhideWhenUsed="1"/>
-    <w:lsdException w:name="Table Simple 2" w:semiHidden="1" w:unhideWhenUsed="1"/>
-    <w:lsdException w:name="Table Simple 3" w:semiHidden="1" w:unhideWhenUsed="1"/>
-    <w:lsdException w:name="Table Classic 1" w:semiHidden="1" w:unhideWhenUsed="1"/>
-    <w:lsdException w:name="Table Classic 2" w:semiHidden="1" w:unhideWhenUsed="1"/>
-    <w:lsdException w:name="Table Classic 3" w:semiHidden="1" w:unhideWhenUsed="1"/>
-    <w:lsdException w:name="Table Classic 4" w:semiHidden="1" w:unhideWhenUsed="1"/>
-    <w:lsdException w:name="Table Colorful 1" w:semiHidden="1" w:unhideWhenUsed="1"/>
-    <w:lsdException w:name="Table Colorful 2" w:semiHidden="1" w:unhideWhenUsed="1"/>
-    <w:lsdException w:name="Table Colorful 3" w:semiHidden="1" w:unhideWhenUsed="1"/>
-    <w:lsdException w:name="Table Columns 1" w:semiHidden="1" w:unhideWhenUsed="1"/>
-    <w:lsdException w:name="Table Columns 2" w:semiHidden="1" w:unhideWhenUsed="1"/>
-    <w:lsdException w:name="Table Columns 3" w:semiHidden="1" w:unhideWhenUsed="1"/>
-    <w:lsdException w:name="Table Columns 4" w:semiHidden="1" w:unhideWhenUsed="1"/>
-    <w:lsdException w:name="Table Columns 5" w:semiHidden="1" w:unhideWhenUsed="1"/>
-    <w:lsdException w:name="Table Grid 1" w:semiHidden="1" w:unhideWhenUsed="1"/>
-    <w:lsdException w:name="Table Grid 2" w:semiHidden="1" w:unhideWhenUsed="1"/>
-    <w:lsdException w:name="Table Grid 3" w:semiHidden="1" w:unhideWhenUsed="1"/>
-    <w:lsdException w:name="Table Grid 4" w:semiHidden="1" w:unhideWhenUsed="1"/>
-    <w:lsdException w:name="Table Grid 5" w:semiHidden="1" w:unhideWhenUsed="1"/>
-    <w:lsdException w:name="Table Grid 6" w:semiHidden="1" w:unhideWhenUsed="1"/>
-    <w:lsdException w:name="Table Grid 7" w:semiHidden="1" w:unhideWhenUsed="1"/>
-    <w:lsdException w:name="Table Grid 8" w:semiHidden="1" w:unhideWhenUsed="1"/>
-    <w:lsdException w:name="Table List 1" w:semiHidden="1" w:unhideWhenUsed="1"/>
-    <w:lsdException w:name="Table List 2" w:semiHidden="1" w:unhideWhenUsed="1"/>
-    <w:lsdException w:name="Table List 3" w:semiHidden="1" w:unhideWhenUsed="1"/>
-    <w:lsdException w:name="Table List 4" w:semiHidden="1" w:unhideWhenUsed="1"/>
-    <w:lsdException w:name="Table List 5" w:semiHidden="1" w:unhideWhenUsed="1"/>
-    <w:lsdException w:name="Table List 6" w:semiHidden="1" w:unhideWhenUsed="1"/>
-    <w:lsdException w:name="Table List 7" w:semiHidden="1" w:unhideWhenUsed="1"/>
-    <w:lsdException w:name="Table List 8" w:semiHidden="1" w:unhideWhenUsed="1"/>
-    <w:lsdException w:name="Table 3D effects 1" w:semiHidden="1" w:unhideWhenUsed="1"/>
-    <w:lsdException w:name="Table 3D effects 2" w:semiHidden="1" w:unhideWhenUsed="1"/>
-    <w:lsdException w:name="Table 3D effects 3" w:semiHidden="1" w:unhideWhenUsed="1"/>
-    <w:lsdException w:name="Table Contemporary" w:semiHidden="1" w:unhideWhenUsed="1"/>
-    <w:lsdException w:name="Table Elegant" w:semiHidden="1" w:unhideWhenUsed="1"/>
-    <w:lsdException w:name="Table Professional" w:semiHidden="1" w:unhideWhenUsed="1"/>
-    <w:lsdException w:name="Table Subtle 1" w:semiHidden="1" w:unhideWhenUsed="1"/>
-    <w:lsdException w:name="Table Subtle 2" w:semiHidden="1" w:unhideWhenUsed="1"/>
-    <w:lsdException w:name="Table Web 1" w:semiHidden="1" w:unhideWhenUsed="1"/>
-    <w:lsdException w:name="Table Web 2" w:semiHidden="1" w:unhideWhenUsed="1"/>
-    <w:lsdException w:name="Table Web 3" w:semiHidden="1" w:unhideWhenUsed="1"/>
-    <w:lsdException w:name="Balloon Text" w:semiHidden="1" w:unhideWhenUsed="1"/>
-    <w:lsdException w:name="Table Grid" w:uiPriority="39"/>
-    <w:lsdException w:name="Table Theme" w:semiHidden="1" w:unhideWhenUsed="1"/>
-    <w:lsdException w:name="Placeholder Text" w:semiHidden="1"/>
-    <w:lsdException w:name="No Spacing" w:uiPriority="1" w:qFormat="1"/>
-    <w:lsdException w:name="Light Shading" w:uiPriority="60"/>
-    <w:lsdException w:name="Light List" w:uiPriority="61"/>
-    <w:lsdException w:name="Light Grid" w:uiPriority="62"/>
-    <w:lsdException w:name="Medium Shading 1" w:uiPriority="63"/>
-    <w:lsdException w:name="Medium Shading 2" w:uiPriority="64"/>
-    <w:lsdException w:name="Medium List 1" w:uiPriority="65"/>
-    <w:lsdException w:name="Medium List 2" w:uiPriority="66"/>
-    <w:lsdException w:name="Medium Grid 1" w:uiPriority="67"/>
-    <w:lsdException w:name="Medium Grid 2" w:uiPriority="68"/>
-    <w:lsdException w:name="Medium Grid 3" w:uiPriority="69"/>
-    <w:lsdException w:name="Dark List" w:uiPriority="70"/>
-    <w:lsdException w:name="Colorful Shading" w:uiPriority="71"/>
-    <w:lsdException w:name="Colorful List" w:uiPriority="72"/>
-    <w:lsdException w:name="Colorful Grid" w:uiPriority="73"/>
-    <w:lsdException w:name="Light Shading Accent 1" w:uiPriority="60"/>
-    <w:lsdException w:name="Light List Accent 1" w:uiPriority="61"/>
-    <w:lsdException w:name="Light Grid Accent 1" w:uiPriority="62"/>
-    <w:lsdException w:name="Medium Shading 1 Accent 1" w:uiPriority="63"/>
-    <w:lsdException w:name="Medium Shading 2 Accent 1" w:uiPriority="64"/>
-    <w:lsdException w:name="Medium List 1 Accent 1" w:uiPriority="65"/>
-    <w:lsdException w:name="Revision" w:semiHidden="1"/>
-    <w:lsdException w:name="List Paragraph" w:uiPriority="34" w:qFormat="1"/>
-    <w:lsdException w:name="Quote" w:uiPriority="29" w:qFormat="1"/>
-    <w:lsdException w:name="Intense Quote" w:uiPriority="30" w:qFormat="1"/>
-    <w:lsdException w:name="Medium List 2 Accent 1" w:uiPriority="66"/>
-    <w:lsdException w:name="Medium Grid 1 Accent 1" w:uiPriority="67"/>
-    <w:lsdException w:name="Medium Grid 2 Accent 1" w:uiPriority="68"/>
-    <w:lsdException w:name="Medium Grid 3 Accent 1" w:uiPriority="69"/>
-    <w:lsdException w:name="Dark List Accent 1" w:uiPriority="70"/>
-    <w:lsdException w:name="Colorful Shading Accent 1" w:uiPriority="71"/>
-    <w:lsdException w:name="Colorful List Accent 1" w:uiPriority="72"/>
-    <w:lsdException w:name="Colorful Grid Accent 1" w:uiPriority="73"/>
-    <w:lsdException w:name="Light Shading Accent 2" w:uiPriority="60"/>
-    <w:lsdException w:name="Light List Accent 2" w:uiPriority="61"/>
-    <w:lsdException w:name="Light Grid Accent 2" w:uiPriority="62"/>
-    <w:lsdException w:name="Medium Shading 1 Accent 2" w:uiPriority="63"/>
-    <w:lsdException w:name="Medium Shading 2 Accent 2" w:uiPriority="64"/>
-    <w:lsdException w:name="Medium List 1 Accent 2" w:uiPriority="65"/>
-    <w:lsdException w:name="Medium List 2 Accent 2" w:uiPriority="66"/>
-    <w:lsdException w:name="Medium Grid 1 Accent 2" w:uiPriority="67"/>
-    <w:lsdException w:name="Medium Grid 2 Accent 2" w:uiPriority="68"/>
-    <w:lsdException w:name="Medium Grid 3 Accent 2" w:uiPriority="69"/>
-    <w:lsdException w:name="Dark List Accent 2" w:uiPriority="70"/>
-    <w:lsdException w:name="Colorful Shading Accent 2" w:uiPriority="71"/>
-    <w:lsdException w:name="Colorful List Accent 2" w:uiPriority="72"/>
-    <w:lsdException w:name="Colorful Grid Accent 2" w:uiPriority="73"/>
-    <w:lsdException w:name="Light Shading Accent 3" w:uiPriority="60"/>
-    <w:lsdException w:name="Light List Accent 3" w:uiPriority="61"/>
-    <w:lsdException w:name="Light Grid Accent 3" w:uiPriority="62"/>
-    <w:lsdException w:name="Medium Shading 1 Accent 3" w:uiPriority="63"/>
-    <w:lsdException w:name="Medium Shading 2 Accent 3" w:uiPriority="64"/>
-    <w:lsdException w:name="Medium List 1 Accent 3" w:uiPriority="65"/>
-    <w:lsdException w:name="Medium List 2 Accent 3" w:uiPriority="66"/>
-    <w:lsdException w:name="Medium Grid 1 Accent 3" w:uiPriority="67"/>
-    <w:lsdException w:name="Medium Grid 2 Accent 3" w:uiPriority="68"/>
-    <w:lsdException w:name="Medium Grid 3 Accent 3" w:uiPriority="69"/>
-    <w:lsdException w:name="Dark List Accent 3" w:uiPriority="70"/>
-    <w:lsdException w:name="Colorful Shading Accent 3" w:uiPriority="71"/>
-    <w:lsdException w:name="Colorful List Accent 3" w:uiPriority="72"/>
-    <w:lsdException w:name="Colorful Grid Accent 3" w:uiPriority="73"/>
-    <w:lsdException w:name="Light Shading Accent 4" w:uiPriority="60"/>
-    <w:lsdException w:name="Light List Accent 4" w:uiPriority="61"/>
-    <w:lsdException w:name="Light Grid Accent 4" w:uiPriority="62"/>
-    <w:lsdException w:name="Medium Shading 1 Accent 4" w:uiPriority="63"/>
-    <w:lsdException w:name="Medium Shading 2 Accent 4" w:uiPriority="64"/>
-    <w:lsdException w:name="Medium List 1 Accent 4" w:uiPriority="65"/>
-    <w:lsdException w:name="Medium List 2 Accent 4" w:uiPriority="66"/>
-    <w:lsdException w:name="Medium Grid 1 Accent 4" w:uiPriority="67"/>
-    <w:lsdException w:name="Medium Grid 2 Accent 4" w:uiPriority="68"/>
-    <w:lsdException w:name="Medium Grid 3 Accent 4" w:uiPriority="69"/>
-    <w:lsdException w:name="Dark List Accent 4" w:uiPriority="70"/>
-    <w:lsdException w:name="Colorful Shading Accent 4" w:uiPriority="71"/>
-    <w:lsdException w:name="Colorful List Accent 4" w:uiPriority="72"/>
-    <w:lsdException w:name="Colorful Grid Accent 4" w:uiPriority="73"/>
-    <w:lsdException w:name="Light Shading Accent 5" w:uiPriority="60"/>
-    <w:lsdException w:name="Light List Accent 5" w:uiPriority="61"/>
-    <w:lsdException w:name="Light Grid Accent 5" w:uiPriority="62"/>
-    <w:lsdException w:name="Medium Shading 1 Accent 5" w:uiPriority="63"/>
-    <w:lsdException w:name="Medium Shading 2 Accent 5" w:uiPriority="64"/>
-    <w:lsdException w:name="Medium List 1 Accent 5" w:uiPriority="65"/>
-    <w:lsdException w:name="Medium List 2 Accent 5" w:uiPriority="66"/>
-    <w:lsdException w:name="Medium Grid 1 Accent 5" w:uiPriority="67"/>
-    <w:lsdException w:name="Medium Grid 2 Accent 5" w:uiPriority="68"/>
-    <w:lsdException w:name="Medium Grid 3 Accent 5" w:uiPriority="69"/>
-    <w:lsdException w:name="Dark List Accent 5" w:uiPriority="70"/>
-    <w:lsdException w:name="Colorful Shading Accent 5" w:uiPriority="71"/>
-    <w:lsdException w:name="Colorful List Accent 5" w:uiPriority="72"/>
-    <w:lsdException w:name="Colorful Grid Accent 5" w:uiPriority="73"/>
-    <w:lsdException w:name="Light Shading Accent 6" w:uiPriority="60"/>
-    <w:lsdException w:name="Light List Accent 6" w:uiPriority="61"/>
-    <w:lsdException w:name="Light Grid Accent 6" w:uiPriority="62"/>
-    <w:lsdException w:name="Medium Shading 1 Accent 6" w:uiPriority="63"/>
-    <w:lsdException w:name="Medium Shading 2 Accent 6" w:uiPriority="64"/>
-    <w:lsdException w:name="Medium List 1 Accent 6" w:uiPriority="65"/>
-    <w:lsdException w:name="Medium List 2 Accent 6" w:uiPriority="66"/>
-    <w:lsdException w:name="Medium Grid 1 Accent 6" w:uiPriority="67"/>
-    <w:lsdException w:name="Medium Grid 2 Accent 6" w:uiPriority="68"/>
-    <w:lsdException w:name="Medium Grid 3 Accent 6" w:uiPriority="69"/>
-    <w:lsdException w:name="Dark List Accent 6" w:uiPriority="70"/>
-    <w:lsdException w:name="Colorful Shading Accent 6" w:uiPriority="71"/>
-    <w:lsdException w:name="Colorful List Accent 6" w:uiPriority="72"/>
-    <w:lsdException w:name="Colorful Grid Accent 6" w:uiPriority="73"/>
-    <w:lsdException w:name="Subtle Emphasis" w:uiPriority="19" w:qFormat="1"/>
-    <w:lsdException w:name="Intense Emphasis" w:uiPriority="21" w:qFormat="1"/>
-    <w:lsdException w:name="Subtle Reference" w:uiPriority="31" w:qFormat="1"/>
-    <w:lsdException w:name="Intense Reference" w:uiPriority="32" w:qFormat="1"/>
-    <w:lsdException w:name="Book Title" w:uiPriority="33" w:qFormat="1"/>
-    <w:lsdException w:name="Bibliography" w:semiHidden="1" w:uiPriority="37" w:unhideWhenUsed="1"/>
-    <w:lsdException w:name="TOC Heading" w:semiHidden="1" w:uiPriority="39" w:unhideWhenUsed="1" w:qFormat="1"/>
-    <w:lsdException w:name="Plain Table 1" w:uiPriority="41"/>
-    <w:lsdException w:name="Plain Table 2" w:uiPriority="42"/>
-    <w:lsdException w:name="Plain Table 3" w:uiPriority="43"/>
-    <w:lsdException w:name="Plain Table 4" w:uiPriority="44"/>
-    <w:lsdException w:name="Plain Table 5" w:uiPriority="45"/>
-    <w:lsdException w:name="Grid Table Light" w:uiPriority="40"/>
-    <w:lsdException w:name="Grid Table 1 Light" w:uiPriority="46"/>
-    <w:lsdException w:name="Grid Table 2" w:uiPriority="47"/>
-    <w:lsdException w:name="Grid Table 3" w:uiPriority="48"/>
-    <w:lsdException w:name="Grid Table 4" w:uiPriority="49"/>
-    <w:lsdException w:name="Grid Table 5 Dark" w:uiPriority="50"/>
-    <w:lsdException w:name="Grid Table 6 Colorful" w:uiPriority="51"/>
-    <w:lsdException w:name="Grid Table 7 Colorful" w:uiPriority="52"/>
-    <w:lsdException w:name="Grid Table 1 Light Accent 1" w:uiPriority="46"/>
-    <w:lsdException w:name="Grid Table 2 Accent 1" w:uiPriority="47"/>
-    <w:lsdException w:name="Grid Table 3 Accent 1" w:uiPriority="48"/>
-    <w:lsdException w:name="Grid Table 4 Accent 1" w:uiPriority="49"/>
-    <w:lsdException w:name="Grid Table 5 Dark Accent 1" w:uiPriority="50"/>
-    <w:lsdException w:name="Grid Table 6 Colorful Accent 1" w:uiPriority="51"/>
-    <w:lsdException w:name="Grid Table 7 Colorful Accent 1" w:uiPriority="52"/>
-    <w:lsdException w:name="Grid Table 1 Light Accent 2" w:uiPriority="46"/>
-    <w:lsdException w:name="Grid Table 2 Accent 2" w:uiPriority="47"/>
-    <w:lsdException w:name="Grid Table 3 Accent 2" w:uiPriority="48"/>
-    <w:lsdException w:name="Grid Table 4 Accent 2" w:uiPriority="49"/>
-    <w:lsdException w:name="Grid Table 5 Dark Accent 2" w:uiPriority="50"/>
-    <w:lsdException w:name="Grid Table 6 Colorful Accent 2" w:uiPriority="51"/>
-    <w:lsdException w:name="Grid Table 7 Colorful Accent 2" w:uiPriority="52"/>
-    <w:lsdException w:name="Grid Table 1 Light Accent 3" w:uiPriority="46"/>
-    <w:lsdException w:name="Grid Table 2 Accent 3" w:uiPriority="47"/>
-    <w:lsdException w:name="Grid Table 3 Accent 3" w:uiPriority="48"/>
-    <w:lsdException w:name="Grid Table 4 Accent 3" w:uiPriority="49"/>
-    <w:lsdException w:name="Grid Table 5 Dark Accent 3" w:uiPriority="50"/>
-    <w:lsdException w:name="Grid Table 6 Colorful Accent 3" w:uiPriority="51"/>
-    <w:lsdException w:name="Grid Table 7 Colorful Accent 3" w:uiPriority="52"/>
-    <w:lsdException w:name="Grid Table 1 Light Accent 4" w:uiPriority="46"/>
-    <w:lsdException w:name="Grid Table 2 Accent 4" w:uiPriority="47"/>
-    <w:lsdException w:name="Grid Table 3 Accent 4" w:uiPriority="48"/>
-    <w:lsdException w:name="Grid Table 4 Accent 4" w:uiPriority="49"/>
-    <w:lsdException w:name="Grid Table 5 Dark Accent 4" w:uiPriority="50"/>
-    <w:lsdException w:name="Grid Table 6 Colorful Accent 4" w:uiPriority="51"/>
-    <w:lsdException w:name="Grid Table 7 Colorful Accent 4" w:uiPriority="52"/>
-    <w:lsdException w:name="Grid Table 1 Light Accent 5" w:uiPriority="46"/>
-    <w:lsdException w:name="Grid Table 2 Accent 5" w:uiPriority="47"/>
-    <w:lsdException w:name="Grid Table 3 Accent 5" w:uiPriority="48"/>
-    <w:lsdException w:name="Grid Table 4 Accent 5" w:uiPriority="49"/>
-    <w:lsdException w:name="Grid Table 5 Dark Accent 5" w:uiPriority="50"/>
-    <w:lsdException w:name="Grid Table 6 Colorful Accent 5" w:uiPriority="51"/>
-    <w:lsdException w:name="Grid Table 7 Colorful Accent 5" w:uiPriority="52"/>
-    <w:lsdException w:name="Grid Table 1 Light Accent 6" w:uiPriority="46"/>
-    <w:lsdException w:name="Grid Table 2 Accent 6" w:uiPriority="47"/>
-    <w:lsdException w:name="Grid Table 3 Accent 6" w:uiPriority="48"/>
-    <w:lsdException w:name="Grid Table 4 Accent 6" w:uiPriority="49"/>
-    <w:lsdException w:name="Grid Table 5 Dark Accent 6" w:uiPriority="50"/>
-    <w:lsdException w:name="Grid Table 6 Colorful Accent 6" w:uiPriority="51"/>
-    <w:lsdException w:name="Grid Table 7 Colorful Accent 6" w:uiPriority="52"/>
-    <w:lsdException w:name="List Table 1 Light" w:uiPriority="46"/>
-    <w:lsdException w:name="List Table 2" w:uiPriority="47"/>
-    <w:lsdException w:name="List Table 3" w:uiPriority="48"/>
-    <w:lsdException w:name="List Table 4" w:uiPriority="49"/>
-    <w:lsdException w:name="List Table 5 Dark" w:uiPriority="50"/>
-    <w:lsdException w:name="List Table 6 Colorful" w:uiPriority="51"/>
-    <w:lsdException w:name="List Table 7 Colorful" w:uiPriority="52"/>
-    <w:lsdException w:name="List Table 1 Light Accent 1" w:uiPriority="46"/>
-    <w:lsdException w:name="List Table 2 Accent 1" w:uiPriority="47"/>
-    <w:lsdException w:name="List Table 3 Accent 1" w:uiPriority="48"/>
-    <w:lsdException w:name="List Table 4 Accent 1" w:uiPriority="49"/>
-    <w:lsdException w:name="List Table 5 Dark Accent 1" w:uiPriority="50"/>
-    <w:lsdException w:name="List Table 6 Colorful Accent 1" w:uiPriority="51"/>
-    <w:lsdException w:name="List Table 7 Colorful Accent 1" w:uiPriority="52"/>
-    <w:lsdException w:name="List Table 1 Light Accent 2" w:uiPriority="46"/>
-    <w:lsdException w:name="List Table 2 Accent 2" w:uiPriority="47"/>
-    <w:lsdException w:name="List Table 3 Accent 2" w:uiPriority="48"/>
-    <w:lsdException w:name="List Table 4 Accent 2" w:uiPriority="49"/>
-    <w:lsdException w:name="List Table 5 Dark Accent 2" w:uiPriority="50"/>
-    <w:lsdException w:name="List Table 6 Colorful Accent 2" w:uiPriority="51"/>
-    <w:lsdException w:name="List Table 7 Colorful Accent 2" w:uiPriority="52"/>
-    <w:lsdException w:name="List Table 1 Light Accent 3" w:uiPriority="46"/>
-    <w:lsdException w:name="List Table 2 Accent 3" w:uiPriority="47"/>
-    <w:lsdException w:name="List Table 3 Accent 3" w:uiPriority="48"/>
-    <w:lsdException w:name="List Table 4 Accent 3" w:uiPriority="49"/>
-    <w:lsdException w:name="List Table 5 Dark Accent 3" w:uiPriority="50"/>
-    <w:lsdException w:name="List Table 6 Colorful Accent 3" w:uiPriority="51"/>
-    <w:lsdException w:name="List Table 7 Colorful Accent 3" w:uiPriority="52"/>
-    <w:lsdException w:name="List Table 1 Light Accent 4" w:uiPriority="46"/>
-    <w:lsdException w:name="List Table 2 Accent 4" w:uiPriority="47"/>
-    <w:lsdException w:name="List Table 3 Accent 4" w:uiPriority="48"/>
-    <w:lsdException w:name="List Table 4 Accent 4" w:uiPriority="49"/>
-    <w:lsdException w:name="List Table 5 Dark Accent 4" w:uiPriority="50"/>
-    <w:lsdException w:name="List Table 6 Colorful Accent 4" w:uiPriority="51"/>
-    <w:lsdException w:name="List Table 7 Colorful Accent 4" w:uiPriority="52"/>
-    <w:lsdException w:name="List Table 1 Light Accent 5" w:uiPriority="46"/>
-    <w:lsdException w:name="List Table 2 Accent 5" w:uiPriority="47"/>
-    <w:lsdException w:name="List Table 3 Accent 5" w:uiPriority="48"/>
-    <w:lsdException w:name="List Table 4 Accent 5" w:uiPriority="49"/>
-    <w:lsdException w:name="List Table 5 Dark Accent 5" w:uiPriority="50"/>
-    <w:lsdException w:name="List Table 6 Colorful Accent 5" w:uiPriority="51"/>
-    <w:lsdException w:name="List Table 7 Colorful Accent 5" w:uiPriority="52"/>
-    <w:lsdException w:name="List Table 1 Light Accent 6" w:uiPriority="46"/>
-    <w:lsdException w:name="List Table 2 Accent 6" w:uiPriority="47"/>
-    <w:lsdException w:name="List Table 3 Accent 6" w:uiPriority="48"/>
-    <w:lsdException w:name="List Table 4 Accent 6" w:uiPriority="49"/>
-    <w:lsdException w:name="List Table 5 Dark Accent 6" w:uiPriority="50"/>
-    <w:lsdException w:name="List Table 6 Colorful Accent 6" w:uiPriority="51"/>
-    <w:lsdException w:name="List Table 7 Colorful Accent 6" w:uiPriority="52"/>
+  <w:latentStyles w:defLockedState="0" w:defUIPriority="99" w:defSemiHidden="1" w:defUnhideWhenUsed="1" w:defQFormat="0" w:count="267">
+    <w:lsdException w:name="Normal" w:semiHidden="0" w:uiPriority="0" w:unhideWhenUsed="0" w:qFormat="1"/>
+    <w:lsdException w:name="heading 1" w:semiHidden="0" w:uiPriority="9" w:unhideWhenUsed="0" w:qFormat="1"/>
+    <w:lsdException w:name="heading 2" w:uiPriority="9" w:qFormat="1"/>
+    <w:lsdException w:name="heading 3" w:uiPriority="9" w:qFormat="1"/>
+    <w:lsdException w:name="heading 4" w:uiPriority="9" w:qFormat="1"/>
+    <w:lsdException w:name="heading 5" w:uiPriority="9" w:qFormat="1"/>
+    <w:lsdException w:name="heading 6" w:uiPriority="9" w:qFormat="1"/>
+    <w:lsdException w:name="heading 7" w:uiPriority="9" w:qFormat="1"/>
+    <w:lsdException w:name="heading 8" w:uiPriority="9" w:qFormat="1"/>
+    <w:lsdException w:name="heading 9" w:uiPriority="9" w:qFormat="1"/>
+    <w:lsdException w:name="toc 1" w:uiPriority="39"/>
+    <w:lsdException w:name="toc 2" w:uiPriority="39"/>
+    <w:lsdException w:name="toc 3" w:uiPriority="39"/>
+    <w:lsdException w:name="toc 4" w:uiPriority="39"/>
+    <w:lsdException w:name="toc 5" w:uiPriority="39"/>
+    <w:lsdException w:name="toc 6" w:uiPriority="39"/>
+    <w:lsdException w:name="toc 7" w:uiPriority="39"/>
+    <w:lsdException w:name="toc 8" w:uiPriority="39"/>
+    <w:lsdException w:name="toc 9" w:uiPriority="39"/>
+    <w:lsdException w:name="caption" w:uiPriority="35" w:qFormat="1"/>
+    <w:lsdException w:name="Title" w:semiHidden="0" w:uiPriority="10" w:unhideWhenUsed="0" w:qFormat="1"/>
+    <w:lsdException w:name="Default Paragraph Font" w:uiPriority="1"/>
+    <w:lsdException w:name="Subtitle" w:semiHidden="0" w:uiPriority="11" w:unhideWhenUsed="0" w:qFormat="1"/>
+    <w:lsdException w:name="Strong" w:semiHidden="0" w:uiPriority="22" w:unhideWhenUsed="0" w:qFormat="1"/>
+    <w:lsdException w:name="Emphasis" w:semiHidden="0" w:uiPriority="20" w:unhideWhenUsed="0" w:qFormat="1"/>
+    <w:lsdException w:name="Table Grid" w:semiHidden="0" w:uiPriority="39" w:unhideWhenUsed="0"/>
+    <w:lsdException w:name="Placeholder Text" w:unhideWhenUsed="0"/>
+    <w:lsdException w:name="No Spacing" w:semiHidden="0" w:uiPriority="1" w:unhideWhenUsed="0" w:qFormat="1"/>
+    <w:lsdException w:name="Light Shading" w:semiHidden="0" w:uiPriority="60" w:unhideWhenUsed="0"/>
+    <w:lsdException w:name="Light List" w:semiHidden="0" w:uiPriority="61" w:unhideWhenUsed="0"/>
+    <w:lsdException w:name="Light Grid" w:semiHidden="0" w:uiPriority="62" w:unhideWhenUsed="0"/>
+    <w:lsdException w:name="Medium Shading 1" w:semiHidden="0" w:uiPriority="63" w:unhideWhenUsed="0"/>
+    <w:lsdException w:name="Medium Shading 2" w:semiHidden="0" w:uiPriority="64" w:unhideWhenUsed="0"/>
+    <w:lsdException w:name="Medium List 1" w:semiHidden="0" w:uiPriority="65" w:unhideWhenUsed="0"/>
+    <w:lsdException w:name="Medium List 2" w:semiHidden="0" w:uiPriority="66" w:unhideWhenUsed="0"/>
+    <w:lsdException w:name="Medium Grid 1" w:semiHidden="0" w:uiPriority="67" w:unhideWhenUsed="0"/>
+    <w:lsdException w:name="Medium Grid 2" w:semiHidden="0" w:uiPriority="68" w:unhideWhenUsed="0"/>
+    <w:lsdException w:name="Medium Grid 3" w:semiHidden="0" w:uiPriority="69" w:unhideWhenUsed="0"/>
+    <w:lsdException w:name="Dark List" w:semiHidden="0" w:uiPriority="70" w:unhideWhenUsed="0"/>
+    <w:lsdException w:name="Colorful Shading" w:semiHidden="0" w:uiPriority="71" w:unhideWhenUsed="0"/>
+    <w:lsdException w:name="Colorful List" w:semiHidden="0" w:uiPriority="72" w:unhideWhenUsed="0"/>
+    <w:lsdException w:name="Colorful Grid" w:semiHidden="0" w:uiPriority="73" w:unhideWhenUsed="0"/>
+    <w:lsdException w:name="Light Shading Accent 1" w:semiHidden="0" w:uiPriority="60" w:unhideWhenUsed="0"/>
+    <w:lsdException w:name="Light List Accent 1" w:semiHidden="0" w:uiPriority="61" w:unhideWhenUsed="0"/>
+    <w:lsdException w:name="Light Grid Accent 1" w:semiHidden="0" w:uiPriority="62" w:unhideWhenUsed="0"/>
+    <w:lsdException w:name="Medium Shading 1 Accent 1" w:semiHidden="0" w:uiPriority="63" w:unhideWhenUsed="0"/>
+    <w:lsdException w:name="Medium Shading 2 Accent 1" w:semiHidden="0" w:uiPriority="64" w:unhideWhenUsed="0"/>
+    <w:lsdException w:name="Medium List 1 Accent 1" w:semiHidden="0" w:uiPriority="65" w:unhideWhenUsed="0"/>
+    <w:lsdException w:name="Revision" w:unhideWhenUsed="0"/>
+    <w:lsdException w:name="List Paragraph" w:semiHidden="0" w:uiPriority="34" w:unhideWhenUsed="0" w:qFormat="1"/>
+    <w:lsdException w:name="Quote" w:semiHidden="0" w:uiPriority="29" w:unhideWhenUsed="0" w:qFormat="1"/>
+    <w:lsdException w:name="Intense Quote" w:semiHidden="0" w:uiPriority="30" w:unhideWhenUsed="0" w:qFormat="1"/>
+    <w:lsdException w:name="Medium List 2 Accent 1" w:semiHidden="0" w:uiPriority="66" w:unhideWhenUsed="0"/>
+    <w:lsdException w:name="Medium Grid 1 Accent 1" w:semiHidden="0" w:uiPriority="67" w:unhideWhenUsed="0"/>
+    <w:lsdException w:name="Medium Grid 2 Accent 1" w:semiHidden="0" w:uiPriority="68" w:unhideWhenUsed="0"/>
+    <w:lsdException w:name="Medium Grid 3 Accent 1" w:semiHidden="0" w:uiPriority="69" w:unhideWhenUsed="0"/>
+    <w:lsdException w:name="Dark List Accent 1" w:semiHidden="0" w:uiPriority="70" w:unhideWhenUsed="0"/>
+    <w:lsdException w:name="Colorful Shading Accent 1" w:semiHidden="0" w:uiPriority="71" w:unhideWhenUsed="0"/>
+    <w:lsdException w:name="Colorful List Accent 1" w:semiHidden="0" w:uiPriority="72" w:unhideWhenUsed="0"/>
+    <w:lsdException w:name="Colorful Grid Accent 1" w:semiHidden="0" w:uiPriority="73" w:unhideWhenUsed="0"/>
+    <w:lsdException w:name="Light Shading Accent 2" w:semiHidden="0" w:uiPriority="60" w:unhideWhenUsed="0"/>
+    <w:lsdException w:name="Light List Accent 2" w:semiHidden="0" w:uiPriority="61" w:unhideWhenUsed="0"/>
+    <w:lsdException w:name="Light Grid Accent 2" w:semiHidden="0" w:uiPriority="62" w:unhideWhenUsed="0"/>
+    <w:lsdException w:name="Medium Shading 1 Accent 2" w:semiHidden="0" w:uiPriority="63" w:unhideWhenUsed="0"/>
+    <w:lsdException w:name="Medium Shading 2 Accent 2" w:semiHidden="0" w:uiPriority="64" w:unhideWhenUsed="0"/>
+    <w:lsdException w:name="Medium List 1 Accent 2" w:semiHidden="0" w:uiPriority="65" w:unhideWhenUsed="0"/>
+    <w:lsdException w:name="Medium List 2 Accent 2" w:semiHidden="0" w:uiPriority="66" w:unhideWhenUsed="0"/>
+    <w:lsdException w:name="Medium Grid 1 Accent 2" w:semiHidden="0" w:uiPriority="67" w:unhideWhenUsed="0"/>
+    <w:lsdException w:name="Medium Grid 2 Accent 2" w:semiHidden="0" w:uiPriority="68" w:unhideWhenUsed="0"/>
+    <w:lsdException w:name="Medium Grid 3 Accent 2" w:semiHidden="0" w:uiPriority="69" w:unhideWhenUsed="0"/>
+    <w:lsdException w:name="Dark List Accent 2" w:semiHidden="0" w:uiPriority="70" w:unhideWhenUsed="0"/>
+    <w:lsdException w:name="Colorful Shading Accent 2" w:semiHidden="0" w:uiPriority="71" w:unhideWhenUsed="0"/>
+    <w:lsdException w:name="Colorful List Accent 2" w:semiHidden="0" w:uiPriority="72" w:unhideWhenUsed="0"/>
+    <w:lsdException w:name="Colorful Grid Accent 2" w:semiHidden="0" w:uiPriority="73" w:unhideWhenUsed="0"/>
+    <w:lsdException w:name="Light Shading Accent 3" w:semiHidden="0" w:uiPriority="60" w:unhideWhenUsed="0"/>
+    <w:lsdException w:name="Light List Accent 3" w:semiHidden="0" w:uiPriority="61" w:unhideWhenUsed="0"/>
+    <w:lsdException w:name="Light Grid Accent 3" w:semiHidden="0" w:uiPriority="62" w:unhideWhenUsed="0"/>
+    <w:lsdException w:name="Medium Shading 1 Accent 3" w:semiHidden="0" w:uiPriority="63" w:unhideWhenUsed="0"/>
+    <w:lsdException w:name="Medium Shading 2 Accent 3" w:semiHidden="0" w:uiPriority="64" w:unhideWhenUsed="0"/>
+    <w:lsdException w:name="Medium List 1 Accent 3" w:semiHidden="0" w:uiPriority="65" w:unhideWhenUsed="0"/>
+    <w:lsdException w:name="Medium List 2 Accent 3" w:semiHidden="0" w:uiPriority="66" w:unhideWhenUsed="0"/>
+    <w:lsdException w:name="Medium Grid 1 Accent 3" w:semiHidden="0" w:uiPriority="67" w:unhideWhenUsed="0"/>
+    <w:lsdException w:name="Medium Grid 2 Accent 3" w:semiHidden="0" w:uiPriority="68" w:unhideWhenUsed="0"/>
+    <w:lsdException w:name="Medium Grid 3 Accent 3" w:semiHidden="0" w:uiPriority="69" w:unhideWhenUsed="0"/>
+    <w:lsdException w:name="Dark List Accent 3" w:semiHidden="0" w:uiPriority="70" w:unhideWhenUsed="0"/>
+    <w:lsdException w:name="Colorful Shading Accent 3" w:semiHidden="0" w:uiPriority="71" w:unhideWhenUsed="0"/>
+    <w:lsdException w:name="Colorful List Accent 3" w:semiHidden="0" w:uiPriority="72" w:unhideWhenUsed="0"/>
+    <w:lsdException w:name="Colorful Grid Accent 3" w:semiHidden="0" w:uiPriority="73" w:unhideWhenUsed="0"/>
+    <w:lsdException w:name="Light Shading Accent 4" w:semiHidden="0" w:uiPriority="60" w:unhideWhenUsed="0"/>
+    <w:lsdException w:name="Light List Accent 4" w:semiHidden="0" w:uiPriority="61" w:unhideWhenUsed="0"/>
+    <w:lsdException w:name="Light Grid Accent 4" w:semiHidden="0" w:uiPriority="62" w:unhideWhenUsed="0"/>
+    <w:lsdException w:name="Medium Shading 1 Accent 4" w:semiHidden="0" w:uiPriority="63" w:unhideWhenUsed="0"/>
+    <w:lsdException w:name="Medium Shading 2 Accent 4" w:semiHidden="0" w:uiPriority="64" w:unhideWhenUsed="0"/>
+    <w:lsdException w:name="Medium List 1 Accent 4" w:semiHidden="0" w:uiPriority="65" w:unhideWhenUsed="0"/>
+    <w:lsdException w:name="Medium List 2 Accent 4" w:semiHidden="0" w:uiPriority="66" w:unhideWhenUsed="0"/>
+    <w:lsdException w:name="Medium Grid 1 Accent 4" w:semiHidden="0" w:uiPriority="67" w:unhideWhenUsed="0"/>
+    <w:lsdException w:name="Medium Grid 2 Accent 4" w:semiHidden="0" w:uiPriority="68" w:unhideWhenUsed="0"/>
+    <w:lsdException w:name="Medium Grid 3 Accent 4" w:semiHidden="0" w:uiPriority="69" w:unhideWhenUsed="0"/>
+    <w:lsdException w:name="Dark List Accent 4" w:semiHidden="0" w:uiPriority="70" w:unhideWhenUsed="0"/>
+    <w:lsdException w:name="Colorful Shading Accent 4" w:semiHidden="0" w:uiPriority="71" w:unhideWhenUsed="0"/>
+    <w:lsdException w:name="Colorful List Accent 4" w:semiHidden="0" w:uiPriority="72" w:unhideWhenUsed="0"/>
+    <w:lsdException w:name="Colorful Grid Accent 4" w:semiHidden="0" w:uiPriority="73" w:unhideWhenUsed="0"/>
+    <w:lsdException w:name="Light Shading Accent 5" w:semiHidden="0" w:uiPriority="60" w:unhideWhenUsed="0"/>
+    <w:lsdException w:name="Light List Accent 5" w:semiHidden="0" w:uiPriority="61" w:unhideWhenUsed="0"/>
+    <w:lsdException w:name="Light Grid Accent 5" w:semiHidden="0" w:uiPriority="62" w:unhideWhenUsed="0"/>
+    <w:lsdException w:name="Medium Shading 1 Accent 5" w:semiHidden="0" w:uiPriority="63" w:unhideWhenUsed="0"/>
+    <w:lsdException w:name="Medium Shading 2 Accent 5" w:semiHidden="0" w:uiPriority="64" w:unhideWhenUsed="0"/>
+    <w:lsdException w:name="Medium List 1 Accent 5" w:semiHidden="0" w:uiPriority="65" w:unhideWhenUsed="0"/>
+    <w:lsdException w:name="Medium List 2 Accent 5" w:semiHidden="0" w:uiPriority="66" w:unhideWhenUsed="0"/>
+    <w:lsdException w:name="Medium Grid 1 Accent 5" w:semiHidden="0" w:uiPriority="67" w:unhideWhenUsed="0"/>
+    <w:lsdException w:name="Medium Grid 2 Accent 5" w:semiHidden="0" w:uiPriority="68" w:unhideWhenUsed="0"/>
+    <w:lsdException w:name="Medium Grid 3 Accent 5" w:semiHidden="0" w:uiPriority="69" w:unhideWhenUsed="0"/>
+    <w:lsdException w:name="Dark List Accent 5" w:semiHidden="0" w:uiPriority="70" w:unhideWhenUsed="0"/>
+    <w:lsdException w:name="Colorful Shading Accent 5" w:semiHidden="0" w:uiPriority="71" w:unhideWhenUsed="0"/>
+    <w:lsdException w:name="Colorful List Accent 5" w:semiHidden="0" w:uiPriority="72" w:unhideWhenUsed="0"/>
+    <w:lsdException w:name="Colorful Grid Accent 5" w:semiHidden="0" w:uiPriority="73" w:unhideWhenUsed="0"/>
+    <w:lsdException w:name="Light Shading Accent 6" w:semiHidden="0" w:uiPriority="60" w:unhideWhenUsed="0"/>
+    <w:lsdException w:name="Light List Accent 6" w:semiHidden="0" w:uiPriority="61" w:unhideWhenUsed="0"/>
+    <w:lsdException w:name="Light Grid Accent 6" w:semiHidden="0" w:uiPriority="62" w:unhideWhenUsed="0"/>
+    <w:lsdException w:name="Medium Shading 1 Accent 6" w:semiHidden="0" w:uiPriority="63" w:unhideWhenUsed="0"/>
+    <w:lsdException w:name="Medium Shading 2 Accent 6" w:semiHidden="0" w:uiPriority="64" w:unhideWhenUsed="0"/>
+    <w:lsdException w:name="Medium List 1 Accent 6" w:semiHidden="0" w:uiPriority="65" w:unhideWhenUsed="0"/>
+    <w:lsdException w:name="Medium List 2 Accent 6" w:semiHidden="0" w:uiPriority="66" w:unhideWhenUsed="0"/>
+    <w:lsdException w:name="Medium Grid 1 Accent 6" w:semiHidden="0" w:uiPriority="67" w:unhideWhenUsed="0"/>
+    <w:lsdException w:name="Medium Grid 2 Accent 6" w:semiHidden="0" w:uiPriority="68" w:unhideWhenUsed="0"/>
+    <w:lsdException w:name="Medium Grid 3 Accent 6" w:semiHidden="0" w:uiPriority="69" w:unhideWhenUsed="0"/>
+    <w:lsdException w:name="Dark List Accent 6" w:semiHidden="0" w:uiPriority="70" w:unhideWhenUsed="0"/>
+    <w:lsdException w:name="Colorful Shading Accent 6" w:semiHidden="0" w:uiPriority="71" w:unhideWhenUsed="0"/>
+    <w:lsdException w:name="Colorful List Accent 6" w:semiHidden="0" w:uiPriority="72" w:unhideWhenUsed="0"/>
+    <w:lsdException w:name="Colorful Grid Accent 6" w:semiHidden="0" w:uiPriority="73" w:unhideWhenUsed="0"/>
+    <w:lsdException w:name="Subtle Emphasis" w:semiHidden="0" w:uiPriority="19" w:unhideWhenUsed="0" w:qFormat="1"/>
+    <w:lsdException w:name="Intense Emphasis" w:semiHidden="0" w:uiPriority="21" w:unhideWhenUsed="0" w:qFormat="1"/>
+    <w:lsdException w:name="Subtle Reference" w:semiHidden="0" w:uiPriority="31" w:unhideWhenUsed="0" w:qFormat="1"/>
+    <w:lsdException w:name="Intense Reference" w:semiHidden="0" w:uiPriority="32" w:unhideWhenUsed="0" w:qFormat="1"/>
+    <w:lsdException w:name="Book Title" w:semiHidden="0" w:uiPriority="33" w:unhideWhenUsed="0" w:qFormat="1"/>
+    <w:lsdException w:name="Bibliography" w:uiPriority="37"/>
+    <w:lsdException w:name="TOC Heading" w:uiPriority="39" w:qFormat="1"/>
   </w:latentStyles>
   <w:style w:type="paragraph" w:default="1" w:styleId="Normal">
     <w:name w:val="Normal"/>
@@ -1344,6 +1840,301 @@
       <w:rFonts w:ascii="Calibri" w:eastAsia="Calibri" w:hAnsi="Calibri" w:cs="Calibri"/>
     </w:rPr>
   </w:style>
+  <w:style w:type="character" w:customStyle="1" w:styleId="bzpyqfadein">
+    <w:name w:val="bz_pyq_fadein"/>
+    <w:basedOn w:val="Fontepargpadro"/>
+    <w:rsid w:val="001C44FD"/>
+  </w:style>
+</w:styles>
+</file>
+
+<file path=word/stylesWithEffects.xml><?xml version="1.0" encoding="utf-8"?>
+<w:styles xmlns:wpc="http://schemas.microsoft.com/office/word/2010/wordprocessingCanvas" xmlns:mc="http://schemas.openxmlformats.org/markup-compatibility/2006" xmlns:o="urn:schemas-microsoft-com:office:office" xmlns:r="http://schemas.openxmlformats.org/officeDocument/2006/relationships" xmlns:m="http://schemas.openxmlformats.org/officeDocument/2006/math" xmlns:v="urn:schemas-microsoft-com:vml" xmlns:wp14="http://schemas.microsoft.com/office/word/2010/wordprocessingDrawing" xmlns:wp="http://schemas.openxmlformats.org/drawingml/2006/wordprocessingDrawing" xmlns:w10="urn:schemas-microsoft-com:office:word" xmlns:w="http://schemas.openxmlformats.org/wordprocessingml/2006/main" xmlns:w14="http://schemas.microsoft.com/office/word/2010/wordml" xmlns:wpg="http://schemas.microsoft.com/office/word/2010/wordprocessingGroup" xmlns:wpi="http://schemas.microsoft.com/office/word/2010/wordprocessingInk" xmlns:wne="http://schemas.microsoft.com/office/word/2006/wordml" xmlns:wps="http://schemas.microsoft.com/office/word/2010/wordprocessingShape" mc:Ignorable="w14 wp14">
+  <w:docDefaults>
+    <w:rPrDefault>
+      <w:rPr>
+        <w:rFonts w:asciiTheme="minorHAnsi" w:eastAsiaTheme="minorHAnsi" w:hAnsiTheme="minorHAnsi" w:cstheme="minorBidi"/>
+        <w:sz w:val="22"/>
+        <w:szCs w:val="22"/>
+        <w:lang w:val="pt-BR" w:eastAsia="en-US" w:bidi="ar-SA"/>
+      </w:rPr>
+    </w:rPrDefault>
+    <w:pPrDefault>
+      <w:pPr>
+        <w:spacing w:after="160" w:line="259" w:lineRule="auto"/>
+      </w:pPr>
+    </w:pPrDefault>
+  </w:docDefaults>
+  <w:latentStyles w:defLockedState="0" w:defUIPriority="99" w:defSemiHidden="1" w:defUnhideWhenUsed="1" w:defQFormat="0" w:count="267">
+    <w:lsdException w:name="Normal" w:semiHidden="0" w:uiPriority="0" w:unhideWhenUsed="0" w:qFormat="1"/>
+    <w:lsdException w:name="heading 1" w:semiHidden="0" w:uiPriority="9" w:unhideWhenUsed="0" w:qFormat="1"/>
+    <w:lsdException w:name="heading 2" w:uiPriority="9" w:qFormat="1"/>
+    <w:lsdException w:name="heading 3" w:uiPriority="9" w:qFormat="1"/>
+    <w:lsdException w:name="heading 4" w:uiPriority="9" w:qFormat="1"/>
+    <w:lsdException w:name="heading 5" w:uiPriority="9" w:qFormat="1"/>
+    <w:lsdException w:name="heading 6" w:uiPriority="9" w:qFormat="1"/>
+    <w:lsdException w:name="heading 7" w:uiPriority="9" w:qFormat="1"/>
+    <w:lsdException w:name="heading 8" w:uiPriority="9" w:qFormat="1"/>
+    <w:lsdException w:name="heading 9" w:uiPriority="9" w:qFormat="1"/>
+    <w:lsdException w:name="toc 1" w:uiPriority="39"/>
+    <w:lsdException w:name="toc 2" w:uiPriority="39"/>
+    <w:lsdException w:name="toc 3" w:uiPriority="39"/>
+    <w:lsdException w:name="toc 4" w:uiPriority="39"/>
+    <w:lsdException w:name="toc 5" w:uiPriority="39"/>
+    <w:lsdException w:name="toc 6" w:uiPriority="39"/>
+    <w:lsdException w:name="toc 7" w:uiPriority="39"/>
+    <w:lsdException w:name="toc 8" w:uiPriority="39"/>
+    <w:lsdException w:name="toc 9" w:uiPriority="39"/>
+    <w:lsdException w:name="caption" w:uiPriority="35" w:qFormat="1"/>
+    <w:lsdException w:name="Title" w:semiHidden="0" w:uiPriority="10" w:unhideWhenUsed="0" w:qFormat="1"/>
+    <w:lsdException w:name="Default Paragraph Font" w:uiPriority="1"/>
+    <w:lsdException w:name="Subtitle" w:semiHidden="0" w:uiPriority="11" w:unhideWhenUsed="0" w:qFormat="1"/>
+    <w:lsdException w:name="Strong" w:semiHidden="0" w:uiPriority="22" w:unhideWhenUsed="0" w:qFormat="1"/>
+    <w:lsdException w:name="Emphasis" w:semiHidden="0" w:uiPriority="20" w:unhideWhenUsed="0" w:qFormat="1"/>
+    <w:lsdException w:name="Table Grid" w:semiHidden="0" w:uiPriority="39" w:unhideWhenUsed="0"/>
+    <w:lsdException w:name="Placeholder Text" w:unhideWhenUsed="0"/>
+    <w:lsdException w:name="No Spacing" w:semiHidden="0" w:uiPriority="1" w:unhideWhenUsed="0" w:qFormat="1"/>
+    <w:lsdException w:name="Light Shading" w:semiHidden="0" w:uiPriority="60" w:unhideWhenUsed="0"/>
+    <w:lsdException w:name="Light List" w:semiHidden="0" w:uiPriority="61" w:unhideWhenUsed="0"/>
+    <w:lsdException w:name="Light Grid" w:semiHidden="0" w:uiPriority="62" w:unhideWhenUsed="0"/>
+    <w:lsdException w:name="Medium Shading 1" w:semiHidden="0" w:uiPriority="63" w:unhideWhenUsed="0"/>
+    <w:lsdException w:name="Medium Shading 2" w:semiHidden="0" w:uiPriority="64" w:unhideWhenUsed="0"/>
+    <w:lsdException w:name="Medium List 1" w:semiHidden="0" w:uiPriority="65" w:unhideWhenUsed="0"/>
+    <w:lsdException w:name="Medium List 2" w:semiHidden="0" w:uiPriority="66" w:unhideWhenUsed="0"/>
+    <w:lsdException w:name="Medium Grid 1" w:semiHidden="0" w:uiPriority="67" w:unhideWhenUsed="0"/>
+    <w:lsdException w:name="Medium Grid 2" w:semiHidden="0" w:uiPriority="68" w:unhideWhenUsed="0"/>
+    <w:lsdException w:name="Medium Grid 3" w:semiHidden="0" w:uiPriority="69" w:unhideWhenUsed="0"/>
+    <w:lsdException w:name="Dark List" w:semiHidden="0" w:uiPriority="70" w:unhideWhenUsed="0"/>
+    <w:lsdException w:name="Colorful Shading" w:semiHidden="0" w:uiPriority="71" w:unhideWhenUsed="0"/>
+    <w:lsdException w:name="Colorful List" w:semiHidden="0" w:uiPriority="72" w:unhideWhenUsed="0"/>
+    <w:lsdException w:name="Colorful Grid" w:semiHidden="0" w:uiPriority="73" w:unhideWhenUsed="0"/>
+    <w:lsdException w:name="Light Shading Accent 1" w:semiHidden="0" w:uiPriority="60" w:unhideWhenUsed="0"/>
+    <w:lsdException w:name="Light List Accent 1" w:semiHidden="0" w:uiPriority="61" w:unhideWhenUsed="0"/>
+    <w:lsdException w:name="Light Grid Accent 1" w:semiHidden="0" w:uiPriority="62" w:unhideWhenUsed="0"/>
+    <w:lsdException w:name="Medium Shading 1 Accent 1" w:semiHidden="0" w:uiPriority="63" w:unhideWhenUsed="0"/>
+    <w:lsdException w:name="Medium Shading 2 Accent 1" w:semiHidden="0" w:uiPriority="64" w:unhideWhenUsed="0"/>
+    <w:lsdException w:name="Medium List 1 Accent 1" w:semiHidden="0" w:uiPriority="65" w:unhideWhenUsed="0"/>
+    <w:lsdException w:name="Revision" w:unhideWhenUsed="0"/>
+    <w:lsdException w:name="List Paragraph" w:semiHidden="0" w:uiPriority="34" w:unhideWhenUsed="0" w:qFormat="1"/>
+    <w:lsdException w:name="Quote" w:semiHidden="0" w:uiPriority="29" w:unhideWhenUsed="0" w:qFormat="1"/>
+    <w:lsdException w:name="Intense Quote" w:semiHidden="0" w:uiPriority="30" w:unhideWhenUsed="0" w:qFormat="1"/>
+    <w:lsdException w:name="Medium List 2 Accent 1" w:semiHidden="0" w:uiPriority="66" w:unhideWhenUsed="0"/>
+    <w:lsdException w:name="Medium Grid 1 Accent 1" w:semiHidden="0" w:uiPriority="67" w:unhideWhenUsed="0"/>
+    <w:lsdException w:name="Medium Grid 2 Accent 1" w:semiHidden="0" w:uiPriority="68" w:unhideWhenUsed="0"/>
+    <w:lsdException w:name="Medium Grid 3 Accent 1" w:semiHidden="0" w:uiPriority="69" w:unhideWhenUsed="0"/>
+    <w:lsdException w:name="Dark List Accent 1" w:semiHidden="0" w:uiPriority="70" w:unhideWhenUsed="0"/>
+    <w:lsdException w:name="Colorful Shading Accent 1" w:semiHidden="0" w:uiPriority="71" w:unhideWhenUsed="0"/>
+    <w:lsdException w:name="Colorful List Accent 1" w:semiHidden="0" w:uiPriority="72" w:unhideWhenUsed="0"/>
+    <w:lsdException w:name="Colorful Grid Accent 1" w:semiHidden="0" w:uiPriority="73" w:unhideWhenUsed="0"/>
+    <w:lsdException w:name="Light Shading Accent 2" w:semiHidden="0" w:uiPriority="60" w:unhideWhenUsed="0"/>
+    <w:lsdException w:name="Light List Accent 2" w:semiHidden="0" w:uiPriority="61" w:unhideWhenUsed="0"/>
+    <w:lsdException w:name="Light Grid Accent 2" w:semiHidden="0" w:uiPriority="62" w:unhideWhenUsed="0"/>
+    <w:lsdException w:name="Medium Shading 1 Accent 2" w:semiHidden="0" w:uiPriority="63" w:unhideWhenUsed="0"/>
+    <w:lsdException w:name="Medium Shading 2 Accent 2" w:semiHidden="0" w:uiPriority="64" w:unhideWhenUsed="0"/>
+    <w:lsdException w:name="Medium List 1 Accent 2" w:semiHidden="0" w:uiPriority="65" w:unhideWhenUsed="0"/>
+    <w:lsdException w:name="Medium List 2 Accent 2" w:semiHidden="0" w:uiPriority="66" w:unhideWhenUsed="0"/>
+    <w:lsdException w:name="Medium Grid 1 Accent 2" w:semiHidden="0" w:uiPriority="67" w:unhideWhenUsed="0"/>
+    <w:lsdException w:name="Medium Grid 2 Accent 2" w:semiHidden="0" w:uiPriority="68" w:unhideWhenUsed="0"/>
+    <w:lsdException w:name="Medium Grid 3 Accent 2" w:semiHidden="0" w:uiPriority="69" w:unhideWhenUsed="0"/>
+    <w:lsdException w:name="Dark List Accent 2" w:semiHidden="0" w:uiPriority="70" w:unhideWhenUsed="0"/>
+    <w:lsdException w:name="Colorful Shading Accent 2" w:semiHidden="0" w:uiPriority="71" w:unhideWhenUsed="0"/>
+    <w:lsdException w:name="Colorful List Accent 2" w:semiHidden="0" w:uiPriority="72" w:unhideWhenUsed="0"/>
+    <w:lsdException w:name="Colorful Grid Accent 2" w:semiHidden="0" w:uiPriority="73" w:unhideWhenUsed="0"/>
+    <w:lsdException w:name="Light Shading Accent 3" w:semiHidden="0" w:uiPriority="60" w:unhideWhenUsed="0"/>
+    <w:lsdException w:name="Light List Accent 3" w:semiHidden="0" w:uiPriority="61" w:unhideWhenUsed="0"/>
+    <w:lsdException w:name="Light Grid Accent 3" w:semiHidden="0" w:uiPriority="62" w:unhideWhenUsed="0"/>
+    <w:lsdException w:name="Medium Shading 1 Accent 3" w:semiHidden="0" w:uiPriority="63" w:unhideWhenUsed="0"/>
+    <w:lsdException w:name="Medium Shading 2 Accent 3" w:semiHidden="0" w:uiPriority="64" w:unhideWhenUsed="0"/>
+    <w:lsdException w:name="Medium List 1 Accent 3" w:semiHidden="0" w:uiPriority="65" w:unhideWhenUsed="0"/>
+    <w:lsdException w:name="Medium List 2 Accent 3" w:semiHidden="0" w:uiPriority="66" w:unhideWhenUsed="0"/>
+    <w:lsdException w:name="Medium Grid 1 Accent 3" w:semiHidden="0" w:uiPriority="67" w:unhideWhenUsed="0"/>
+    <w:lsdException w:name="Medium Grid 2 Accent 3" w:semiHidden="0" w:uiPriority="68" w:unhideWhenUsed="0"/>
+    <w:lsdException w:name="Medium Grid 3 Accent 3" w:semiHidden="0" w:uiPriority="69" w:unhideWhenUsed="0"/>
+    <w:lsdException w:name="Dark List Accent 3" w:semiHidden="0" w:uiPriority="70" w:unhideWhenUsed="0"/>
+    <w:lsdException w:name="Colorful Shading Accent 3" w:semiHidden="0" w:uiPriority="71" w:unhideWhenUsed="0"/>
+    <w:lsdException w:name="Colorful List Accent 3" w:semiHidden="0" w:uiPriority="72" w:unhideWhenUsed="0"/>
+    <w:lsdException w:name="Colorful Grid Accent 3" w:semiHidden="0" w:uiPriority="73" w:unhideWhenUsed="0"/>
+    <w:lsdException w:name="Light Shading Accent 4" w:semiHidden="0" w:uiPriority="60" w:unhideWhenUsed="0"/>
+    <w:lsdException w:name="Light List Accent 4" w:semiHidden="0" w:uiPriority="61" w:unhideWhenUsed="0"/>
+    <w:lsdException w:name="Light Grid Accent 4" w:semiHidden="0" w:uiPriority="62" w:unhideWhenUsed="0"/>
+    <w:lsdException w:name="Medium Shading 1 Accent 4" w:semiHidden="0" w:uiPriority="63" w:unhideWhenUsed="0"/>
+    <w:lsdException w:name="Medium Shading 2 Accent 4" w:semiHidden="0" w:uiPriority="64" w:unhideWhenUsed="0"/>
+    <w:lsdException w:name="Medium List 1 Accent 4" w:semiHidden="0" w:uiPriority="65" w:unhideWhenUsed="0"/>
+    <w:lsdException w:name="Medium List 2 Accent 4" w:semiHidden="0" w:uiPriority="66" w:unhideWhenUsed="0"/>
+    <w:lsdException w:name="Medium Grid 1 Accent 4" w:semiHidden="0" w:uiPriority="67" w:unhideWhenUsed="0"/>
+    <w:lsdException w:name="Medium Grid 2 Accent 4" w:semiHidden="0" w:uiPriority="68" w:unhideWhenUsed="0"/>
+    <w:lsdException w:name="Medium Grid 3 Accent 4" w:semiHidden="0" w:uiPriority="69" w:unhideWhenUsed="0"/>
+    <w:lsdException w:name="Dark List Accent 4" w:semiHidden="0" w:uiPriority="70" w:unhideWhenUsed="0"/>
+    <w:lsdException w:name="Colorful Shading Accent 4" w:semiHidden="0" w:uiPriority="71" w:unhideWhenUsed="0"/>
+    <w:lsdException w:name="Colorful List Accent 4" w:semiHidden="0" w:uiPriority="72" w:unhideWhenUsed="0"/>
+    <w:lsdException w:name="Colorful Grid Accent 4" w:semiHidden="0" w:uiPriority="73" w:unhideWhenUsed="0"/>
+    <w:lsdException w:name="Light Shading Accent 5" w:semiHidden="0" w:uiPriority="60" w:unhideWhenUsed="0"/>
+    <w:lsdException w:name="Light List Accent 5" w:semiHidden="0" w:uiPriority="61" w:unhideWhenUsed="0"/>
+    <w:lsdException w:name="Light Grid Accent 5" w:semiHidden="0" w:uiPriority="62" w:unhideWhenUsed="0"/>
+    <w:lsdException w:name="Medium Shading 1 Accent 5" w:semiHidden="0" w:uiPriority="63" w:unhideWhenUsed="0"/>
+    <w:lsdException w:name="Medium Shading 2 Accent 5" w:semiHidden="0" w:uiPriority="64" w:unhideWhenUsed="0"/>
+    <w:lsdException w:name="Medium List 1 Accent 5" w:semiHidden="0" w:uiPriority="65" w:unhideWhenUsed="0"/>
+    <w:lsdException w:name="Medium List 2 Accent 5" w:semiHidden="0" w:uiPriority="66" w:unhideWhenUsed="0"/>
+    <w:lsdException w:name="Medium Grid 1 Accent 5" w:semiHidden="0" w:uiPriority="67" w:unhideWhenUsed="0"/>
+    <w:lsdException w:name="Medium Grid 2 Accent 5" w:semiHidden="0" w:uiPriority="68" w:unhideWhenUsed="0"/>
+    <w:lsdException w:name="Medium Grid 3 Accent 5" w:semiHidden="0" w:uiPriority="69" w:unhideWhenUsed="0"/>
+    <w:lsdException w:name="Dark List Accent 5" w:semiHidden="0" w:uiPriority="70" w:unhideWhenUsed="0"/>
+    <w:lsdException w:name="Colorful Shading Accent 5" w:semiHidden="0" w:uiPriority="71" w:unhideWhenUsed="0"/>
+    <w:lsdException w:name="Colorful List Accent 5" w:semiHidden="0" w:uiPriority="72" w:unhideWhenUsed="0"/>
+    <w:lsdException w:name="Colorful Grid Accent 5" w:semiHidden="0" w:uiPriority="73" w:unhideWhenUsed="0"/>
+    <w:lsdException w:name="Light Shading Accent 6" w:semiHidden="0" w:uiPriority="60" w:unhideWhenUsed="0"/>
+    <w:lsdException w:name="Light List Accent 6" w:semiHidden="0" w:uiPriority="61" w:unhideWhenUsed="0"/>
+    <w:lsdException w:name="Light Grid Accent 6" w:semiHidden="0" w:uiPriority="62" w:unhideWhenUsed="0"/>
+    <w:lsdException w:name="Medium Shading 1 Accent 6" w:semiHidden="0" w:uiPriority="63" w:unhideWhenUsed="0"/>
+    <w:lsdException w:name="Medium Shading 2 Accent 6" w:semiHidden="0" w:uiPriority="64" w:unhideWhenUsed="0"/>
+    <w:lsdException w:name="Medium List 1 Accent 6" w:semiHidden="0" w:uiPriority="65" w:unhideWhenUsed="0"/>
+    <w:lsdException w:name="Medium List 2 Accent 6" w:semiHidden="0" w:uiPriority="66" w:unhideWhenUsed="0"/>
+    <w:lsdException w:name="Medium Grid 1 Accent 6" w:semiHidden="0" w:uiPriority="67" w:unhideWhenUsed="0"/>
+    <w:lsdException w:name="Medium Grid 2 Accent 6" w:semiHidden="0" w:uiPriority="68" w:unhideWhenUsed="0"/>
+    <w:lsdException w:name="Medium Grid 3 Accent 6" w:semiHidden="0" w:uiPriority="69" w:unhideWhenUsed="0"/>
+    <w:lsdException w:name="Dark List Accent 6" w:semiHidden="0" w:uiPriority="70" w:unhideWhenUsed="0"/>
+    <w:lsdException w:name="Colorful Shading Accent 6" w:semiHidden="0" w:uiPriority="71" w:unhideWhenUsed="0"/>
+    <w:lsdException w:name="Colorful List Accent 6" w:semiHidden="0" w:uiPriority="72" w:unhideWhenUsed="0"/>
+    <w:lsdException w:name="Colorful Grid Accent 6" w:semiHidden="0" w:uiPriority="73" w:unhideWhenUsed="0"/>
+    <w:lsdException w:name="Subtle Emphasis" w:semiHidden="0" w:uiPriority="19" w:unhideWhenUsed="0" w:qFormat="1"/>
+    <w:lsdException w:name="Intense Emphasis" w:semiHidden="0" w:uiPriority="21" w:unhideWhenUsed="0" w:qFormat="1"/>
+    <w:lsdException w:name="Subtle Reference" w:semiHidden="0" w:uiPriority="31" w:unhideWhenUsed="0" w:qFormat="1"/>
+    <w:lsdException w:name="Intense Reference" w:semiHidden="0" w:uiPriority="32" w:unhideWhenUsed="0" w:qFormat="1"/>
+    <w:lsdException w:name="Book Title" w:semiHidden="0" w:uiPriority="33" w:unhideWhenUsed="0" w:qFormat="1"/>
+    <w:lsdException w:name="Bibliography" w:uiPriority="37"/>
+    <w:lsdException w:name="TOC Heading" w:uiPriority="39" w:qFormat="1"/>
+  </w:latentStyles>
+  <w:style w:type="paragraph" w:default="1" w:styleId="Normal">
+    <w:name w:val="Normal"/>
+    <w:qFormat/>
+    <w:rsid w:val="004B70AF"/>
+    <w:pPr>
+      <w:spacing w:after="200" w:line="276" w:lineRule="auto"/>
+    </w:pPr>
+    <w:rPr>
+      <w:rFonts w:ascii="Calibri" w:eastAsia="Calibri" w:hAnsi="Calibri" w:cs="Calibri"/>
+    </w:rPr>
+  </w:style>
+  <w:style w:type="paragraph" w:styleId="Ttulo1">
+    <w:name w:val="heading 1"/>
+    <w:basedOn w:val="Normal"/>
+    <w:next w:val="Normal"/>
+    <w:link w:val="Ttulo1Char"/>
+    <w:uiPriority w:val="9"/>
+    <w:qFormat/>
+    <w:rsid w:val="004B70AF"/>
+    <w:pPr>
+      <w:keepNext/>
+      <w:keepLines/>
+      <w:spacing w:before="120" w:after="0" w:line="240" w:lineRule="auto"/>
+      <w:outlineLvl w:val="0"/>
+    </w:pPr>
+    <w:rPr>
+      <w:rFonts w:asciiTheme="majorHAnsi" w:eastAsiaTheme="majorEastAsia" w:hAnsiTheme="majorHAnsi" w:cstheme="majorBidi"/>
+      <w:b/>
+      <w:bCs/>
+      <w:color w:val="2E74B5" w:themeColor="accent1" w:themeShade="BF"/>
+      <w:sz w:val="28"/>
+      <w:szCs w:val="28"/>
+    </w:rPr>
+  </w:style>
+  <w:style w:type="character" w:default="1" w:styleId="Fontepargpadro">
+    <w:name w:val="Default Paragraph Font"/>
+    <w:uiPriority w:val="1"/>
+    <w:semiHidden/>
+    <w:unhideWhenUsed/>
+  </w:style>
+  <w:style w:type="table" w:default="1" w:styleId="Tabelanormal">
+    <w:name w:val="Normal Table"/>
+    <w:uiPriority w:val="99"/>
+    <w:semiHidden/>
+    <w:unhideWhenUsed/>
+    <w:tblPr>
+      <w:tblInd w:w="0" w:type="dxa"/>
+      <w:tblCellMar>
+        <w:top w:w="0" w:type="dxa"/>
+        <w:left w:w="108" w:type="dxa"/>
+        <w:bottom w:w="0" w:type="dxa"/>
+        <w:right w:w="108" w:type="dxa"/>
+      </w:tblCellMar>
+    </w:tblPr>
+  </w:style>
+  <w:style w:type="numbering" w:default="1" w:styleId="Semlista">
+    <w:name w:val="No List"/>
+    <w:uiPriority w:val="99"/>
+    <w:semiHidden/>
+    <w:unhideWhenUsed/>
+  </w:style>
+  <w:style w:type="character" w:customStyle="1" w:styleId="Ttulo1Char">
+    <w:name w:val="Título 1 Char"/>
+    <w:basedOn w:val="Fontepargpadro"/>
+    <w:link w:val="Ttulo1"/>
+    <w:uiPriority w:val="9"/>
+    <w:rsid w:val="004B70AF"/>
+    <w:rPr>
+      <w:rFonts w:asciiTheme="majorHAnsi" w:eastAsiaTheme="majorEastAsia" w:hAnsiTheme="majorHAnsi" w:cstheme="majorBidi"/>
+      <w:b/>
+      <w:bCs/>
+      <w:color w:val="2E74B5" w:themeColor="accent1" w:themeShade="BF"/>
+      <w:sz w:val="28"/>
+      <w:szCs w:val="28"/>
+    </w:rPr>
+  </w:style>
+  <w:style w:type="paragraph" w:styleId="Cabealho">
+    <w:name w:val="header"/>
+    <w:basedOn w:val="Normal"/>
+    <w:link w:val="CabealhoChar"/>
+    <w:uiPriority w:val="99"/>
+    <w:unhideWhenUsed/>
+    <w:rsid w:val="008B21D8"/>
+    <w:pPr>
+      <w:tabs>
+        <w:tab w:val="center" w:pos="4252"/>
+        <w:tab w:val="right" w:pos="8504"/>
+      </w:tabs>
+      <w:spacing w:after="0" w:line="240" w:lineRule="auto"/>
+    </w:pPr>
+  </w:style>
+  <w:style w:type="character" w:customStyle="1" w:styleId="CabealhoChar">
+    <w:name w:val="Cabeçalho Char"/>
+    <w:basedOn w:val="Fontepargpadro"/>
+    <w:link w:val="Cabealho"/>
+    <w:uiPriority w:val="99"/>
+    <w:rsid w:val="008B21D8"/>
+    <w:rPr>
+      <w:rFonts w:ascii="Calibri" w:eastAsia="Calibri" w:hAnsi="Calibri" w:cs="Calibri"/>
+    </w:rPr>
+  </w:style>
+  <w:style w:type="paragraph" w:styleId="Rodap">
+    <w:name w:val="footer"/>
+    <w:basedOn w:val="Normal"/>
+    <w:link w:val="RodapChar"/>
+    <w:uiPriority w:val="99"/>
+    <w:unhideWhenUsed/>
+    <w:rsid w:val="008B21D8"/>
+    <w:pPr>
+      <w:tabs>
+        <w:tab w:val="center" w:pos="4252"/>
+        <w:tab w:val="right" w:pos="8504"/>
+      </w:tabs>
+      <w:spacing w:after="0" w:line="240" w:lineRule="auto"/>
+    </w:pPr>
+  </w:style>
+  <w:style w:type="character" w:customStyle="1" w:styleId="RodapChar">
+    <w:name w:val="Rodapé Char"/>
+    <w:basedOn w:val="Fontepargpadro"/>
+    <w:link w:val="Rodap"/>
+    <w:uiPriority w:val="99"/>
+    <w:rsid w:val="008B21D8"/>
+    <w:rPr>
+      <w:rFonts w:ascii="Calibri" w:eastAsia="Calibri" w:hAnsi="Calibri" w:cs="Calibri"/>
+    </w:rPr>
+  </w:style>
+  <w:style w:type="character" w:customStyle="1" w:styleId="bzpyqfadein">
+    <w:name w:val="bz_pyq_fadein"/>
+    <w:basedOn w:val="Fontepargpadro"/>
+    <w:rsid w:val="001C44FD"/>
+  </w:style>
 </w:styles>
 </file>
 
@@ -1390,7 +2181,7 @@
     </a:clrScheme>
     <a:fontScheme name="Escritório">
       <a:majorFont>
-        <a:latin typeface="Calibri Light" panose="020F0302020204030204"/>
+        <a:latin typeface="Calibri Light"/>
         <a:ea typeface=""/>
         <a:cs typeface=""/>
         <a:font script="Jpan" typeface="ＭＳ ゴシック"/>
@@ -1425,7 +2216,7 @@
         <a:font script="Geor" typeface="Sylfaen"/>
       </a:majorFont>
       <a:minorFont>
-        <a:latin typeface="Calibri" panose="020F0502020204030204"/>
+        <a:latin typeface="Calibri"/>
         <a:ea typeface=""/>
         <a:cs typeface=""/>
         <a:font script="Jpan" typeface="ＭＳ 明朝"/>
@@ -1602,7 +2393,7 @@
   <a:extraClrSchemeLst/>
   <a:extLst>
     <a:ext uri="{05A4C25C-085E-4340-85A3-A5531E510DB2}">
-      <thm15:themeFamily xmlns:thm15="http://schemas.microsoft.com/office/thememl/2012/main" name="Office Theme" id="{62F939B6-93AF-4DB8-9C6B-D6C7DFDC589F}" vid="{4A3C46E8-61CC-4603-A589-7422A47A8E4A}"/>
+      <thm15:themeFamily xmlns:thm15="http://schemas.microsoft.com/office/thememl/2012/main" xmlns="" name="Office Theme" id="{62F939B6-93AF-4DB8-9C6B-D6C7DFDC589F}" vid="{4A3C46E8-61CC-4603-A589-7422A47A8E4A}"/>
     </a:ext>
   </a:extLst>
 </a:theme>

--- a/ApêndiceB-Requisitos/PID_RequisitosFuncionais.docx
+++ b/ApêndiceB-Requisitos/PID_RequisitosFuncionais.docx
@@ -1,6 +1,6 @@
 
 <file path=word/document.xml><?xml version="1.0" encoding="utf-8"?>
-<w:document xmlns:wpc="http://schemas.microsoft.com/office/word/2010/wordprocessingCanvas" xmlns:mc="http://schemas.openxmlformats.org/markup-compatibility/2006" xmlns:o="urn:schemas-microsoft-com:office:office" xmlns:r="http://schemas.openxmlformats.org/officeDocument/2006/relationships" xmlns:m="http://schemas.openxmlformats.org/officeDocument/2006/math" xmlns:v="urn:schemas-microsoft-com:vml" xmlns:wp14="http://schemas.microsoft.com/office/word/2010/wordprocessingDrawing" xmlns:wp="http://schemas.openxmlformats.org/drawingml/2006/wordprocessingDrawing" xmlns:w10="urn:schemas-microsoft-com:office:word" xmlns:w="http://schemas.openxmlformats.org/wordprocessingml/2006/main" xmlns:w14="http://schemas.microsoft.com/office/word/2010/wordml" xmlns:w15="http://schemas.microsoft.com/office/word/2012/wordml" xmlns:wpg="http://schemas.microsoft.com/office/word/2010/wordprocessingGroup" xmlns:wpi="http://schemas.microsoft.com/office/word/2010/wordprocessingInk" xmlns:wne="http://schemas.microsoft.com/office/word/2006/wordml" xmlns:wps="http://schemas.microsoft.com/office/word/2010/wordprocessingShape" mc:Ignorable="w14 w15 wp14">
+<w:document xmlns:wpc="http://schemas.microsoft.com/office/word/2010/wordprocessingCanvas" xmlns:mc="http://schemas.openxmlformats.org/markup-compatibility/2006" xmlns:o="urn:schemas-microsoft-com:office:office" xmlns:r="http://schemas.openxmlformats.org/officeDocument/2006/relationships" xmlns:m="http://schemas.openxmlformats.org/officeDocument/2006/math" xmlns:v="urn:schemas-microsoft-com:vml" xmlns:wp14="http://schemas.microsoft.com/office/word/2010/wordprocessingDrawing" xmlns:wp="http://schemas.openxmlformats.org/drawingml/2006/wordprocessingDrawing" xmlns:w10="urn:schemas-microsoft-com:office:word" xmlns:w="http://schemas.openxmlformats.org/wordprocessingml/2006/main" xmlns:w14="http://schemas.microsoft.com/office/word/2010/wordml" xmlns:wpg="http://schemas.microsoft.com/office/word/2010/wordprocessingGroup" xmlns:wpi="http://schemas.microsoft.com/office/word/2010/wordprocessingInk" xmlns:wne="http://schemas.microsoft.com/office/word/2006/wordml" xmlns:wps="http://schemas.microsoft.com/office/word/2010/wordprocessingShape" mc:Ignorable="w14 wp14">
   <w:body>
     <w:tbl>
       <w:tblPr>
@@ -341,7 +341,7 @@
           <w:sz w:val="24"/>
           <w:szCs w:val="24"/>
         </w:rPr>
-        <w:t xml:space="preserve">   (</w:t>
+        <w:t xml:space="preserve">   </w:t>
       </w:r>
       <w:proofErr w:type="gramEnd"/>
       <w:r>
@@ -350,7 +350,7 @@
           <w:sz w:val="24"/>
           <w:szCs w:val="24"/>
         </w:rPr>
-        <w:t xml:space="preserve"> ) importante  ( ) desejável</w:t>
+        <w:t>( ) importante  ( ) desejável</w:t>
       </w:r>
     </w:p>
     <w:p>
@@ -455,7 +455,7 @@
           <w:sz w:val="24"/>
           <w:szCs w:val="24"/>
         </w:rPr>
-        <w:t>( )</w:t>
+        <w:t xml:space="preserve">( </w:t>
       </w:r>
       <w:proofErr w:type="gramEnd"/>
       <w:r>
@@ -464,7 +464,7 @@
           <w:sz w:val="24"/>
           <w:szCs w:val="24"/>
         </w:rPr>
-        <w:t xml:space="preserve"> importante ( ) desejável</w:t>
+        <w:t>) importante ( ) desejável</w:t>
       </w:r>
     </w:p>
     <w:p>
@@ -533,7 +533,7 @@
           <w:sz w:val="24"/>
           <w:szCs w:val="24"/>
         </w:rPr>
-        <w:t>( )</w:t>
+        <w:t xml:space="preserve">( </w:t>
       </w:r>
       <w:proofErr w:type="gramEnd"/>
       <w:r>
@@ -542,7 +542,7 @@
           <w:sz w:val="24"/>
           <w:szCs w:val="24"/>
         </w:rPr>
-        <w:t xml:space="preserve"> importante ( ) desejável</w:t>
+        <w:t>) importante ( ) desejável</w:t>
       </w:r>
     </w:p>
     <w:p>
@@ -620,7 +620,7 @@
           <w:sz w:val="24"/>
           <w:szCs w:val="24"/>
         </w:rPr>
-        <w:t>( )</w:t>
+        <w:t xml:space="preserve">( </w:t>
       </w:r>
       <w:proofErr w:type="gramEnd"/>
       <w:r>
@@ -629,7 +629,7 @@
           <w:sz w:val="24"/>
           <w:szCs w:val="24"/>
         </w:rPr>
-        <w:t xml:space="preserve"> importante ( ) desejável</w:t>
+        <w:t>) importante ( ) desejável</w:t>
       </w:r>
     </w:p>
     <w:p>
@@ -717,7 +717,7 @@
           <w:sz w:val="24"/>
           <w:szCs w:val="24"/>
         </w:rPr>
-        <w:t>( )</w:t>
+        <w:t xml:space="preserve">( </w:t>
       </w:r>
       <w:proofErr w:type="gramEnd"/>
       <w:r>
@@ -726,7 +726,7 @@
           <w:sz w:val="24"/>
           <w:szCs w:val="24"/>
         </w:rPr>
-        <w:t xml:space="preserve"> importante ( ) desejável</w:t>
+        <w:t>) importante ( ) desejável</w:t>
       </w:r>
     </w:p>
     <w:p>
@@ -804,7 +804,7 @@
           <w:sz w:val="24"/>
           <w:szCs w:val="24"/>
         </w:rPr>
-        <w:t>( )</w:t>
+        <w:t xml:space="preserve">( </w:t>
       </w:r>
       <w:proofErr w:type="gramEnd"/>
       <w:r>
@@ -813,7 +813,7 @@
           <w:sz w:val="24"/>
           <w:szCs w:val="24"/>
         </w:rPr>
-        <w:t xml:space="preserve"> essencial (X) importante ( ) desejável</w:t>
+        <w:t>) essencial (X) importante ( ) desejável</w:t>
       </w:r>
     </w:p>
     <w:p>
@@ -891,7 +891,7 @@
           <w:sz w:val="24"/>
           <w:szCs w:val="24"/>
         </w:rPr>
-        <w:t>( )</w:t>
+        <w:t xml:space="preserve">( </w:t>
       </w:r>
       <w:proofErr w:type="gramEnd"/>
       <w:r>
@@ -900,7 +900,7 @@
           <w:sz w:val="24"/>
           <w:szCs w:val="24"/>
         </w:rPr>
-        <w:t xml:space="preserve"> essencial (X) importante ( ) desejável</w:t>
+        <w:t>) essencial (X) importante ( ) desejável</w:t>
       </w:r>
     </w:p>
     <w:p>
@@ -987,7 +987,7 @@
           <w:sz w:val="24"/>
           <w:szCs w:val="24"/>
         </w:rPr>
-        <w:t>( )</w:t>
+        <w:t xml:space="preserve">( </w:t>
       </w:r>
       <w:proofErr w:type="gramEnd"/>
       <w:r>
@@ -996,7 +996,7 @@
           <w:sz w:val="24"/>
           <w:szCs w:val="24"/>
         </w:rPr>
-        <w:t xml:space="preserve"> essencial (X) importante ( ) desejável</w:t>
+        <w:t>) essencial (X) importante ( ) desejável</w:t>
       </w:r>
     </w:p>
     <w:p>
@@ -1077,67 +1077,241 @@
           <w:szCs w:val="24"/>
         </w:rPr>
       </w:pPr>
+      <w:r>
+        <w:rPr>
+          <w:rFonts w:ascii="Times New Roman" w:hAnsi="Times New Roman" w:cs="Times New Roman"/>
+          <w:sz w:val="24"/>
+          <w:szCs w:val="24"/>
+        </w:rPr>
+        <w:t>RF 10 – Gerenciar medicamentos</w:t>
+      </w:r>
+    </w:p>
+    <w:p>
+      <w:pPr>
+        <w:rPr>
+          <w:rFonts w:ascii="Times New Roman" w:hAnsi="Times New Roman" w:cs="Times New Roman"/>
+          <w:sz w:val="24"/>
+          <w:szCs w:val="24"/>
+        </w:rPr>
+      </w:pPr>
+    </w:p>
+    <w:p>
+      <w:pPr>
+        <w:rPr>
+          <w:rFonts w:ascii="Times New Roman" w:hAnsi="Times New Roman" w:cs="Times New Roman"/>
+          <w:sz w:val="24"/>
+          <w:szCs w:val="24"/>
+        </w:rPr>
+      </w:pPr>
+      <w:r>
+        <w:rPr>
+          <w:rFonts w:ascii="Times New Roman" w:hAnsi="Times New Roman" w:cs="Times New Roman"/>
+          <w:sz w:val="24"/>
+          <w:szCs w:val="24"/>
+        </w:rPr>
+        <w:t>Descrição: O sistema deve permitir o cadastro e gerenciamento de medicamentos, incluindo nome, dose, horários e frequência.</w:t>
+      </w:r>
+    </w:p>
+    <w:p>
+      <w:pPr>
+        <w:rPr>
+          <w:rFonts w:ascii="Times New Roman" w:hAnsi="Times New Roman" w:cs="Times New Roman"/>
+          <w:sz w:val="24"/>
+          <w:szCs w:val="24"/>
+        </w:rPr>
+      </w:pPr>
+    </w:p>
+    <w:p>
+      <w:pPr>
+        <w:rPr>
+          <w:rFonts w:ascii="Times New Roman" w:hAnsi="Times New Roman" w:cs="Times New Roman"/>
+          <w:sz w:val="24"/>
+          <w:szCs w:val="24"/>
+        </w:rPr>
+      </w:pPr>
+      <w:r>
+        <w:rPr>
+          <w:rFonts w:ascii="Times New Roman" w:hAnsi="Times New Roman" w:cs="Times New Roman"/>
+          <w:sz w:val="24"/>
+          <w:szCs w:val="24"/>
+        </w:rPr>
+        <w:t xml:space="preserve">Prioridade: (X) essencial () importante </w:t>
+      </w:r>
+      <w:proofErr w:type="gramStart"/>
+      <w:r>
+        <w:rPr>
+          <w:rFonts w:ascii="Times New Roman" w:hAnsi="Times New Roman" w:cs="Times New Roman"/>
+          <w:sz w:val="24"/>
+          <w:szCs w:val="24"/>
+        </w:rPr>
+        <w:t xml:space="preserve">( </w:t>
+      </w:r>
+      <w:proofErr w:type="gramEnd"/>
+      <w:r>
+        <w:rPr>
+          <w:rFonts w:ascii="Times New Roman" w:hAnsi="Times New Roman" w:cs="Times New Roman"/>
+          <w:sz w:val="24"/>
+          <w:szCs w:val="24"/>
+        </w:rPr>
+        <w:t>) desejável</w:t>
+      </w:r>
+    </w:p>
+    <w:p>
+      <w:pPr>
+        <w:rPr>
+          <w:rFonts w:ascii="Times New Roman" w:hAnsi="Times New Roman" w:cs="Times New Roman"/>
+          <w:sz w:val="24"/>
+          <w:szCs w:val="24"/>
+        </w:rPr>
+      </w:pPr>
+    </w:p>
+    <w:p>
+      <w:pPr>
+        <w:rPr>
+          <w:rFonts w:ascii="Times New Roman" w:hAnsi="Times New Roman" w:cs="Times New Roman"/>
+          <w:sz w:val="24"/>
+          <w:szCs w:val="24"/>
+        </w:rPr>
+      </w:pPr>
+      <w:r>
+        <w:rPr>
+          <w:rFonts w:ascii="Times New Roman" w:hAnsi="Times New Roman" w:cs="Times New Roman"/>
+          <w:sz w:val="24"/>
+          <w:szCs w:val="24"/>
+        </w:rPr>
+        <w:t xml:space="preserve">RF 11 – </w:t>
+      </w:r>
+      <w:proofErr w:type="spellStart"/>
+      <w:r>
+        <w:rPr>
+          <w:rFonts w:ascii="Times New Roman" w:hAnsi="Times New Roman" w:cs="Times New Roman"/>
+          <w:sz w:val="24"/>
+          <w:szCs w:val="24"/>
+        </w:rPr>
+        <w:t>Logout</w:t>
+      </w:r>
+      <w:proofErr w:type="spellEnd"/>
+    </w:p>
+    <w:p>
+      <w:pPr>
+        <w:rPr>
+          <w:rFonts w:ascii="Times New Roman" w:hAnsi="Times New Roman" w:cs="Times New Roman"/>
+          <w:sz w:val="24"/>
+          <w:szCs w:val="24"/>
+        </w:rPr>
+      </w:pPr>
+    </w:p>
+    <w:p>
+      <w:pPr>
+        <w:rPr>
+          <w:rFonts w:ascii="Times New Roman" w:hAnsi="Times New Roman" w:cs="Times New Roman"/>
+          <w:sz w:val="24"/>
+          <w:szCs w:val="24"/>
+        </w:rPr>
+      </w:pPr>
+      <w:r>
+        <w:rPr>
+          <w:rFonts w:ascii="Times New Roman" w:hAnsi="Times New Roman" w:cs="Times New Roman"/>
+          <w:sz w:val="24"/>
+          <w:szCs w:val="24"/>
+        </w:rPr>
+        <w:t>Descrição: O sistema deve permitir que o usuário encerre sua sessão com segurança.</w:t>
+      </w:r>
+    </w:p>
+    <w:p>
+      <w:pPr>
+        <w:rPr>
+          <w:rFonts w:ascii="Times New Roman" w:hAnsi="Times New Roman" w:cs="Times New Roman"/>
+          <w:sz w:val="24"/>
+          <w:szCs w:val="24"/>
+        </w:rPr>
+      </w:pPr>
+    </w:p>
+    <w:p>
+      <w:pPr>
+        <w:rPr>
+          <w:rFonts w:ascii="Times New Roman" w:hAnsi="Times New Roman" w:cs="Times New Roman"/>
+          <w:sz w:val="24"/>
+          <w:szCs w:val="24"/>
+        </w:rPr>
+      </w:pPr>
+      <w:r>
+        <w:rPr>
+          <w:rFonts w:ascii="Times New Roman" w:hAnsi="Times New Roman" w:cs="Times New Roman"/>
+          <w:sz w:val="24"/>
+          <w:szCs w:val="24"/>
+        </w:rPr>
+        <w:t xml:space="preserve">Prioridade: (X) essencial () importante </w:t>
+      </w:r>
+      <w:proofErr w:type="gramStart"/>
+      <w:r>
+        <w:rPr>
+          <w:rFonts w:ascii="Times New Roman" w:hAnsi="Times New Roman" w:cs="Times New Roman"/>
+          <w:sz w:val="24"/>
+          <w:szCs w:val="24"/>
+        </w:rPr>
+        <w:t xml:space="preserve">( </w:t>
+      </w:r>
+      <w:proofErr w:type="gramEnd"/>
+      <w:r>
+        <w:rPr>
+          <w:rFonts w:ascii="Times New Roman" w:hAnsi="Times New Roman" w:cs="Times New Roman"/>
+          <w:sz w:val="24"/>
+          <w:szCs w:val="24"/>
+        </w:rPr>
+        <w:t>) desejável</w:t>
+      </w:r>
+      <w:r>
+        <w:rPr>
+          <w:rFonts w:ascii="Times New Roman" w:hAnsi="Times New Roman" w:cs="Times New Roman"/>
+          <w:sz w:val="24"/>
+          <w:szCs w:val="24"/>
+        </w:rPr>
+        <w:br/>
+      </w:r>
+    </w:p>
+    <w:p>
+      <w:pPr>
+        <w:rPr>
+          <w:rFonts w:ascii="Times New Roman" w:hAnsi="Times New Roman" w:cs="Times New Roman"/>
+          <w:sz w:val="24"/>
+          <w:szCs w:val="24"/>
+        </w:rPr>
+      </w:pPr>
       <w:bookmarkStart w:id="0" w:name="_GoBack"/>
-      <w:r>
-        <w:rPr>
-          <w:rFonts w:ascii="Times New Roman" w:hAnsi="Times New Roman" w:cs="Times New Roman"/>
-          <w:sz w:val="24"/>
-          <w:szCs w:val="24"/>
-        </w:rPr>
-        <w:t>RF 10 – Gerenciar medicamentos</w:t>
-      </w:r>
-    </w:p>
-    <w:bookmarkEnd w:id="0"/>
-    <w:p>
-      <w:pPr>
-        <w:rPr>
-          <w:rFonts w:ascii="Times New Roman" w:hAnsi="Times New Roman" w:cs="Times New Roman"/>
-          <w:sz w:val="24"/>
-          <w:szCs w:val="24"/>
-        </w:rPr>
-      </w:pPr>
-    </w:p>
-    <w:p>
-      <w:pPr>
-        <w:rPr>
-          <w:rFonts w:ascii="Times New Roman" w:hAnsi="Times New Roman" w:cs="Times New Roman"/>
-          <w:sz w:val="24"/>
-          <w:szCs w:val="24"/>
-        </w:rPr>
-      </w:pPr>
-      <w:r>
-        <w:rPr>
-          <w:rFonts w:ascii="Times New Roman" w:hAnsi="Times New Roman" w:cs="Times New Roman"/>
-          <w:sz w:val="24"/>
-          <w:szCs w:val="24"/>
-        </w:rPr>
-        <w:t>Descrição: O sistema deve permitir o cadastro e gerenciamento de medicamentos, incluindo nome, dose, horários e frequência.</w:t>
-      </w:r>
-    </w:p>
-    <w:p>
-      <w:pPr>
-        <w:rPr>
-          <w:rFonts w:ascii="Times New Roman" w:hAnsi="Times New Roman" w:cs="Times New Roman"/>
-          <w:sz w:val="24"/>
-          <w:szCs w:val="24"/>
-        </w:rPr>
-      </w:pPr>
-    </w:p>
-    <w:p>
-      <w:pPr>
-        <w:rPr>
-          <w:rFonts w:ascii="Times New Roman" w:hAnsi="Times New Roman" w:cs="Times New Roman"/>
-          <w:sz w:val="24"/>
-          <w:szCs w:val="24"/>
-        </w:rPr>
-      </w:pPr>
-      <w:r>
-        <w:rPr>
-          <w:rFonts w:ascii="Times New Roman" w:hAnsi="Times New Roman" w:cs="Times New Roman"/>
-          <w:sz w:val="24"/>
-          <w:szCs w:val="24"/>
-        </w:rPr>
-        <w:t xml:space="preserve">Prioridade: (X) essencial () importante </w:t>
+      <w:bookmarkEnd w:id="0"/>
+      <w:r>
+        <w:rPr>
+          <w:rFonts w:ascii="Times New Roman" w:hAnsi="Times New Roman" w:cs="Times New Roman"/>
+          <w:sz w:val="24"/>
+          <w:szCs w:val="24"/>
+        </w:rPr>
+        <w:br/>
+      </w:r>
+      <w:r>
+        <w:rPr>
+          <w:rFonts w:ascii="Times New Roman" w:hAnsi="Times New Roman" w:cs="Times New Roman"/>
+          <w:sz w:val="24"/>
+          <w:szCs w:val="24"/>
+        </w:rPr>
+        <w:t>RF 12 – Finalizar vínculo / contrato entre cuidador e idoso</w:t>
+      </w:r>
+    </w:p>
+    <w:p>
+      <w:pPr>
+        <w:rPr>
+          <w:rFonts w:ascii="Times New Roman" w:hAnsi="Times New Roman" w:cs="Times New Roman"/>
+          <w:sz w:val="24"/>
+          <w:szCs w:val="24"/>
+        </w:rPr>
+      </w:pPr>
+      <w:r>
+        <w:rPr>
+          <w:rFonts w:ascii="Times New Roman" w:hAnsi="Times New Roman" w:cs="Times New Roman"/>
+          <w:sz w:val="24"/>
+          <w:szCs w:val="24"/>
+        </w:rPr>
+        <w:t xml:space="preserve">Descrição: O sistema deve permitir que o responsável familiar ou o cuidador </w:t>
       </w:r>
       <w:proofErr w:type="gramStart"/>
       <w:r>
@@ -1146,7 +1320,7 @@
           <w:sz w:val="24"/>
           <w:szCs w:val="24"/>
         </w:rPr>
-        <w:t>( )</w:t>
+        <w:t>encerrem</w:t>
       </w:r>
       <w:proofErr w:type="gramEnd"/>
       <w:r>
@@ -1155,95 +1329,24 @@
           <w:sz w:val="24"/>
           <w:szCs w:val="24"/>
         </w:rPr>
-        <w:t xml:space="preserve"> desejável</w:t>
-      </w:r>
-    </w:p>
-    <w:p>
-      <w:pPr>
-        <w:rPr>
-          <w:rFonts w:ascii="Times New Roman" w:hAnsi="Times New Roman" w:cs="Times New Roman"/>
-          <w:sz w:val="24"/>
-          <w:szCs w:val="24"/>
-        </w:rPr>
-      </w:pPr>
-    </w:p>
-    <w:p>
-      <w:pPr>
-        <w:rPr>
-          <w:rFonts w:ascii="Times New Roman" w:hAnsi="Times New Roman" w:cs="Times New Roman"/>
-          <w:sz w:val="24"/>
-          <w:szCs w:val="24"/>
-        </w:rPr>
-      </w:pPr>
-      <w:r>
-        <w:rPr>
-          <w:rFonts w:ascii="Times New Roman" w:hAnsi="Times New Roman" w:cs="Times New Roman"/>
-          <w:sz w:val="24"/>
-          <w:szCs w:val="24"/>
-        </w:rPr>
-        <w:t xml:space="preserve">RF 11 – </w:t>
-      </w:r>
-      <w:proofErr w:type="spellStart"/>
-      <w:r>
-        <w:rPr>
-          <w:rFonts w:ascii="Times New Roman" w:hAnsi="Times New Roman" w:cs="Times New Roman"/>
-          <w:sz w:val="24"/>
-          <w:szCs w:val="24"/>
-        </w:rPr>
-        <w:t>Logout</w:t>
-      </w:r>
-      <w:proofErr w:type="spellEnd"/>
-    </w:p>
-    <w:p>
-      <w:pPr>
-        <w:rPr>
-          <w:rFonts w:ascii="Times New Roman" w:hAnsi="Times New Roman" w:cs="Times New Roman"/>
-          <w:sz w:val="24"/>
-          <w:szCs w:val="24"/>
-        </w:rPr>
-      </w:pPr>
-    </w:p>
-    <w:p>
-      <w:pPr>
-        <w:rPr>
-          <w:rFonts w:ascii="Times New Roman" w:hAnsi="Times New Roman" w:cs="Times New Roman"/>
-          <w:sz w:val="24"/>
-          <w:szCs w:val="24"/>
-        </w:rPr>
-      </w:pPr>
-      <w:r>
-        <w:rPr>
-          <w:rFonts w:ascii="Times New Roman" w:hAnsi="Times New Roman" w:cs="Times New Roman"/>
-          <w:sz w:val="24"/>
-          <w:szCs w:val="24"/>
-        </w:rPr>
-        <w:t>Descrição: O sistema deve permitir que o usuário encerre sua sessão com segurança.</w:t>
-      </w:r>
-    </w:p>
-    <w:p>
-      <w:pPr>
-        <w:rPr>
-          <w:rFonts w:ascii="Times New Roman" w:hAnsi="Times New Roman" w:cs="Times New Roman"/>
-          <w:sz w:val="24"/>
-          <w:szCs w:val="24"/>
-        </w:rPr>
-      </w:pPr>
-    </w:p>
-    <w:p>
-      <w:pPr>
-        <w:rPr>
-          <w:rFonts w:ascii="Times New Roman" w:hAnsi="Times New Roman" w:cs="Times New Roman"/>
-          <w:sz w:val="24"/>
-          <w:szCs w:val="24"/>
-        </w:rPr>
-      </w:pPr>
-      <w:r>
-        <w:rPr>
-          <w:rFonts w:ascii="Times New Roman" w:hAnsi="Times New Roman" w:cs="Times New Roman"/>
-          <w:sz w:val="24"/>
-          <w:szCs w:val="24"/>
-        </w:rPr>
-        <w:t xml:space="preserve">Prioridade: (X) essencial () importante </w:t>
+        <w:t xml:space="preserve"> formalmente o vínculo de prestação de serviços ativo na plataforma, revogando o acesso do cuidador à rotina do idoso e liberando o perfil para novas contratações.</w:t>
+      </w:r>
+    </w:p>
+    <w:p>
+      <w:pPr>
+        <w:rPr>
+          <w:rFonts w:ascii="Times New Roman" w:hAnsi="Times New Roman" w:cs="Times New Roman"/>
+          <w:sz w:val="24"/>
+          <w:szCs w:val="24"/>
+        </w:rPr>
+      </w:pPr>
+      <w:r>
+        <w:rPr>
+          <w:rFonts w:ascii="Times New Roman" w:hAnsi="Times New Roman" w:cs="Times New Roman"/>
+          <w:sz w:val="24"/>
+          <w:szCs w:val="24"/>
+        </w:rPr>
+        <w:t xml:space="preserve">Prioridade: (X) essencial </w:t>
       </w:r>
       <w:proofErr w:type="gramStart"/>
       <w:r>
@@ -1252,7 +1355,7 @@
           <w:sz w:val="24"/>
           <w:szCs w:val="24"/>
         </w:rPr>
-        <w:t>( )</w:t>
+        <w:t xml:space="preserve">( </w:t>
       </w:r>
       <w:proofErr w:type="gramEnd"/>
       <w:r>
@@ -1261,16 +1364,25 @@
           <w:sz w:val="24"/>
           <w:szCs w:val="24"/>
         </w:rPr>
-        <w:t xml:space="preserve"> desejável</w:t>
-      </w:r>
+        <w:t>) importante ( ) desejável</w:t>
+      </w:r>
+    </w:p>
+    <w:p>
+      <w:pPr>
+        <w:rPr>
+          <w:rFonts w:ascii="Times New Roman" w:hAnsi="Times New Roman" w:cs="Times New Roman"/>
+          <w:sz w:val="24"/>
+          <w:szCs w:val="24"/>
+        </w:rPr>
+      </w:pPr>
     </w:p>
     <w:sectPr>
-      <w:headerReference w:type="even" r:id="rId6"/>
-      <w:headerReference w:type="default" r:id="rId7"/>
-      <w:footerReference w:type="even" r:id="rId8"/>
-      <w:footerReference w:type="default" r:id="rId9"/>
-      <w:headerReference w:type="first" r:id="rId10"/>
-      <w:footerReference w:type="first" r:id="rId11"/>
+      <w:headerReference w:type="even" r:id="rId7"/>
+      <w:headerReference w:type="default" r:id="rId8"/>
+      <w:footerReference w:type="even" r:id="rId9"/>
+      <w:footerReference w:type="default" r:id="rId10"/>
+      <w:headerReference w:type="first" r:id="rId11"/>
+      <w:footerReference w:type="first" r:id="rId12"/>
       <w:pgSz w:w="11906" w:h="16838"/>
       <w:pgMar w:top="1417" w:right="1701" w:bottom="1417" w:left="1701" w:header="708" w:footer="708" w:gutter="0"/>
       <w:cols w:space="708"/>
@@ -1281,7 +1393,7 @@
 </file>
 
 <file path=word/endnotes.xml><?xml version="1.0" encoding="utf-8"?>
-<w:endnotes xmlns:wpc="http://schemas.microsoft.com/office/word/2010/wordprocessingCanvas" xmlns:mc="http://schemas.openxmlformats.org/markup-compatibility/2006" xmlns:o="urn:schemas-microsoft-com:office:office" xmlns:r="http://schemas.openxmlformats.org/officeDocument/2006/relationships" xmlns:m="http://schemas.openxmlformats.org/officeDocument/2006/math" xmlns:v="urn:schemas-microsoft-com:vml" xmlns:wp14="http://schemas.microsoft.com/office/word/2010/wordprocessingDrawing" xmlns:wp="http://schemas.openxmlformats.org/drawingml/2006/wordprocessingDrawing" xmlns:w10="urn:schemas-microsoft-com:office:word" xmlns:w="http://schemas.openxmlformats.org/wordprocessingml/2006/main" xmlns:w14="http://schemas.microsoft.com/office/word/2010/wordml" xmlns:w15="http://schemas.microsoft.com/office/word/2012/wordml" xmlns:wpg="http://schemas.microsoft.com/office/word/2010/wordprocessingGroup" xmlns:wpi="http://schemas.microsoft.com/office/word/2010/wordprocessingInk" xmlns:wne="http://schemas.microsoft.com/office/word/2006/wordml" xmlns:wps="http://schemas.microsoft.com/office/word/2010/wordprocessingShape" mc:Ignorable="w14 w15 wp14">
+<w:endnotes xmlns:wpc="http://schemas.microsoft.com/office/word/2010/wordprocessingCanvas" xmlns:mc="http://schemas.openxmlformats.org/markup-compatibility/2006" xmlns:o="urn:schemas-microsoft-com:office:office" xmlns:r="http://schemas.openxmlformats.org/officeDocument/2006/relationships" xmlns:m="http://schemas.openxmlformats.org/officeDocument/2006/math" xmlns:v="urn:schemas-microsoft-com:vml" xmlns:wp14="http://schemas.microsoft.com/office/word/2010/wordprocessingDrawing" xmlns:wp="http://schemas.openxmlformats.org/drawingml/2006/wordprocessingDrawing" xmlns:w10="urn:schemas-microsoft-com:office:word" xmlns:w="http://schemas.openxmlformats.org/wordprocessingml/2006/main" xmlns:w14="http://schemas.microsoft.com/office/word/2010/wordml" xmlns:wpg="http://schemas.microsoft.com/office/word/2010/wordprocessingGroup" xmlns:wpi="http://schemas.microsoft.com/office/word/2010/wordprocessingInk" xmlns:wne="http://schemas.microsoft.com/office/word/2006/wordml" xmlns:wps="http://schemas.microsoft.com/office/word/2010/wordprocessingShape" mc:Ignorable="w14 wp14">
   <w:endnote w:type="separator" w:id="-1">
     <w:p>
       <w:pPr>
@@ -1306,7 +1418,7 @@
 </file>
 
 <file path=word/footer1.xml><?xml version="1.0" encoding="utf-8"?>
-<w:ftr xmlns:wpc="http://schemas.microsoft.com/office/word/2010/wordprocessingCanvas" xmlns:mc="http://schemas.openxmlformats.org/markup-compatibility/2006" xmlns:o="urn:schemas-microsoft-com:office:office" xmlns:r="http://schemas.openxmlformats.org/officeDocument/2006/relationships" xmlns:m="http://schemas.openxmlformats.org/officeDocument/2006/math" xmlns:v="urn:schemas-microsoft-com:vml" xmlns:wp14="http://schemas.microsoft.com/office/word/2010/wordprocessingDrawing" xmlns:wp="http://schemas.openxmlformats.org/drawingml/2006/wordprocessingDrawing" xmlns:w10="urn:schemas-microsoft-com:office:word" xmlns:w="http://schemas.openxmlformats.org/wordprocessingml/2006/main" xmlns:w14="http://schemas.microsoft.com/office/word/2010/wordml" xmlns:w15="http://schemas.microsoft.com/office/word/2012/wordml" xmlns:wpg="http://schemas.microsoft.com/office/word/2010/wordprocessingGroup" xmlns:wpi="http://schemas.microsoft.com/office/word/2010/wordprocessingInk" xmlns:wne="http://schemas.microsoft.com/office/word/2006/wordml" xmlns:wps="http://schemas.microsoft.com/office/word/2010/wordprocessingShape" mc:Ignorable="w14 w15 wp14">
+<w:ftr xmlns:wpc="http://schemas.microsoft.com/office/word/2010/wordprocessingCanvas" xmlns:mc="http://schemas.openxmlformats.org/markup-compatibility/2006" xmlns:o="urn:schemas-microsoft-com:office:office" xmlns:r="http://schemas.openxmlformats.org/officeDocument/2006/relationships" xmlns:m="http://schemas.openxmlformats.org/officeDocument/2006/math" xmlns:v="urn:schemas-microsoft-com:vml" xmlns:wp14="http://schemas.microsoft.com/office/word/2010/wordprocessingDrawing" xmlns:wp="http://schemas.openxmlformats.org/drawingml/2006/wordprocessingDrawing" xmlns:w10="urn:schemas-microsoft-com:office:word" xmlns:w="http://schemas.openxmlformats.org/wordprocessingml/2006/main" xmlns:w14="http://schemas.microsoft.com/office/word/2010/wordml" xmlns:wpg="http://schemas.microsoft.com/office/word/2010/wordprocessingGroup" xmlns:wpi="http://schemas.microsoft.com/office/word/2010/wordprocessingInk" xmlns:wne="http://schemas.microsoft.com/office/word/2006/wordml" xmlns:wps="http://schemas.microsoft.com/office/word/2010/wordprocessingShape" mc:Ignorable="w14 wp14">
   <w:p>
     <w:pPr>
       <w:pStyle w:val="Rodap"/>
@@ -1316,7 +1428,7 @@
 </file>
 
 <file path=word/footer2.xml><?xml version="1.0" encoding="utf-8"?>
-<w:ftr xmlns:wpc="http://schemas.microsoft.com/office/word/2010/wordprocessingCanvas" xmlns:mc="http://schemas.openxmlformats.org/markup-compatibility/2006" xmlns:o="urn:schemas-microsoft-com:office:office" xmlns:r="http://schemas.openxmlformats.org/officeDocument/2006/relationships" xmlns:m="http://schemas.openxmlformats.org/officeDocument/2006/math" xmlns:v="urn:schemas-microsoft-com:vml" xmlns:wp14="http://schemas.microsoft.com/office/word/2010/wordprocessingDrawing" xmlns:wp="http://schemas.openxmlformats.org/drawingml/2006/wordprocessingDrawing" xmlns:w10="urn:schemas-microsoft-com:office:word" xmlns:w="http://schemas.openxmlformats.org/wordprocessingml/2006/main" xmlns:w14="http://schemas.microsoft.com/office/word/2010/wordml" xmlns:w15="http://schemas.microsoft.com/office/word/2012/wordml" xmlns:wpg="http://schemas.microsoft.com/office/word/2010/wordprocessingGroup" xmlns:wpi="http://schemas.microsoft.com/office/word/2010/wordprocessingInk" xmlns:wne="http://schemas.microsoft.com/office/word/2006/wordml" xmlns:wps="http://schemas.microsoft.com/office/word/2010/wordprocessingShape" mc:Ignorable="w14 w15 wp14">
+<w:ftr xmlns:wpc="http://schemas.microsoft.com/office/word/2010/wordprocessingCanvas" xmlns:mc="http://schemas.openxmlformats.org/markup-compatibility/2006" xmlns:o="urn:schemas-microsoft-com:office:office" xmlns:r="http://schemas.openxmlformats.org/officeDocument/2006/relationships" xmlns:m="http://schemas.openxmlformats.org/officeDocument/2006/math" xmlns:v="urn:schemas-microsoft-com:vml" xmlns:wp14="http://schemas.microsoft.com/office/word/2010/wordprocessingDrawing" xmlns:wp="http://schemas.openxmlformats.org/drawingml/2006/wordprocessingDrawing" xmlns:w10="urn:schemas-microsoft-com:office:word" xmlns:w="http://schemas.openxmlformats.org/wordprocessingml/2006/main" xmlns:w14="http://schemas.microsoft.com/office/word/2010/wordml" xmlns:wpg="http://schemas.microsoft.com/office/word/2010/wordprocessingGroup" xmlns:wpi="http://schemas.microsoft.com/office/word/2010/wordprocessingInk" xmlns:wne="http://schemas.microsoft.com/office/word/2006/wordml" xmlns:wps="http://schemas.microsoft.com/office/word/2010/wordprocessingShape" mc:Ignorable="w14 wp14">
   <w:p>
     <w:pPr>
       <w:pStyle w:val="Rodap"/>
@@ -1430,7 +1542,7 @@
 </file>
 
 <file path=word/footer3.xml><?xml version="1.0" encoding="utf-8"?>
-<w:ftr xmlns:wpc="http://schemas.microsoft.com/office/word/2010/wordprocessingCanvas" xmlns:mc="http://schemas.openxmlformats.org/markup-compatibility/2006" xmlns:o="urn:schemas-microsoft-com:office:office" xmlns:r="http://schemas.openxmlformats.org/officeDocument/2006/relationships" xmlns:m="http://schemas.openxmlformats.org/officeDocument/2006/math" xmlns:v="urn:schemas-microsoft-com:vml" xmlns:wp14="http://schemas.microsoft.com/office/word/2010/wordprocessingDrawing" xmlns:wp="http://schemas.openxmlformats.org/drawingml/2006/wordprocessingDrawing" xmlns:w10="urn:schemas-microsoft-com:office:word" xmlns:w="http://schemas.openxmlformats.org/wordprocessingml/2006/main" xmlns:w14="http://schemas.microsoft.com/office/word/2010/wordml" xmlns:w15="http://schemas.microsoft.com/office/word/2012/wordml" xmlns:wpg="http://schemas.microsoft.com/office/word/2010/wordprocessingGroup" xmlns:wpi="http://schemas.microsoft.com/office/word/2010/wordprocessingInk" xmlns:wne="http://schemas.microsoft.com/office/word/2006/wordml" xmlns:wps="http://schemas.microsoft.com/office/word/2010/wordprocessingShape" mc:Ignorable="w14 w15 wp14">
+<w:ftr xmlns:wpc="http://schemas.microsoft.com/office/word/2010/wordprocessingCanvas" xmlns:mc="http://schemas.openxmlformats.org/markup-compatibility/2006" xmlns:o="urn:schemas-microsoft-com:office:office" xmlns:r="http://schemas.openxmlformats.org/officeDocument/2006/relationships" xmlns:m="http://schemas.openxmlformats.org/officeDocument/2006/math" xmlns:v="urn:schemas-microsoft-com:vml" xmlns:wp14="http://schemas.microsoft.com/office/word/2010/wordprocessingDrawing" xmlns:wp="http://schemas.openxmlformats.org/drawingml/2006/wordprocessingDrawing" xmlns:w10="urn:schemas-microsoft-com:office:word" xmlns:w="http://schemas.openxmlformats.org/wordprocessingml/2006/main" xmlns:w14="http://schemas.microsoft.com/office/word/2010/wordml" xmlns:wpg="http://schemas.microsoft.com/office/word/2010/wordprocessingGroup" xmlns:wpi="http://schemas.microsoft.com/office/word/2010/wordprocessingInk" xmlns:wne="http://schemas.microsoft.com/office/word/2006/wordml" xmlns:wps="http://schemas.microsoft.com/office/word/2010/wordprocessingShape" mc:Ignorable="w14 wp14">
   <w:p>
     <w:pPr>
       <w:pStyle w:val="Rodap"/>
@@ -1440,7 +1552,7 @@
 </file>
 
 <file path=word/footnotes.xml><?xml version="1.0" encoding="utf-8"?>
-<w:footnotes xmlns:wpc="http://schemas.microsoft.com/office/word/2010/wordprocessingCanvas" xmlns:mc="http://schemas.openxmlformats.org/markup-compatibility/2006" xmlns:o="urn:schemas-microsoft-com:office:office" xmlns:r="http://schemas.openxmlformats.org/officeDocument/2006/relationships" xmlns:m="http://schemas.openxmlformats.org/officeDocument/2006/math" xmlns:v="urn:schemas-microsoft-com:vml" xmlns:wp14="http://schemas.microsoft.com/office/word/2010/wordprocessingDrawing" xmlns:wp="http://schemas.openxmlformats.org/drawingml/2006/wordprocessingDrawing" xmlns:w10="urn:schemas-microsoft-com:office:word" xmlns:w="http://schemas.openxmlformats.org/wordprocessingml/2006/main" xmlns:w14="http://schemas.microsoft.com/office/word/2010/wordml" xmlns:w15="http://schemas.microsoft.com/office/word/2012/wordml" xmlns:wpg="http://schemas.microsoft.com/office/word/2010/wordprocessingGroup" xmlns:wpi="http://schemas.microsoft.com/office/word/2010/wordprocessingInk" xmlns:wne="http://schemas.microsoft.com/office/word/2006/wordml" xmlns:wps="http://schemas.microsoft.com/office/word/2010/wordprocessingShape" mc:Ignorable="w14 w15 wp14">
+<w:footnotes xmlns:wpc="http://schemas.microsoft.com/office/word/2010/wordprocessingCanvas" xmlns:mc="http://schemas.openxmlformats.org/markup-compatibility/2006" xmlns:o="urn:schemas-microsoft-com:office:office" xmlns:r="http://schemas.openxmlformats.org/officeDocument/2006/relationships" xmlns:m="http://schemas.openxmlformats.org/officeDocument/2006/math" xmlns:v="urn:schemas-microsoft-com:vml" xmlns:wp14="http://schemas.microsoft.com/office/word/2010/wordprocessingDrawing" xmlns:wp="http://schemas.openxmlformats.org/drawingml/2006/wordprocessingDrawing" xmlns:w10="urn:schemas-microsoft-com:office:word" xmlns:w="http://schemas.openxmlformats.org/wordprocessingml/2006/main" xmlns:w14="http://schemas.microsoft.com/office/word/2010/wordml" xmlns:wpg="http://schemas.microsoft.com/office/word/2010/wordprocessingGroup" xmlns:wpi="http://schemas.microsoft.com/office/word/2010/wordprocessingInk" xmlns:wne="http://schemas.microsoft.com/office/word/2006/wordml" xmlns:wps="http://schemas.microsoft.com/office/word/2010/wordprocessingShape" mc:Ignorable="w14 wp14">
   <w:footnote w:type="separator" w:id="-1">
     <w:p>
       <w:pPr>
@@ -1465,7 +1577,7 @@
 </file>
 
 <file path=word/header1.xml><?xml version="1.0" encoding="utf-8"?>
-<w:hdr xmlns:wpc="http://schemas.microsoft.com/office/word/2010/wordprocessingCanvas" xmlns:mc="http://schemas.openxmlformats.org/markup-compatibility/2006" xmlns:o="urn:schemas-microsoft-com:office:office" xmlns:r="http://schemas.openxmlformats.org/officeDocument/2006/relationships" xmlns:m="http://schemas.openxmlformats.org/officeDocument/2006/math" xmlns:v="urn:schemas-microsoft-com:vml" xmlns:wp14="http://schemas.microsoft.com/office/word/2010/wordprocessingDrawing" xmlns:wp="http://schemas.openxmlformats.org/drawingml/2006/wordprocessingDrawing" xmlns:w10="urn:schemas-microsoft-com:office:word" xmlns:w="http://schemas.openxmlformats.org/wordprocessingml/2006/main" xmlns:w14="http://schemas.microsoft.com/office/word/2010/wordml" xmlns:w15="http://schemas.microsoft.com/office/word/2012/wordml" xmlns:wpg="http://schemas.microsoft.com/office/word/2010/wordprocessingGroup" xmlns:wpi="http://schemas.microsoft.com/office/word/2010/wordprocessingInk" xmlns:wne="http://schemas.microsoft.com/office/word/2006/wordml" xmlns:wps="http://schemas.microsoft.com/office/word/2010/wordprocessingShape" mc:Ignorable="w14 w15 wp14">
+<w:hdr xmlns:wpc="http://schemas.microsoft.com/office/word/2010/wordprocessingCanvas" xmlns:mc="http://schemas.openxmlformats.org/markup-compatibility/2006" xmlns:o="urn:schemas-microsoft-com:office:office" xmlns:r="http://schemas.openxmlformats.org/officeDocument/2006/relationships" xmlns:m="http://schemas.openxmlformats.org/officeDocument/2006/math" xmlns:v="urn:schemas-microsoft-com:vml" xmlns:wp14="http://schemas.microsoft.com/office/word/2010/wordprocessingDrawing" xmlns:wp="http://schemas.openxmlformats.org/drawingml/2006/wordprocessingDrawing" xmlns:w10="urn:schemas-microsoft-com:office:word" xmlns:w="http://schemas.openxmlformats.org/wordprocessingml/2006/main" xmlns:w14="http://schemas.microsoft.com/office/word/2010/wordml" xmlns:wpg="http://schemas.microsoft.com/office/word/2010/wordprocessingGroup" xmlns:wpi="http://schemas.microsoft.com/office/word/2010/wordprocessingInk" xmlns:wne="http://schemas.microsoft.com/office/word/2006/wordml" xmlns:wps="http://schemas.microsoft.com/office/word/2010/wordprocessingShape" mc:Ignorable="w14 wp14">
   <w:p>
     <w:pPr>
       <w:pStyle w:val="Cabealho"/>
@@ -1475,7 +1587,7 @@
 </file>
 
 <file path=word/header2.xml><?xml version="1.0" encoding="utf-8"?>
-<w:hdr xmlns:wpc="http://schemas.microsoft.com/office/word/2010/wordprocessingCanvas" xmlns:mc="http://schemas.openxmlformats.org/markup-compatibility/2006" xmlns:o="urn:schemas-microsoft-com:office:office" xmlns:r="http://schemas.openxmlformats.org/officeDocument/2006/relationships" xmlns:m="http://schemas.openxmlformats.org/officeDocument/2006/math" xmlns:v="urn:schemas-microsoft-com:vml" xmlns:wp14="http://schemas.microsoft.com/office/word/2010/wordprocessingDrawing" xmlns:wp="http://schemas.openxmlformats.org/drawingml/2006/wordprocessingDrawing" xmlns:w10="urn:schemas-microsoft-com:office:word" xmlns:w="http://schemas.openxmlformats.org/wordprocessingml/2006/main" xmlns:w14="http://schemas.microsoft.com/office/word/2010/wordml" xmlns:w15="http://schemas.microsoft.com/office/word/2012/wordml" xmlns:wpg="http://schemas.microsoft.com/office/word/2010/wordprocessingGroup" xmlns:wpi="http://schemas.microsoft.com/office/word/2010/wordprocessingInk" xmlns:wne="http://schemas.microsoft.com/office/word/2006/wordml" xmlns:wps="http://schemas.microsoft.com/office/word/2010/wordprocessingShape" mc:Ignorable="w14 w15 wp14">
+<w:hdr xmlns:wpc="http://schemas.microsoft.com/office/word/2010/wordprocessingCanvas" xmlns:mc="http://schemas.openxmlformats.org/markup-compatibility/2006" xmlns:o="urn:schemas-microsoft-com:office:office" xmlns:r="http://schemas.openxmlformats.org/officeDocument/2006/relationships" xmlns:m="http://schemas.openxmlformats.org/officeDocument/2006/math" xmlns:v="urn:schemas-microsoft-com:vml" xmlns:wp14="http://schemas.microsoft.com/office/word/2010/wordprocessingDrawing" xmlns:wp="http://schemas.openxmlformats.org/drawingml/2006/wordprocessingDrawing" xmlns:w10="urn:schemas-microsoft-com:office:word" xmlns:w="http://schemas.openxmlformats.org/wordprocessingml/2006/main" xmlns:w14="http://schemas.microsoft.com/office/word/2010/wordml" xmlns:wpg="http://schemas.microsoft.com/office/word/2010/wordprocessingGroup" xmlns:wpi="http://schemas.microsoft.com/office/word/2010/wordprocessingInk" xmlns:wne="http://schemas.microsoft.com/office/word/2006/wordml" xmlns:wps="http://schemas.microsoft.com/office/word/2010/wordprocessingShape" mc:Ignorable="w14 wp14">
   <w:p>
     <w:pPr>
       <w:pStyle w:val="Cabealho"/>
@@ -1491,7 +1603,7 @@
 </file>
 
 <file path=word/header3.xml><?xml version="1.0" encoding="utf-8"?>
-<w:hdr xmlns:wpc="http://schemas.microsoft.com/office/word/2010/wordprocessingCanvas" xmlns:mc="http://schemas.openxmlformats.org/markup-compatibility/2006" xmlns:o="urn:schemas-microsoft-com:office:office" xmlns:r="http://schemas.openxmlformats.org/officeDocument/2006/relationships" xmlns:m="http://schemas.openxmlformats.org/officeDocument/2006/math" xmlns:v="urn:schemas-microsoft-com:vml" xmlns:wp14="http://schemas.microsoft.com/office/word/2010/wordprocessingDrawing" xmlns:wp="http://schemas.openxmlformats.org/drawingml/2006/wordprocessingDrawing" xmlns:w10="urn:schemas-microsoft-com:office:word" xmlns:w="http://schemas.openxmlformats.org/wordprocessingml/2006/main" xmlns:w14="http://schemas.microsoft.com/office/word/2010/wordml" xmlns:w15="http://schemas.microsoft.com/office/word/2012/wordml" xmlns:wpg="http://schemas.microsoft.com/office/word/2010/wordprocessingGroup" xmlns:wpi="http://schemas.microsoft.com/office/word/2010/wordprocessingInk" xmlns:wne="http://schemas.microsoft.com/office/word/2006/wordml" xmlns:wps="http://schemas.microsoft.com/office/word/2010/wordprocessingShape" mc:Ignorable="w14 w15 wp14">
+<w:hdr xmlns:wpc="http://schemas.microsoft.com/office/word/2010/wordprocessingCanvas" xmlns:mc="http://schemas.openxmlformats.org/markup-compatibility/2006" xmlns:o="urn:schemas-microsoft-com:office:office" xmlns:r="http://schemas.openxmlformats.org/officeDocument/2006/relationships" xmlns:m="http://schemas.openxmlformats.org/officeDocument/2006/math" xmlns:v="urn:schemas-microsoft-com:vml" xmlns:wp14="http://schemas.microsoft.com/office/word/2010/wordprocessingDrawing" xmlns:wp="http://schemas.openxmlformats.org/drawingml/2006/wordprocessingDrawing" xmlns:w10="urn:schemas-microsoft-com:office:word" xmlns:w="http://schemas.openxmlformats.org/wordprocessingml/2006/main" xmlns:w14="http://schemas.microsoft.com/office/word/2010/wordml" xmlns:wpg="http://schemas.microsoft.com/office/word/2010/wordprocessingGroup" xmlns:wpi="http://schemas.microsoft.com/office/word/2010/wordprocessingInk" xmlns:wne="http://schemas.microsoft.com/office/word/2006/wordml" xmlns:wps="http://schemas.microsoft.com/office/word/2010/wordprocessingShape" mc:Ignorable="w14 wp14">
   <w:p>
     <w:pPr>
       <w:pStyle w:val="Cabealho"/>
@@ -1501,7 +1613,7 @@
 </file>
 
 <file path=word/styles.xml><?xml version="1.0" encoding="utf-8"?>
-<w:styles xmlns:mc="http://schemas.openxmlformats.org/markup-compatibility/2006" xmlns:r="http://schemas.openxmlformats.org/officeDocument/2006/relationships" xmlns:w="http://schemas.openxmlformats.org/wordprocessingml/2006/main" xmlns:w14="http://schemas.microsoft.com/office/word/2010/wordml" xmlns:w15="http://schemas.microsoft.com/office/word/2012/wordml" mc:Ignorable="w14 w15">
+<w:styles xmlns:mc="http://schemas.openxmlformats.org/markup-compatibility/2006" xmlns:r="http://schemas.openxmlformats.org/officeDocument/2006/relationships" xmlns:w="http://schemas.openxmlformats.org/wordprocessingml/2006/main" xmlns:w14="http://schemas.microsoft.com/office/word/2010/wordml" mc:Ignorable="w14">
   <w:docDefaults>
     <w:rPrDefault>
       <w:rPr>
@@ -1517,378 +1629,144 @@
       </w:pPr>
     </w:pPrDefault>
   </w:docDefaults>
-  <w:latentStyles w:defLockedState="0" w:defUIPriority="99" w:defSemiHidden="0" w:defUnhideWhenUsed="0" w:defQFormat="0" w:count="371">
-    <w:lsdException w:name="Normal" w:uiPriority="0" w:qFormat="1"/>
-    <w:lsdException w:name="heading 1" w:uiPriority="9" w:qFormat="1"/>
-    <w:lsdException w:name="heading 2" w:semiHidden="1" w:uiPriority="9" w:unhideWhenUsed="1" w:qFormat="1"/>
-    <w:lsdException w:name="heading 3" w:semiHidden="1" w:uiPriority="9" w:unhideWhenUsed="1" w:qFormat="1"/>
-    <w:lsdException w:name="heading 4" w:semiHidden="1" w:uiPriority="9" w:unhideWhenUsed="1" w:qFormat="1"/>
-    <w:lsdException w:name="heading 5" w:semiHidden="1" w:uiPriority="9" w:unhideWhenUsed="1" w:qFormat="1"/>
-    <w:lsdException w:name="heading 6" w:semiHidden="1" w:uiPriority="9" w:unhideWhenUsed="1" w:qFormat="1"/>
-    <w:lsdException w:name="heading 7" w:semiHidden="1" w:uiPriority="9" w:unhideWhenUsed="1" w:qFormat="1"/>
-    <w:lsdException w:name="heading 8" w:semiHidden="1" w:uiPriority="9" w:unhideWhenUsed="1" w:qFormat="1"/>
-    <w:lsdException w:name="heading 9" w:semiHidden="1" w:uiPriority="9" w:unhideWhenUsed="1" w:qFormat="1"/>
-    <w:lsdException w:name="index 1" w:semiHidden="1" w:unhideWhenUsed="1"/>
-    <w:lsdException w:name="index 2" w:semiHidden="1" w:unhideWhenUsed="1"/>
-    <w:lsdException w:name="index 3" w:semiHidden="1" w:unhideWhenUsed="1"/>
-    <w:lsdException w:name="index 4" w:semiHidden="1" w:unhideWhenUsed="1"/>
-    <w:lsdException w:name="index 5" w:semiHidden="1" w:unhideWhenUsed="1"/>
-    <w:lsdException w:name="index 6" w:semiHidden="1" w:unhideWhenUsed="1"/>
-    <w:lsdException w:name="index 7" w:semiHidden="1" w:unhideWhenUsed="1"/>
-    <w:lsdException w:name="index 8" w:semiHidden="1" w:unhideWhenUsed="1"/>
-    <w:lsdException w:name="index 9" w:semiHidden="1" w:unhideWhenUsed="1"/>
-    <w:lsdException w:name="toc 1" w:semiHidden="1" w:uiPriority="39" w:unhideWhenUsed="1"/>
-    <w:lsdException w:name="toc 2" w:semiHidden="1" w:uiPriority="39" w:unhideWhenUsed="1"/>
-    <w:lsdException w:name="toc 3" w:semiHidden="1" w:uiPriority="39" w:unhideWhenUsed="1"/>
-    <w:lsdException w:name="toc 4" w:semiHidden="1" w:uiPriority="39" w:unhideWhenUsed="1"/>
-    <w:lsdException w:name="toc 5" w:semiHidden="1" w:uiPriority="39" w:unhideWhenUsed="1"/>
-    <w:lsdException w:name="toc 6" w:semiHidden="1" w:uiPriority="39" w:unhideWhenUsed="1"/>
-    <w:lsdException w:name="toc 7" w:semiHidden="1" w:uiPriority="39" w:unhideWhenUsed="1"/>
-    <w:lsdException w:name="toc 8" w:semiHidden="1" w:uiPriority="39" w:unhideWhenUsed="1"/>
-    <w:lsdException w:name="toc 9" w:semiHidden="1" w:uiPriority="39" w:unhideWhenUsed="1"/>
-    <w:lsdException w:name="Normal Indent" w:semiHidden="1" w:unhideWhenUsed="1"/>
-    <w:lsdException w:name="footnote text" w:semiHidden="1" w:unhideWhenUsed="1"/>
-    <w:lsdException w:name="annotation text" w:semiHidden="1" w:unhideWhenUsed="1"/>
-    <w:lsdException w:name="header" w:semiHidden="1" w:unhideWhenUsed="1"/>
-    <w:lsdException w:name="footer" w:semiHidden="1" w:unhideWhenUsed="1"/>
-    <w:lsdException w:name="index heading" w:semiHidden="1" w:unhideWhenUsed="1"/>
-    <w:lsdException w:name="caption" w:semiHidden="1" w:uiPriority="35" w:unhideWhenUsed="1" w:qFormat="1"/>
-    <w:lsdException w:name="table of figures" w:semiHidden="1" w:unhideWhenUsed="1"/>
-    <w:lsdException w:name="envelope address" w:semiHidden="1" w:unhideWhenUsed="1"/>
-    <w:lsdException w:name="envelope return" w:semiHidden="1" w:unhideWhenUsed="1"/>
-    <w:lsdException w:name="footnote reference" w:semiHidden="1" w:unhideWhenUsed="1"/>
-    <w:lsdException w:name="annotation reference" w:semiHidden="1" w:unhideWhenUsed="1"/>
-    <w:lsdException w:name="line number" w:semiHidden="1" w:unhideWhenUsed="1"/>
-    <w:lsdException w:name="page number" w:semiHidden="1" w:unhideWhenUsed="1"/>
-    <w:lsdException w:name="endnote reference" w:semiHidden="1" w:unhideWhenUsed="1"/>
-    <w:lsdException w:name="endnote text" w:semiHidden="1" w:unhideWhenUsed="1"/>
-    <w:lsdException w:name="table of authorities" w:semiHidden="1" w:unhideWhenUsed="1"/>
-    <w:lsdException w:name="macro" w:semiHidden="1" w:unhideWhenUsed="1"/>
-    <w:lsdException w:name="toa heading" w:semiHidden="1" w:unhideWhenUsed="1"/>
-    <w:lsdException w:name="List" w:semiHidden="1" w:unhideWhenUsed="1"/>
-    <w:lsdException w:name="List Bullet" w:semiHidden="1" w:unhideWhenUsed="1"/>
-    <w:lsdException w:name="List Number" w:semiHidden="1" w:unhideWhenUsed="1"/>
-    <w:lsdException w:name="List 2" w:semiHidden="1" w:unhideWhenUsed="1"/>
-    <w:lsdException w:name="List 3" w:semiHidden="1" w:unhideWhenUsed="1"/>
-    <w:lsdException w:name="List 4" w:semiHidden="1" w:unhideWhenUsed="1"/>
-    <w:lsdException w:name="List 5" w:semiHidden="1" w:unhideWhenUsed="1"/>
-    <w:lsdException w:name="List Bullet 2" w:semiHidden="1" w:unhideWhenUsed="1"/>
-    <w:lsdException w:name="List Bullet 3" w:semiHidden="1" w:unhideWhenUsed="1"/>
-    <w:lsdException w:name="List Bullet 4" w:semiHidden="1" w:unhideWhenUsed="1"/>
-    <w:lsdException w:name="List Bullet 5" w:semiHidden="1" w:unhideWhenUsed="1"/>
-    <w:lsdException w:name="List Number 2" w:semiHidden="1" w:unhideWhenUsed="1"/>
-    <w:lsdException w:name="List Number 3" w:semiHidden="1" w:unhideWhenUsed="1"/>
-    <w:lsdException w:name="List Number 4" w:semiHidden="1" w:unhideWhenUsed="1"/>
-    <w:lsdException w:name="List Number 5" w:semiHidden="1" w:unhideWhenUsed="1"/>
-    <w:lsdException w:name="Title" w:uiPriority="10" w:qFormat="1"/>
-    <w:lsdException w:name="Closing" w:semiHidden="1" w:unhideWhenUsed="1"/>
-    <w:lsdException w:name="Signature" w:semiHidden="1" w:unhideWhenUsed="1"/>
-    <w:lsdException w:name="Default Paragraph Font" w:semiHidden="1" w:uiPriority="1" w:unhideWhenUsed="1"/>
-    <w:lsdException w:name="Body Text" w:semiHidden="1" w:unhideWhenUsed="1"/>
-    <w:lsdException w:name="Body Text Indent" w:semiHidden="1" w:unhideWhenUsed="1"/>
-    <w:lsdException w:name="List Continue" w:semiHidden="1" w:unhideWhenUsed="1"/>
-    <w:lsdException w:name="List Continue 2" w:semiHidden="1" w:unhideWhenUsed="1"/>
-    <w:lsdException w:name="List Continue 3" w:semiHidden="1" w:unhideWhenUsed="1"/>
-    <w:lsdException w:name="List Continue 4" w:semiHidden="1" w:unhideWhenUsed="1"/>
-    <w:lsdException w:name="List Continue 5" w:semiHidden="1" w:unhideWhenUsed="1"/>
-    <w:lsdException w:name="Message Header" w:semiHidden="1" w:unhideWhenUsed="1"/>
-    <w:lsdException w:name="Subtitle" w:uiPriority="11" w:qFormat="1"/>
-    <w:lsdException w:name="Salutation" w:semiHidden="1" w:unhideWhenUsed="1"/>
-    <w:lsdException w:name="Date" w:semiHidden="1" w:unhideWhenUsed="1"/>
-    <w:lsdException w:name="Body Text First Indent" w:semiHidden="1" w:unhideWhenUsed="1"/>
-    <w:lsdException w:name="Body Text First Indent 2" w:semiHidden="1" w:unhideWhenUsed="1"/>
-    <w:lsdException w:name="Note Heading" w:semiHidden="1" w:unhideWhenUsed="1"/>
-    <w:lsdException w:name="Body Text 2" w:semiHidden="1" w:unhideWhenUsed="1"/>
-    <w:lsdException w:name="Body Text 3" w:semiHidden="1" w:unhideWhenUsed="1"/>
-    <w:lsdException w:name="Body Text Indent 2" w:semiHidden="1" w:unhideWhenUsed="1"/>
-    <w:lsdException w:name="Body Text Indent 3" w:semiHidden="1" w:unhideWhenUsed="1"/>
-    <w:lsdException w:name="Block Text" w:semiHidden="1" w:unhideWhenUsed="1"/>
-    <w:lsdException w:name="Hyperlink" w:semiHidden="1" w:unhideWhenUsed="1"/>
-    <w:lsdException w:name="FollowedHyperlink" w:semiHidden="1" w:unhideWhenUsed="1"/>
-    <w:lsdException w:name="Strong" w:uiPriority="22" w:qFormat="1"/>
-    <w:lsdException w:name="Emphasis" w:uiPriority="20" w:qFormat="1"/>
-    <w:lsdException w:name="Document Map" w:semiHidden="1" w:unhideWhenUsed="1"/>
-    <w:lsdException w:name="Plain Text" w:semiHidden="1" w:unhideWhenUsed="1"/>
-    <w:lsdException w:name="E-mail Signature" w:semiHidden="1" w:unhideWhenUsed="1"/>
-    <w:lsdException w:name="HTML Top of Form" w:semiHidden="1" w:unhideWhenUsed="1"/>
-    <w:lsdException w:name="HTML Bottom of Form" w:semiHidden="1" w:unhideWhenUsed="1"/>
-    <w:lsdException w:name="Normal (Web)" w:semiHidden="1" w:unhideWhenUsed="1"/>
-    <w:lsdException w:name="HTML Acronym" w:semiHidden="1" w:unhideWhenUsed="1"/>
-    <w:lsdException w:name="HTML Address" w:semiHidden="1" w:unhideWhenUsed="1"/>
-    <w:lsdException w:name="HTML Cite" w:semiHidden="1" w:unhideWhenUsed="1"/>
-    <w:lsdException w:name="HTML Code" w:semiHidden="1" w:unhideWhenUsed="1"/>
-    <w:lsdException w:name="HTML Definition" w:semiHidden="1" w:unhideWhenUsed="1"/>
-    <w:lsdException w:name="HTML Keyboard" w:semiHidden="1" w:unhideWhenUsed="1"/>
-    <w:lsdException w:name="HTML Preformatted" w:semiHidden="1" w:unhideWhenUsed="1"/>
-    <w:lsdException w:name="HTML Sample" w:semiHidden="1" w:unhideWhenUsed="1"/>
-    <w:lsdException w:name="HTML Typewriter" w:semiHidden="1" w:unhideWhenUsed="1"/>
-    <w:lsdException w:name="HTML Variable" w:semiHidden="1" w:unhideWhenUsed="1"/>
-    <w:lsdException w:name="Normal Table" w:semiHidden="1" w:unhideWhenUsed="1"/>
-    <w:lsdException w:name="annotation subject" w:semiHidden="1" w:unhideWhenUsed="1"/>
-    <w:lsdException w:name="No List" w:semiHidden="1" w:unhideWhenUsed="1"/>
-    <w:lsdException w:name="Outline List 1" w:semiHidden="1" w:unhideWhenUsed="1"/>
-    <w:lsdException w:name="Outline List 2" w:semiHidden="1" w:unhideWhenUsed="1"/>
-    <w:lsdException w:name="Outline List 3" w:semiHidden="1" w:unhideWhenUsed="1"/>
-    <w:lsdException w:name="Table Simple 1" w:semiHidden="1" w:unhideWhenUsed="1"/>
-    <w:lsdException w:name="Table Simple 2" w:semiHidden="1" w:unhideWhenUsed="1"/>
-    <w:lsdException w:name="Table Simple 3" w:semiHidden="1" w:unhideWhenUsed="1"/>
-    <w:lsdException w:name="Table Classic 1" w:semiHidden="1" w:unhideWhenUsed="1"/>
-    <w:lsdException w:name="Table Classic 2" w:semiHidden="1" w:unhideWhenUsed="1"/>
-    <w:lsdException w:name="Table Classic 3" w:semiHidden="1" w:unhideWhenUsed="1"/>
-    <w:lsdException w:name="Table Classic 4" w:semiHidden="1" w:unhideWhenUsed="1"/>
-    <w:lsdException w:name="Table Colorful 1" w:semiHidden="1" w:unhideWhenUsed="1"/>
-    <w:lsdException w:name="Table Colorful 2" w:semiHidden="1" w:unhideWhenUsed="1"/>
-    <w:lsdException w:name="Table Colorful 3" w:semiHidden="1" w:unhideWhenUsed="1"/>
-    <w:lsdException w:name="Table Columns 1" w:semiHidden="1" w:unhideWhenUsed="1"/>
-    <w:lsdException w:name="Table Columns 2" w:semiHidden="1" w:unhideWhenUsed="1"/>
-    <w:lsdException w:name="Table Columns 3" w:semiHidden="1" w:unhideWhenUsed="1"/>
-    <w:lsdException w:name="Table Columns 4" w:semiHidden="1" w:unhideWhenUsed="1"/>
-    <w:lsdException w:name="Table Columns 5" w:semiHidden="1" w:unhideWhenUsed="1"/>
-    <w:lsdException w:name="Table Grid 1" w:semiHidden="1" w:unhideWhenUsed="1"/>
-    <w:lsdException w:name="Table Grid 2" w:semiHidden="1" w:unhideWhenUsed="1"/>
-    <w:lsdException w:name="Table Grid 3" w:semiHidden="1" w:unhideWhenUsed="1"/>
-    <w:lsdException w:name="Table Grid 4" w:semiHidden="1" w:unhideWhenUsed="1"/>
-    <w:lsdException w:name="Table Grid 5" w:semiHidden="1" w:unhideWhenUsed="1"/>
-    <w:lsdException w:name="Table Grid 6" w:semiHidden="1" w:unhideWhenUsed="1"/>
-    <w:lsdException w:name="Table Grid 7" w:semiHidden="1" w:unhideWhenUsed="1"/>
-    <w:lsdException w:name="Table Grid 8" w:semiHidden="1" w:unhideWhenUsed="1"/>
-    <w:lsdException w:name="Table List 1" w:semiHidden="1" w:unhideWhenUsed="1"/>
-    <w:lsdException w:name="Table List 2" w:semiHidden="1" w:unhideWhenUsed="1"/>
-    <w:lsdException w:name="Table List 3" w:semiHidden="1" w:unhideWhenUsed="1"/>
-    <w:lsdException w:name="Table List 4" w:semiHidden="1" w:unhideWhenUsed="1"/>
-    <w:lsdException w:name="Table List 5" w:semiHidden="1" w:unhideWhenUsed="1"/>
-    <w:lsdException w:name="Table List 6" w:semiHidden="1" w:unhideWhenUsed="1"/>
-    <w:lsdException w:name="Table List 7" w:semiHidden="1" w:unhideWhenUsed="1"/>
-    <w:lsdException w:name="Table List 8" w:semiHidden="1" w:unhideWhenUsed="1"/>
-    <w:lsdException w:name="Table 3D effects 1" w:semiHidden="1" w:unhideWhenUsed="1"/>
-    <w:lsdException w:name="Table 3D effects 2" w:semiHidden="1" w:unhideWhenUsed="1"/>
-    <w:lsdException w:name="Table 3D effects 3" w:semiHidden="1" w:unhideWhenUsed="1"/>
-    <w:lsdException w:name="Table Contemporary" w:semiHidden="1" w:unhideWhenUsed="1"/>
-    <w:lsdException w:name="Table Elegant" w:semiHidden="1" w:unhideWhenUsed="1"/>
-    <w:lsdException w:name="Table Professional" w:semiHidden="1" w:unhideWhenUsed="1"/>
-    <w:lsdException w:name="Table Subtle 1" w:semiHidden="1" w:unhideWhenUsed="1"/>
-    <w:lsdException w:name="Table Subtle 2" w:semiHidden="1" w:unhideWhenUsed="1"/>
-    <w:lsdException w:name="Table Web 1" w:semiHidden="1" w:unhideWhenUsed="1"/>
-    <w:lsdException w:name="Table Web 2" w:semiHidden="1" w:unhideWhenUsed="1"/>
-    <w:lsdException w:name="Table Web 3" w:semiHidden="1" w:unhideWhenUsed="1"/>
-    <w:lsdException w:name="Balloon Text" w:semiHidden="1" w:unhideWhenUsed="1"/>
-    <w:lsdException w:name="Table Grid" w:uiPriority="39"/>
-    <w:lsdException w:name="Table Theme" w:semiHidden="1" w:unhideWhenUsed="1"/>
-    <w:lsdException w:name="Placeholder Text" w:semiHidden="1"/>
-    <w:lsdException w:name="No Spacing" w:uiPriority="1" w:qFormat="1"/>
-    <w:lsdException w:name="Light Shading" w:uiPriority="60"/>
-    <w:lsdException w:name="Light List" w:uiPriority="61"/>
-    <w:lsdException w:name="Light Grid" w:uiPriority="62"/>
-    <w:lsdException w:name="Medium Shading 1" w:uiPriority="63"/>
-    <w:lsdException w:name="Medium Shading 2" w:uiPriority="64"/>
-    <w:lsdException w:name="Medium List 1" w:uiPriority="65"/>
-    <w:lsdException w:name="Medium List 2" w:uiPriority="66"/>
-    <w:lsdException w:name="Medium Grid 1" w:uiPriority="67"/>
-    <w:lsdException w:name="Medium Grid 2" w:uiPriority="68"/>
-    <w:lsdException w:name="Medium Grid 3" w:uiPriority="69"/>
-    <w:lsdException w:name="Dark List" w:uiPriority="70"/>
-    <w:lsdException w:name="Colorful Shading" w:uiPriority="71"/>
-    <w:lsdException w:name="Colorful List" w:uiPriority="72"/>
-    <w:lsdException w:name="Colorful Grid" w:uiPriority="73"/>
-    <w:lsdException w:name="Light Shading Accent 1" w:uiPriority="60"/>
-    <w:lsdException w:name="Light List Accent 1" w:uiPriority="61"/>
-    <w:lsdException w:name="Light Grid Accent 1" w:uiPriority="62"/>
-    <w:lsdException w:name="Medium Shading 1 Accent 1" w:uiPriority="63"/>
-    <w:lsdException w:name="Medium Shading 2 Accent 1" w:uiPriority="64"/>
-    <w:lsdException w:name="Medium List 1 Accent 1" w:uiPriority="65"/>
-    <w:lsdException w:name="Revision" w:semiHidden="1"/>
-    <w:lsdException w:name="List Paragraph" w:uiPriority="34" w:qFormat="1"/>
-    <w:lsdException w:name="Quote" w:uiPriority="29" w:qFormat="1"/>
-    <w:lsdException w:name="Intense Quote" w:uiPriority="30" w:qFormat="1"/>
-    <w:lsdException w:name="Medium List 2 Accent 1" w:uiPriority="66"/>
-    <w:lsdException w:name="Medium Grid 1 Accent 1" w:uiPriority="67"/>
-    <w:lsdException w:name="Medium Grid 2 Accent 1" w:uiPriority="68"/>
-    <w:lsdException w:name="Medium Grid 3 Accent 1" w:uiPriority="69"/>
-    <w:lsdException w:name="Dark List Accent 1" w:uiPriority="70"/>
-    <w:lsdException w:name="Colorful Shading Accent 1" w:uiPriority="71"/>
-    <w:lsdException w:name="Colorful List Accent 1" w:uiPriority="72"/>
-    <w:lsdException w:name="Colorful Grid Accent 1" w:uiPriority="73"/>
-    <w:lsdException w:name="Light Shading Accent 2" w:uiPriority="60"/>
-    <w:lsdException w:name="Light List Accent 2" w:uiPriority="61"/>
-    <w:lsdException w:name="Light Grid Accent 2" w:uiPriority="62"/>
-    <w:lsdException w:name="Medium Shading 1 Accent 2" w:uiPriority="63"/>
-    <w:lsdException w:name="Medium Shading 2 Accent 2" w:uiPriority="64"/>
-    <w:lsdException w:name="Medium List 1 Accent 2" w:uiPriority="65"/>
-    <w:lsdException w:name="Medium List 2 Accent 2" w:uiPriority="66"/>
-    <w:lsdException w:name="Medium Grid 1 Accent 2" w:uiPriority="67"/>
-    <w:lsdException w:name="Medium Grid 2 Accent 2" w:uiPriority="68"/>
-    <w:lsdException w:name="Medium Grid 3 Accent 2" w:uiPriority="69"/>
-    <w:lsdException w:name="Dark List Accent 2" w:uiPriority="70"/>
-    <w:lsdException w:name="Colorful Shading Accent 2" w:uiPriority="71"/>
-    <w:lsdException w:name="Colorful List Accent 2" w:uiPriority="72"/>
-    <w:lsdException w:name="Colorful Grid Accent 2" w:uiPriority="73"/>
-    <w:lsdException w:name="Light Shading Accent 3" w:uiPriority="60"/>
-    <w:lsdException w:name="Light List Accent 3" w:uiPriority="61"/>
-    <w:lsdException w:name="Light Grid Accent 3" w:uiPriority="62"/>
-    <w:lsdException w:name="Medium Shading 1 Accent 3" w:uiPriority="63"/>
-    <w:lsdException w:name="Medium Shading 2 Accent 3" w:uiPriority="64"/>
-    <w:lsdException w:name="Medium List 1 Accent 3" w:uiPriority="65"/>
-    <w:lsdException w:name="Medium List 2 Accent 3" w:uiPriority="66"/>
-    <w:lsdException w:name="Medium Grid 1 Accent 3" w:uiPriority="67"/>
-    <w:lsdException w:name="Medium Grid 2 Accent 3" w:uiPriority="68"/>
-    <w:lsdException w:name="Medium Grid 3 Accent 3" w:uiPriority="69"/>
-    <w:lsdException w:name="Dark List Accent 3" w:uiPriority="70"/>
-    <w:lsdException w:name="Colorful Shading Accent 3" w:uiPriority="71"/>
-    <w:lsdException w:name="Colorful List Accent 3" w:uiPriority="72"/>
-    <w:lsdException w:name="Colorful Grid Accent 3" w:uiPriority="73"/>
-    <w:lsdException w:name="Light Shading Accent 4" w:uiPriority="60"/>
-    <w:lsdException w:name="Light List Accent 4" w:uiPriority="61"/>
-    <w:lsdException w:name="Light Grid Accent 4" w:uiPriority="62"/>
-    <w:lsdException w:name="Medium Shading 1 Accent 4" w:uiPriority="63"/>
-    <w:lsdException w:name="Medium Shading 2 Accent 4" w:uiPriority="64"/>
-    <w:lsdException w:name="Medium List 1 Accent 4" w:uiPriority="65"/>
-    <w:lsdException w:name="Medium List 2 Accent 4" w:uiPriority="66"/>
-    <w:lsdException w:name="Medium Grid 1 Accent 4" w:uiPriority="67"/>
-    <w:lsdException w:name="Medium Grid 2 Accent 4" w:uiPriority="68"/>
-    <w:lsdException w:name="Medium Grid 3 Accent 4" w:uiPriority="69"/>
-    <w:lsdException w:name="Dark List Accent 4" w:uiPriority="70"/>
-    <w:lsdException w:name="Colorful Shading Accent 4" w:uiPriority="71"/>
-    <w:lsdException w:name="Colorful List Accent 4" w:uiPriority="72"/>
-    <w:lsdException w:name="Colorful Grid Accent 4" w:uiPriority="73"/>
-    <w:lsdException w:name="Light Shading Accent 5" w:uiPriority="60"/>
-    <w:lsdException w:name="Light List Accent 5" w:uiPriority="61"/>
-    <w:lsdException w:name="Light Grid Accent 5" w:uiPriority="62"/>
-    <w:lsdException w:name="Medium Shading 1 Accent 5" w:uiPriority="63"/>
-    <w:lsdException w:name="Medium Shading 2 Accent 5" w:uiPriority="64"/>
-    <w:lsdException w:name="Medium List 1 Accent 5" w:uiPriority="65"/>
-    <w:lsdException w:name="Medium List 2 Accent 5" w:uiPriority="66"/>
-    <w:lsdException w:name="Medium Grid 1 Accent 5" w:uiPriority="67"/>
-    <w:lsdException w:name="Medium Grid 2 Accent 5" w:uiPriority="68"/>
-    <w:lsdException w:name="Medium Grid 3 Accent 5" w:uiPriority="69"/>
-    <w:lsdException w:name="Dark List Accent 5" w:uiPriority="70"/>
-    <w:lsdException w:name="Colorful Shading Accent 5" w:uiPriority="71"/>
-    <w:lsdException w:name="Colorful List Accent 5" w:uiPriority="72"/>
-    <w:lsdException w:name="Colorful Grid Accent 5" w:uiPriority="73"/>
-    <w:lsdException w:name="Light Shading Accent 6" w:uiPriority="60"/>
-    <w:lsdException w:name="Light List Accent 6" w:uiPriority="61"/>
-    <w:lsdException w:name="Light Grid Accent 6" w:uiPriority="62"/>
-    <w:lsdException w:name="Medium Shading 1 Accent 6" w:uiPriority="63"/>
-    <w:lsdException w:name="Medium Shading 2 Accent 6" w:uiPriority="64"/>
-    <w:lsdException w:name="Medium List 1 Accent 6" w:uiPriority="65"/>
-    <w:lsdException w:name="Medium List 2 Accent 6" w:uiPriority="66"/>
-    <w:lsdException w:name="Medium Grid 1 Accent 6" w:uiPriority="67"/>
-    <w:lsdException w:name="Medium Grid 2 Accent 6" w:uiPriority="68"/>
-    <w:lsdException w:name="Medium Grid 3 Accent 6" w:uiPriority="69"/>
-    <w:lsdException w:name="Dark List Accent 6" w:uiPriority="70"/>
-    <w:lsdException w:name="Colorful Shading Accent 6" w:uiPriority="71"/>
-    <w:lsdException w:name="Colorful List Accent 6" w:uiPriority="72"/>
-    <w:lsdException w:name="Colorful Grid Accent 6" w:uiPriority="73"/>
-    <w:lsdException w:name="Subtle Emphasis" w:uiPriority="19" w:qFormat="1"/>
-    <w:lsdException w:name="Intense Emphasis" w:uiPriority="21" w:qFormat="1"/>
-    <w:lsdException w:name="Subtle Reference" w:uiPriority="31" w:qFormat="1"/>
-    <w:lsdException w:name="Intense Reference" w:uiPriority="32" w:qFormat="1"/>
-    <w:lsdException w:name="Book Title" w:uiPriority="33" w:qFormat="1"/>
-    <w:lsdException w:name="Bibliography" w:semiHidden="1" w:uiPriority="37" w:unhideWhenUsed="1"/>
-    <w:lsdException w:name="TOC Heading" w:semiHidden="1" w:uiPriority="39" w:unhideWhenUsed="1" w:qFormat="1"/>
-    <w:lsdException w:name="Plain Table 1" w:uiPriority="41"/>
-    <w:lsdException w:name="Plain Table 2" w:uiPriority="42"/>
-    <w:lsdException w:name="Plain Table 3" w:uiPriority="43"/>
-    <w:lsdException w:name="Plain Table 4" w:uiPriority="44"/>
-    <w:lsdException w:name="Plain Table 5" w:uiPriority="45"/>
-    <w:lsdException w:name="Grid Table Light" w:uiPriority="40"/>
-    <w:lsdException w:name="Grid Table 1 Light" w:uiPriority="46"/>
-    <w:lsdException w:name="Grid Table 2" w:uiPriority="47"/>
-    <w:lsdException w:name="Grid Table 3" w:uiPriority="48"/>
-    <w:lsdException w:name="Grid Table 4" w:uiPriority="49"/>
-    <w:lsdException w:name="Grid Table 5 Dark" w:uiPriority="50"/>
-    <w:lsdException w:name="Grid Table 6 Colorful" w:uiPriority="51"/>
-    <w:lsdException w:name="Grid Table 7 Colorful" w:uiPriority="52"/>
-    <w:lsdException w:name="Grid Table 1 Light Accent 1" w:uiPriority="46"/>
-    <w:lsdException w:name="Grid Table 2 Accent 1" w:uiPriority="47"/>
-    <w:lsdException w:name="Grid Table 3 Accent 1" w:uiPriority="48"/>
-    <w:lsdException w:name="Grid Table 4 Accent 1" w:uiPriority="49"/>
-    <w:lsdException w:name="Grid Table 5 Dark Accent 1" w:uiPriority="50"/>
-    <w:lsdException w:name="Grid Table 6 Colorful Accent 1" w:uiPriority="51"/>
-    <w:lsdException w:name="Grid Table 7 Colorful Accent 1" w:uiPriority="52"/>
-    <w:lsdException w:name="Grid Table 1 Light Accent 2" w:uiPriority="46"/>
-    <w:lsdException w:name="Grid Table 2 Accent 2" w:uiPriority="47"/>
-    <w:lsdException w:name="Grid Table 3 Accent 2" w:uiPriority="48"/>
-    <w:lsdException w:name="Grid Table 4 Accent 2" w:uiPriority="49"/>
-    <w:lsdException w:name="Grid Table 5 Dark Accent 2" w:uiPriority="50"/>
-    <w:lsdException w:name="Grid Table 6 Colorful Accent 2" w:uiPriority="51"/>
-    <w:lsdException w:name="Grid Table 7 Colorful Accent 2" w:uiPriority="52"/>
-    <w:lsdException w:name="Grid Table 1 Light Accent 3" w:uiPriority="46"/>
-    <w:lsdException w:name="Grid Table 2 Accent 3" w:uiPriority="47"/>
-    <w:lsdException w:name="Grid Table 3 Accent 3" w:uiPriority="48"/>
-    <w:lsdException w:name="Grid Table 4 Accent 3" w:uiPriority="49"/>
-    <w:lsdException w:name="Grid Table 5 Dark Accent 3" w:uiPriority="50"/>
-    <w:lsdException w:name="Grid Table 6 Colorful Accent 3" w:uiPriority="51"/>
-    <w:lsdException w:name="Grid Table 7 Colorful Accent 3" w:uiPriority="52"/>
-    <w:lsdException w:name="Grid Table 1 Light Accent 4" w:uiPriority="46"/>
-    <w:lsdException w:name="Grid Table 2 Accent 4" w:uiPriority="47"/>
-    <w:lsdException w:name="Grid Table 3 Accent 4" w:uiPriority="48"/>
-    <w:lsdException w:name="Grid Table 4 Accent 4" w:uiPriority="49"/>
-    <w:lsdException w:name="Grid Table 5 Dark Accent 4" w:uiPriority="50"/>
-    <w:lsdException w:name="Grid Table 6 Colorful Accent 4" w:uiPriority="51"/>
-    <w:lsdException w:name="Grid Table 7 Colorful Accent 4" w:uiPriority="52"/>
-    <w:lsdException w:name="Grid Table 1 Light Accent 5" w:uiPriority="46"/>
-    <w:lsdException w:name="Grid Table 2 Accent 5" w:uiPriority="47"/>
-    <w:lsdException w:name="Grid Table 3 Accent 5" w:uiPriority="48"/>
-    <w:lsdException w:name="Grid Table 4 Accent 5" w:uiPriority="49"/>
-    <w:lsdException w:name="Grid Table 5 Dark Accent 5" w:uiPriority="50"/>
-    <w:lsdException w:name="Grid Table 6 Colorful Accent 5" w:uiPriority="51"/>
-    <w:lsdException w:name="Grid Table 7 Colorful Accent 5" w:uiPriority="52"/>
-    <w:lsdException w:name="Grid Table 1 Light Accent 6" w:uiPriority="46"/>
-    <w:lsdException w:name="Grid Table 2 Accent 6" w:uiPriority="47"/>
-    <w:lsdException w:name="Grid Table 3 Accent 6" w:uiPriority="48"/>
-    <w:lsdException w:name="Grid Table 4 Accent 6" w:uiPriority="49"/>
-    <w:lsdException w:name="Grid Table 5 Dark Accent 6" w:uiPriority="50"/>
-    <w:lsdException w:name="Grid Table 6 Colorful Accent 6" w:uiPriority="51"/>
-    <w:lsdException w:name="Grid Table 7 Colorful Accent 6" w:uiPriority="52"/>
-    <w:lsdException w:name="List Table 1 Light" w:uiPriority="46"/>
-    <w:lsdException w:name="List Table 2" w:uiPriority="47"/>
-    <w:lsdException w:name="List Table 3" w:uiPriority="48"/>
-    <w:lsdException w:name="List Table 4" w:uiPriority="49"/>
-    <w:lsdException w:name="List Table 5 Dark" w:uiPriority="50"/>
-    <w:lsdException w:name="List Table 6 Colorful" w:uiPriority="51"/>
-    <w:lsdException w:name="List Table 7 Colorful" w:uiPriority="52"/>
-    <w:lsdException w:name="List Table 1 Light Accent 1" w:uiPriority="46"/>
-    <w:lsdException w:name="List Table 2 Accent 1" w:uiPriority="47"/>
-    <w:lsdException w:name="List Table 3 Accent 1" w:uiPriority="48"/>
-    <w:lsdException w:name="List Table 4 Accent 1" w:uiPriority="49"/>
-    <w:lsdException w:name="List Table 5 Dark Accent 1" w:uiPriority="50"/>
-    <w:lsdException w:name="List Table 6 Colorful Accent 1" w:uiPriority="51"/>
-    <w:lsdException w:name="List Table 7 Colorful Accent 1" w:uiPriority="52"/>
-    <w:lsdException w:name="List Table 1 Light Accent 2" w:uiPriority="46"/>
-    <w:lsdException w:name="List Table 2 Accent 2" w:uiPriority="47"/>
-    <w:lsdException w:name="List Table 3 Accent 2" w:uiPriority="48"/>
-    <w:lsdException w:name="List Table 4 Accent 2" w:uiPriority="49"/>
-    <w:lsdException w:name="List Table 5 Dark Accent 2" w:uiPriority="50"/>
-    <w:lsdException w:name="List Table 6 Colorful Accent 2" w:uiPriority="51"/>
-    <w:lsdException w:name="List Table 7 Colorful Accent 2" w:uiPriority="52"/>
-    <w:lsdException w:name="List Table 1 Light Accent 3" w:uiPriority="46"/>
-    <w:lsdException w:name="List Table 2 Accent 3" w:uiPriority="47"/>
-    <w:lsdException w:name="List Table 3 Accent 3" w:uiPriority="48"/>
-    <w:lsdException w:name="List Table 4 Accent 3" w:uiPriority="49"/>
-    <w:lsdException w:name="List Table 5 Dark Accent 3" w:uiPriority="50"/>
-    <w:lsdException w:name="List Table 6 Colorful Accent 3" w:uiPriority="51"/>
-    <w:lsdException w:name="List Table 7 Colorful Accent 3" w:uiPriority="52"/>
-    <w:lsdException w:name="List Table 1 Light Accent 4" w:uiPriority="46"/>
-    <w:lsdException w:name="List Table 2 Accent 4" w:uiPriority="47"/>
-    <w:lsdException w:name="List Table 3 Accent 4" w:uiPriority="48"/>
-    <w:lsdException w:name="List Table 4 Accent 4" w:uiPriority="49"/>
-    <w:lsdException w:name="List Table 5 Dark Accent 4" w:uiPriority="50"/>
-    <w:lsdException w:name="List Table 6 Colorful Accent 4" w:uiPriority="51"/>
-    <w:lsdException w:name="List Table 7 Colorful Accent 4" w:uiPriority="52"/>
-    <w:lsdException w:name="List Table 1 Light Accent 5" w:uiPriority="46"/>
-    <w:lsdException w:name="List Table 2 Accent 5" w:uiPriority="47"/>
-    <w:lsdException w:name="List Table 3 Accent 5" w:uiPriority="48"/>
-    <w:lsdException w:name="List Table 4 Accent 5" w:uiPriority="49"/>
-    <w:lsdException w:name="List Table 5 Dark Accent 5" w:uiPriority="50"/>
-    <w:lsdException w:name="List Table 6 Colorful Accent 5" w:uiPriority="51"/>
-    <w:lsdException w:name="List Table 7 Colorful Accent 5" w:uiPriority="52"/>
-    <w:lsdException w:name="List Table 1 Light Accent 6" w:uiPriority="46"/>
-    <w:lsdException w:name="List Table 2 Accent 6" w:uiPriority="47"/>
-    <w:lsdException w:name="List Table 3 Accent 6" w:uiPriority="48"/>
-    <w:lsdException w:name="List Table 4 Accent 6" w:uiPriority="49"/>
-    <w:lsdException w:name="List Table 5 Dark Accent 6" w:uiPriority="50"/>
-    <w:lsdException w:name="List Table 6 Colorful Accent 6" w:uiPriority="51"/>
-    <w:lsdException w:name="List Table 7 Colorful Accent 6" w:uiPriority="52"/>
+  <w:latentStyles w:defLockedState="0" w:defUIPriority="99" w:defSemiHidden="1" w:defUnhideWhenUsed="1" w:defQFormat="0" w:count="267">
+    <w:lsdException w:name="Normal" w:semiHidden="0" w:uiPriority="0" w:unhideWhenUsed="0" w:qFormat="1"/>
+    <w:lsdException w:name="heading 1" w:semiHidden="0" w:uiPriority="9" w:unhideWhenUsed="0" w:qFormat="1"/>
+    <w:lsdException w:name="heading 2" w:uiPriority="9" w:qFormat="1"/>
+    <w:lsdException w:name="heading 3" w:uiPriority="9" w:qFormat="1"/>
+    <w:lsdException w:name="heading 4" w:uiPriority="9" w:qFormat="1"/>
+    <w:lsdException w:name="heading 5" w:uiPriority="9" w:qFormat="1"/>
+    <w:lsdException w:name="heading 6" w:uiPriority="9" w:qFormat="1"/>
+    <w:lsdException w:name="heading 7" w:uiPriority="9" w:qFormat="1"/>
+    <w:lsdException w:name="heading 8" w:uiPriority="9" w:qFormat="1"/>
+    <w:lsdException w:name="heading 9" w:uiPriority="9" w:qFormat="1"/>
+    <w:lsdException w:name="toc 1" w:uiPriority="39"/>
+    <w:lsdException w:name="toc 2" w:uiPriority="39"/>
+    <w:lsdException w:name="toc 3" w:uiPriority="39"/>
+    <w:lsdException w:name="toc 4" w:uiPriority="39"/>
+    <w:lsdException w:name="toc 5" w:uiPriority="39"/>
+    <w:lsdException w:name="toc 6" w:uiPriority="39"/>
+    <w:lsdException w:name="toc 7" w:uiPriority="39"/>
+    <w:lsdException w:name="toc 8" w:uiPriority="39"/>
+    <w:lsdException w:name="toc 9" w:uiPriority="39"/>
+    <w:lsdException w:name="caption" w:uiPriority="35" w:qFormat="1"/>
+    <w:lsdException w:name="Title" w:semiHidden="0" w:uiPriority="10" w:unhideWhenUsed="0" w:qFormat="1"/>
+    <w:lsdException w:name="Default Paragraph Font" w:uiPriority="1"/>
+    <w:lsdException w:name="Subtitle" w:semiHidden="0" w:uiPriority="11" w:unhideWhenUsed="0" w:qFormat="1"/>
+    <w:lsdException w:name="Strong" w:semiHidden="0" w:uiPriority="22" w:unhideWhenUsed="0" w:qFormat="1"/>
+    <w:lsdException w:name="Emphasis" w:semiHidden="0" w:uiPriority="20" w:unhideWhenUsed="0" w:qFormat="1"/>
+    <w:lsdException w:name="Table Grid" w:semiHidden="0" w:uiPriority="39" w:unhideWhenUsed="0"/>
+    <w:lsdException w:name="Placeholder Text" w:unhideWhenUsed="0"/>
+    <w:lsdException w:name="No Spacing" w:semiHidden="0" w:uiPriority="1" w:unhideWhenUsed="0" w:qFormat="1"/>
+    <w:lsdException w:name="Light Shading" w:semiHidden="0" w:uiPriority="60" w:unhideWhenUsed="0"/>
+    <w:lsdException w:name="Light List" w:semiHidden="0" w:uiPriority="61" w:unhideWhenUsed="0"/>
+    <w:lsdException w:name="Light Grid" w:semiHidden="0" w:uiPriority="62" w:unhideWhenUsed="0"/>
+    <w:lsdException w:name="Medium Shading 1" w:semiHidden="0" w:uiPriority="63" w:unhideWhenUsed="0"/>
+    <w:lsdException w:name="Medium Shading 2" w:semiHidden="0" w:uiPriority="64" w:unhideWhenUsed="0"/>
+    <w:lsdException w:name="Medium List 1" w:semiHidden="0" w:uiPriority="65" w:unhideWhenUsed="0"/>
+    <w:lsdException w:name="Medium List 2" w:semiHidden="0" w:uiPriority="66" w:unhideWhenUsed="0"/>
+    <w:lsdException w:name="Medium Grid 1" w:semiHidden="0" w:uiPriority="67" w:unhideWhenUsed="0"/>
+    <w:lsdException w:name="Medium Grid 2" w:semiHidden="0" w:uiPriority="68" w:unhideWhenUsed="0"/>
+    <w:lsdException w:name="Medium Grid 3" w:semiHidden="0" w:uiPriority="69" w:unhideWhenUsed="0"/>
+    <w:lsdException w:name="Dark List" w:semiHidden="0" w:uiPriority="70" w:unhideWhenUsed="0"/>
+    <w:lsdException w:name="Colorful Shading" w:semiHidden="0" w:uiPriority="71" w:unhideWhenUsed="0"/>
+    <w:lsdException w:name="Colorful List" w:semiHidden="0" w:uiPriority="72" w:unhideWhenUsed="0"/>
+    <w:lsdException w:name="Colorful Grid" w:semiHidden="0" w:uiPriority="73" w:unhideWhenUsed="0"/>
+    <w:lsdException w:name="Light Shading Accent 1" w:semiHidden="0" w:uiPriority="60" w:unhideWhenUsed="0"/>
+    <w:lsdException w:name="Light List Accent 1" w:semiHidden="0" w:uiPriority="61" w:unhideWhenUsed="0"/>
+    <w:lsdException w:name="Light Grid Accent 1" w:semiHidden="0" w:uiPriority="62" w:unhideWhenUsed="0"/>
+    <w:lsdException w:name="Medium Shading 1 Accent 1" w:semiHidden="0" w:uiPriority="63" w:unhideWhenUsed="0"/>
+    <w:lsdException w:name="Medium Shading 2 Accent 1" w:semiHidden="0" w:uiPriority="64" w:unhideWhenUsed="0"/>
+    <w:lsdException w:name="Medium List 1 Accent 1" w:semiHidden="0" w:uiPriority="65" w:unhideWhenUsed="0"/>
+    <w:lsdException w:name="Revision" w:unhideWhenUsed="0"/>
+    <w:lsdException w:name="List Paragraph" w:semiHidden="0" w:uiPriority="34" w:unhideWhenUsed="0" w:qFormat="1"/>
+    <w:lsdException w:name="Quote" w:semiHidden="0" w:uiPriority="29" w:unhideWhenUsed="0" w:qFormat="1"/>
+    <w:lsdException w:name="Intense Quote" w:semiHidden="0" w:uiPriority="30" w:unhideWhenUsed="0" w:qFormat="1"/>
+    <w:lsdException w:name="Medium List 2 Accent 1" w:semiHidden="0" w:uiPriority="66" w:unhideWhenUsed="0"/>
+    <w:lsdException w:name="Medium Grid 1 Accent 1" w:semiHidden="0" w:uiPriority="67" w:unhideWhenUsed="0"/>
+    <w:lsdException w:name="Medium Grid 2 Accent 1" w:semiHidden="0" w:uiPriority="68" w:unhideWhenUsed="0"/>
+    <w:lsdException w:name="Medium Grid 3 Accent 1" w:semiHidden="0" w:uiPriority="69" w:unhideWhenUsed="0"/>
+    <w:lsdException w:name="Dark List Accent 1" w:semiHidden="0" w:uiPriority="70" w:unhideWhenUsed="0"/>
+    <w:lsdException w:name="Colorful Shading Accent 1" w:semiHidden="0" w:uiPriority="71" w:unhideWhenUsed="0"/>
+    <w:lsdException w:name="Colorful List Accent 1" w:semiHidden="0" w:uiPriority="72" w:unhideWhenUsed="0"/>
+    <w:lsdException w:name="Colorful Grid Accent 1" w:semiHidden="0" w:uiPriority="73" w:unhideWhenUsed="0"/>
+    <w:lsdException w:name="Light Shading Accent 2" w:semiHidden="0" w:uiPriority="60" w:unhideWhenUsed="0"/>
+    <w:lsdException w:name="Light List Accent 2" w:semiHidden="0" w:uiPriority="61" w:unhideWhenUsed="0"/>
+    <w:lsdException w:name="Light Grid Accent 2" w:semiHidden="0" w:uiPriority="62" w:unhideWhenUsed="0"/>
+    <w:lsdException w:name="Medium Shading 1 Accent 2" w:semiHidden="0" w:uiPriority="63" w:unhideWhenUsed="0"/>
+    <w:lsdException w:name="Medium Shading 2 Accent 2" w:semiHidden="0" w:uiPriority="64" w:unhideWhenUsed="0"/>
+    <w:lsdException w:name="Medium List 1 Accent 2" w:semiHidden="0" w:uiPriority="65" w:unhideWhenUsed="0"/>
+    <w:lsdException w:name="Medium List 2 Accent 2" w:semiHidden="0" w:uiPriority="66" w:unhideWhenUsed="0"/>
+    <w:lsdException w:name="Medium Grid 1 Accent 2" w:semiHidden="0" w:uiPriority="67" w:unhideWhenUsed="0"/>
+    <w:lsdException w:name="Medium Grid 2 Accent 2" w:semiHidden="0" w:uiPriority="68" w:unhideWhenUsed="0"/>
+    <w:lsdException w:name="Medium Grid 3 Accent 2" w:semiHidden="0" w:uiPriority="69" w:unhideWhenUsed="0"/>
+    <w:lsdException w:name="Dark List Accent 2" w:semiHidden="0" w:uiPriority="70" w:unhideWhenUsed="0"/>
+    <w:lsdException w:name="Colorful Shading Accent 2" w:semiHidden="0" w:uiPriority="71" w:unhideWhenUsed="0"/>
+    <w:lsdException w:name="Colorful List Accent 2" w:semiHidden="0" w:uiPriority="72" w:unhideWhenUsed="0"/>
+    <w:lsdException w:name="Colorful Grid Accent 2" w:semiHidden="0" w:uiPriority="73" w:unhideWhenUsed="0"/>
+    <w:lsdException w:name="Light Shading Accent 3" w:semiHidden="0" w:uiPriority="60" w:unhideWhenUsed="0"/>
+    <w:lsdException w:name="Light List Accent 3" w:semiHidden="0" w:uiPriority="61" w:unhideWhenUsed="0"/>
+    <w:lsdException w:name="Light Grid Accent 3" w:semiHidden="0" w:uiPriority="62" w:unhideWhenUsed="0"/>
+    <w:lsdException w:name="Medium Shading 1 Accent 3" w:semiHidden="0" w:uiPriority="63" w:unhideWhenUsed="0"/>
+    <w:lsdException w:name="Medium Shading 2 Accent 3" w:semiHidden="0" w:uiPriority="64" w:unhideWhenUsed="0"/>
+    <w:lsdException w:name="Medium List 1 Accent 3" w:semiHidden="0" w:uiPriority="65" w:unhideWhenUsed="0"/>
+    <w:lsdException w:name="Medium List 2 Accent 3" w:semiHidden="0" w:uiPriority="66" w:unhideWhenUsed="0"/>
+    <w:lsdException w:name="Medium Grid 1 Accent 3" w:semiHidden="0" w:uiPriority="67" w:unhideWhenUsed="0"/>
+    <w:lsdException w:name="Medium Grid 2 Accent 3" w:semiHidden="0" w:uiPriority="68" w:unhideWhenUsed="0"/>
+    <w:lsdException w:name="Medium Grid 3 Accent 3" w:semiHidden="0" w:uiPriority="69" w:unhideWhenUsed="0"/>
+    <w:lsdException w:name="Dark List Accent 3" w:semiHidden="0" w:uiPriority="70" w:unhideWhenUsed="0"/>
+    <w:lsdException w:name="Colorful Shading Accent 3" w:semiHidden="0" w:uiPriority="71" w:unhideWhenUsed="0"/>
+    <w:lsdException w:name="Colorful List Accent 3" w:semiHidden="0" w:uiPriority="72" w:unhideWhenUsed="0"/>
+    <w:lsdException w:name="Colorful Grid Accent 3" w:semiHidden="0" w:uiPriority="73" w:unhideWhenUsed="0"/>
+    <w:lsdException w:name="Light Shading Accent 4" w:semiHidden="0" w:uiPriority="60" w:unhideWhenUsed="0"/>
+    <w:lsdException w:name="Light List Accent 4" w:semiHidden="0" w:uiPriority="61" w:unhideWhenUsed="0"/>
+    <w:lsdException w:name="Light Grid Accent 4" w:semiHidden="0" w:uiPriority="62" w:unhideWhenUsed="0"/>
+    <w:lsdException w:name="Medium Shading 1 Accent 4" w:semiHidden="0" w:uiPriority="63" w:unhideWhenUsed="0"/>
+    <w:lsdException w:name="Medium Shading 2 Accent 4" w:semiHidden="0" w:uiPriority="64" w:unhideWhenUsed="0"/>
+    <w:lsdException w:name="Medium List 1 Accent 4" w:semiHidden="0" w:uiPriority="65" w:unhideWhenUsed="0"/>
+    <w:lsdException w:name="Medium List 2 Accent 4" w:semiHidden="0" w:uiPriority="66" w:unhideWhenUsed="0"/>
+    <w:lsdException w:name="Medium Grid 1 Accent 4" w:semiHidden="0" w:uiPriority="67" w:unhideWhenUsed="0"/>
+    <w:lsdException w:name="Medium Grid 2 Accent 4" w:semiHidden="0" w:uiPriority="68" w:unhideWhenUsed="0"/>
+    <w:lsdException w:name="Medium Grid 3 Accent 4" w:semiHidden="0" w:uiPriority="69" w:unhideWhenUsed="0"/>
+    <w:lsdException w:name="Dark List Accent 4" w:semiHidden="0" w:uiPriority="70" w:unhideWhenUsed="0"/>
+    <w:lsdException w:name="Colorful Shading Accent 4" w:semiHidden="0" w:uiPriority="71" w:unhideWhenUsed="0"/>
+    <w:lsdException w:name="Colorful List Accent 4" w:semiHidden="0" w:uiPriority="72" w:unhideWhenUsed="0"/>
+    <w:lsdException w:name="Colorful Grid Accent 4" w:semiHidden="0" w:uiPriority="73" w:unhideWhenUsed="0"/>
+    <w:lsdException w:name="Light Shading Accent 5" w:semiHidden="0" w:uiPriority="60" w:unhideWhenUsed="0"/>
+    <w:lsdException w:name="Light List Accent 5" w:semiHidden="0" w:uiPriority="61" w:unhideWhenUsed="0"/>
+    <w:lsdException w:name="Light Grid Accent 5" w:semiHidden="0" w:uiPriority="62" w:unhideWhenUsed="0"/>
+    <w:lsdException w:name="Medium Shading 1 Accent 5" w:semiHidden="0" w:uiPriority="63" w:unhideWhenUsed="0"/>
+    <w:lsdException w:name="Medium Shading 2 Accent 5" w:semiHidden="0" w:uiPriority="64" w:unhideWhenUsed="0"/>
+    <w:lsdException w:name="Medium List 1 Accent 5" w:semiHidden="0" w:uiPriority="65" w:unhideWhenUsed="0"/>
+    <w:lsdException w:name="Medium List 2 Accent 5" w:semiHidden="0" w:uiPriority="66" w:unhideWhenUsed="0"/>
+    <w:lsdException w:name="Medium Grid 1 Accent 5" w:semiHidden="0" w:uiPriority="67" w:unhideWhenUsed="0"/>
+    <w:lsdException w:name="Medium Grid 2 Accent 5" w:semiHidden="0" w:uiPriority="68" w:unhideWhenUsed="0"/>
+    <w:lsdException w:name="Medium Grid 3 Accent 5" w:semiHidden="0" w:uiPriority="69" w:unhideWhenUsed="0"/>
+    <w:lsdException w:name="Dark List Accent 5" w:semiHidden="0" w:uiPriority="70" w:unhideWhenUsed="0"/>
+    <w:lsdException w:name="Colorful Shading Accent 5" w:semiHidden="0" w:uiPriority="71" w:unhideWhenUsed="0"/>
+    <w:lsdException w:name="Colorful List Accent 5" w:semiHidden="0" w:uiPriority="72" w:unhideWhenUsed="0"/>
+    <w:lsdException w:name="Colorful Grid Accent 5" w:semiHidden="0" w:uiPriority="73" w:unhideWhenUsed="0"/>
+    <w:lsdException w:name="Light Shading Accent 6" w:semiHidden="0" w:uiPriority="60" w:unhideWhenUsed="0"/>
+    <w:lsdException w:name="Light List Accent 6" w:semiHidden="0" w:uiPriority="61" w:unhideWhenUsed="0"/>
+    <w:lsdException w:name="Light Grid Accent 6" w:semiHidden="0" w:uiPriority="62" w:unhideWhenUsed="0"/>
+    <w:lsdException w:name="Medium Shading 1 Accent 6" w:semiHidden="0" w:uiPriority="63" w:unhideWhenUsed="0"/>
+    <w:lsdException w:name="Medium Shading 2 Accent 6" w:semiHidden="0" w:uiPriority="64" w:unhideWhenUsed="0"/>
+    <w:lsdException w:name="Medium List 1 Accent 6" w:semiHidden="0" w:uiPriority="65" w:unhideWhenUsed="0"/>
+    <w:lsdException w:name="Medium List 2 Accent 6" w:semiHidden="0" w:uiPriority="66" w:unhideWhenUsed="0"/>
+    <w:lsdException w:name="Medium Grid 1 Accent 6" w:semiHidden="0" w:uiPriority="67" w:unhideWhenUsed="0"/>
+    <w:lsdException w:name="Medium Grid 2 Accent 6" w:semiHidden="0" w:uiPriority="68" w:unhideWhenUsed="0"/>
+    <w:lsdException w:name="Medium Grid 3 Accent 6" w:semiHidden="0" w:uiPriority="69" w:unhideWhenUsed="0"/>
+    <w:lsdException w:name="Dark List Accent 6" w:semiHidden="0" w:uiPriority="70" w:unhideWhenUsed="0"/>
+    <w:lsdException w:name="Colorful Shading Accent 6" w:semiHidden="0" w:uiPriority="71" w:unhideWhenUsed="0"/>
+    <w:lsdException w:name="Colorful List Accent 6" w:semiHidden="0" w:uiPriority="72" w:unhideWhenUsed="0"/>
+    <w:lsdException w:name="Colorful Grid Accent 6" w:semiHidden="0" w:uiPriority="73" w:unhideWhenUsed="0"/>
+    <w:lsdException w:name="Subtle Emphasis" w:semiHidden="0" w:uiPriority="19" w:unhideWhenUsed="0" w:qFormat="1"/>
+    <w:lsdException w:name="Intense Emphasis" w:semiHidden="0" w:uiPriority="21" w:unhideWhenUsed="0" w:qFormat="1"/>
+    <w:lsdException w:name="Subtle Reference" w:semiHidden="0" w:uiPriority="31" w:unhideWhenUsed="0" w:qFormat="1"/>
+    <w:lsdException w:name="Intense Reference" w:semiHidden="0" w:uiPriority="32" w:unhideWhenUsed="0" w:qFormat="1"/>
+    <w:lsdException w:name="Book Title" w:semiHidden="0" w:uiPriority="33" w:unhideWhenUsed="0" w:qFormat="1"/>
+    <w:lsdException w:name="Bibliography" w:uiPriority="37"/>
+    <w:lsdException w:name="TOC Heading" w:uiPriority="39" w:qFormat="1"/>
   </w:latentStyles>
   <w:style w:type="paragraph" w:default="1" w:styleId="Normal">
     <w:name w:val="Normal"/>
@@ -2020,6 +1898,330 @@
     <w:name w:val="bz_pyq_fadein"/>
     <w:basedOn w:val="Fontepargpadro"/>
     <w:rsid w:val="001C44FD"/>
+  </w:style>
+  <w:style w:type="paragraph" w:styleId="NormalWeb">
+    <w:name w:val="Normal (Web)"/>
+    <w:basedOn w:val="Normal"/>
+    <w:uiPriority w:val="99"/>
+    <w:semiHidden/>
+    <w:unhideWhenUsed/>
+    <w:rsid w:val="001B5011"/>
+    <w:pPr>
+      <w:spacing w:before="100" w:beforeAutospacing="1" w:after="100" w:afterAutospacing="1" w:line="240" w:lineRule="auto"/>
+    </w:pPr>
+    <w:rPr>
+      <w:rFonts w:ascii="Times New Roman" w:eastAsia="Times New Roman" w:hAnsi="Times New Roman" w:cs="Times New Roman"/>
+      <w:sz w:val="24"/>
+      <w:szCs w:val="24"/>
+      <w:lang w:eastAsia="pt-BR"/>
+    </w:rPr>
+  </w:style>
+</w:styles>
+</file>
+
+<file path=word/stylesWithEffects.xml><?xml version="1.0" encoding="utf-8"?>
+<w:styles xmlns:wpc="http://schemas.microsoft.com/office/word/2010/wordprocessingCanvas" xmlns:mc="http://schemas.openxmlformats.org/markup-compatibility/2006" xmlns:o="urn:schemas-microsoft-com:office:office" xmlns:r="http://schemas.openxmlformats.org/officeDocument/2006/relationships" xmlns:m="http://schemas.openxmlformats.org/officeDocument/2006/math" xmlns:v="urn:schemas-microsoft-com:vml" xmlns:wp14="http://schemas.microsoft.com/office/word/2010/wordprocessingDrawing" xmlns:wp="http://schemas.openxmlformats.org/drawingml/2006/wordprocessingDrawing" xmlns:w10="urn:schemas-microsoft-com:office:word" xmlns:w="http://schemas.openxmlformats.org/wordprocessingml/2006/main" xmlns:w14="http://schemas.microsoft.com/office/word/2010/wordml" xmlns:wpg="http://schemas.microsoft.com/office/word/2010/wordprocessingGroup" xmlns:wpi="http://schemas.microsoft.com/office/word/2010/wordprocessingInk" xmlns:wne="http://schemas.microsoft.com/office/word/2006/wordml" xmlns:wps="http://schemas.microsoft.com/office/word/2010/wordprocessingShape" mc:Ignorable="w14 wp14">
+  <w:docDefaults>
+    <w:rPrDefault>
+      <w:rPr>
+        <w:rFonts w:asciiTheme="minorHAnsi" w:eastAsiaTheme="minorHAnsi" w:hAnsiTheme="minorHAnsi" w:cstheme="minorBidi"/>
+        <w:sz w:val="22"/>
+        <w:szCs w:val="22"/>
+        <w:lang w:val="pt-BR" w:eastAsia="en-US" w:bidi="ar-SA"/>
+      </w:rPr>
+    </w:rPrDefault>
+    <w:pPrDefault>
+      <w:pPr>
+        <w:spacing w:after="160" w:line="259" w:lineRule="auto"/>
+      </w:pPr>
+    </w:pPrDefault>
+  </w:docDefaults>
+  <w:latentStyles w:defLockedState="0" w:defUIPriority="99" w:defSemiHidden="1" w:defUnhideWhenUsed="1" w:defQFormat="0" w:count="267">
+    <w:lsdException w:name="Normal" w:semiHidden="0" w:uiPriority="0" w:unhideWhenUsed="0" w:qFormat="1"/>
+    <w:lsdException w:name="heading 1" w:semiHidden="0" w:uiPriority="9" w:unhideWhenUsed="0" w:qFormat="1"/>
+    <w:lsdException w:name="heading 2" w:uiPriority="9" w:qFormat="1"/>
+    <w:lsdException w:name="heading 3" w:uiPriority="9" w:qFormat="1"/>
+    <w:lsdException w:name="heading 4" w:uiPriority="9" w:qFormat="1"/>
+    <w:lsdException w:name="heading 5" w:uiPriority="9" w:qFormat="1"/>
+    <w:lsdException w:name="heading 6" w:uiPriority="9" w:qFormat="1"/>
+    <w:lsdException w:name="heading 7" w:uiPriority="9" w:qFormat="1"/>
+    <w:lsdException w:name="heading 8" w:uiPriority="9" w:qFormat="1"/>
+    <w:lsdException w:name="heading 9" w:uiPriority="9" w:qFormat="1"/>
+    <w:lsdException w:name="toc 1" w:uiPriority="39"/>
+    <w:lsdException w:name="toc 2" w:uiPriority="39"/>
+    <w:lsdException w:name="toc 3" w:uiPriority="39"/>
+    <w:lsdException w:name="toc 4" w:uiPriority="39"/>
+    <w:lsdException w:name="toc 5" w:uiPriority="39"/>
+    <w:lsdException w:name="toc 6" w:uiPriority="39"/>
+    <w:lsdException w:name="toc 7" w:uiPriority="39"/>
+    <w:lsdException w:name="toc 8" w:uiPriority="39"/>
+    <w:lsdException w:name="toc 9" w:uiPriority="39"/>
+    <w:lsdException w:name="caption" w:uiPriority="35" w:qFormat="1"/>
+    <w:lsdException w:name="Title" w:semiHidden="0" w:uiPriority="10" w:unhideWhenUsed="0" w:qFormat="1"/>
+    <w:lsdException w:name="Default Paragraph Font" w:uiPriority="1"/>
+    <w:lsdException w:name="Subtitle" w:semiHidden="0" w:uiPriority="11" w:unhideWhenUsed="0" w:qFormat="1"/>
+    <w:lsdException w:name="Strong" w:semiHidden="0" w:uiPriority="22" w:unhideWhenUsed="0" w:qFormat="1"/>
+    <w:lsdException w:name="Emphasis" w:semiHidden="0" w:uiPriority="20" w:unhideWhenUsed="0" w:qFormat="1"/>
+    <w:lsdException w:name="Table Grid" w:semiHidden="0" w:uiPriority="39" w:unhideWhenUsed="0"/>
+    <w:lsdException w:name="Placeholder Text" w:unhideWhenUsed="0"/>
+    <w:lsdException w:name="No Spacing" w:semiHidden="0" w:uiPriority="1" w:unhideWhenUsed="0" w:qFormat="1"/>
+    <w:lsdException w:name="Light Shading" w:semiHidden="0" w:uiPriority="60" w:unhideWhenUsed="0"/>
+    <w:lsdException w:name="Light List" w:semiHidden="0" w:uiPriority="61" w:unhideWhenUsed="0"/>
+    <w:lsdException w:name="Light Grid" w:semiHidden="0" w:uiPriority="62" w:unhideWhenUsed="0"/>
+    <w:lsdException w:name="Medium Shading 1" w:semiHidden="0" w:uiPriority="63" w:unhideWhenUsed="0"/>
+    <w:lsdException w:name="Medium Shading 2" w:semiHidden="0" w:uiPriority="64" w:unhideWhenUsed="0"/>
+    <w:lsdException w:name="Medium List 1" w:semiHidden="0" w:uiPriority="65" w:unhideWhenUsed="0"/>
+    <w:lsdException w:name="Medium List 2" w:semiHidden="0" w:uiPriority="66" w:unhideWhenUsed="0"/>
+    <w:lsdException w:name="Medium Grid 1" w:semiHidden="0" w:uiPriority="67" w:unhideWhenUsed="0"/>
+    <w:lsdException w:name="Medium Grid 2" w:semiHidden="0" w:uiPriority="68" w:unhideWhenUsed="0"/>
+    <w:lsdException w:name="Medium Grid 3" w:semiHidden="0" w:uiPriority="69" w:unhideWhenUsed="0"/>
+    <w:lsdException w:name="Dark List" w:semiHidden="0" w:uiPriority="70" w:unhideWhenUsed="0"/>
+    <w:lsdException w:name="Colorful Shading" w:semiHidden="0" w:uiPriority="71" w:unhideWhenUsed="0"/>
+    <w:lsdException w:name="Colorful List" w:semiHidden="0" w:uiPriority="72" w:unhideWhenUsed="0"/>
+    <w:lsdException w:name="Colorful Grid" w:semiHidden="0" w:uiPriority="73" w:unhideWhenUsed="0"/>
+    <w:lsdException w:name="Light Shading Accent 1" w:semiHidden="0" w:uiPriority="60" w:unhideWhenUsed="0"/>
+    <w:lsdException w:name="Light List Accent 1" w:semiHidden="0" w:uiPriority="61" w:unhideWhenUsed="0"/>
+    <w:lsdException w:name="Light Grid Accent 1" w:semiHidden="0" w:uiPriority="62" w:unhideWhenUsed="0"/>
+    <w:lsdException w:name="Medium Shading 1 Accent 1" w:semiHidden="0" w:uiPriority="63" w:unhideWhenUsed="0"/>
+    <w:lsdException w:name="Medium Shading 2 Accent 1" w:semiHidden="0" w:uiPriority="64" w:unhideWhenUsed="0"/>
+    <w:lsdException w:name="Medium List 1 Accent 1" w:semiHidden="0" w:uiPriority="65" w:unhideWhenUsed="0"/>
+    <w:lsdException w:name="Revision" w:unhideWhenUsed="0"/>
+    <w:lsdException w:name="List Paragraph" w:semiHidden="0" w:uiPriority="34" w:unhideWhenUsed="0" w:qFormat="1"/>
+    <w:lsdException w:name="Quote" w:semiHidden="0" w:uiPriority="29" w:unhideWhenUsed="0" w:qFormat="1"/>
+    <w:lsdException w:name="Intense Quote" w:semiHidden="0" w:uiPriority="30" w:unhideWhenUsed="0" w:qFormat="1"/>
+    <w:lsdException w:name="Medium List 2 Accent 1" w:semiHidden="0" w:uiPriority="66" w:unhideWhenUsed="0"/>
+    <w:lsdException w:name="Medium Grid 1 Accent 1" w:semiHidden="0" w:uiPriority="67" w:unhideWhenUsed="0"/>
+    <w:lsdException w:name="Medium Grid 2 Accent 1" w:semiHidden="0" w:uiPriority="68" w:unhideWhenUsed="0"/>
+    <w:lsdException w:name="Medium Grid 3 Accent 1" w:semiHidden="0" w:uiPriority="69" w:unhideWhenUsed="0"/>
+    <w:lsdException w:name="Dark List Accent 1" w:semiHidden="0" w:uiPriority="70" w:unhideWhenUsed="0"/>
+    <w:lsdException w:name="Colorful Shading Accent 1" w:semiHidden="0" w:uiPriority="71" w:unhideWhenUsed="0"/>
+    <w:lsdException w:name="Colorful List Accent 1" w:semiHidden="0" w:uiPriority="72" w:unhideWhenUsed="0"/>
+    <w:lsdException w:name="Colorful Grid Accent 1" w:semiHidden="0" w:uiPriority="73" w:unhideWhenUsed="0"/>
+    <w:lsdException w:name="Light Shading Accent 2" w:semiHidden="0" w:uiPriority="60" w:unhideWhenUsed="0"/>
+    <w:lsdException w:name="Light List Accent 2" w:semiHidden="0" w:uiPriority="61" w:unhideWhenUsed="0"/>
+    <w:lsdException w:name="Light Grid Accent 2" w:semiHidden="0" w:uiPriority="62" w:unhideWhenUsed="0"/>
+    <w:lsdException w:name="Medium Shading 1 Accent 2" w:semiHidden="0" w:uiPriority="63" w:unhideWhenUsed="0"/>
+    <w:lsdException w:name="Medium Shading 2 Accent 2" w:semiHidden="0" w:uiPriority="64" w:unhideWhenUsed="0"/>
+    <w:lsdException w:name="Medium List 1 Accent 2" w:semiHidden="0" w:uiPriority="65" w:unhideWhenUsed="0"/>
+    <w:lsdException w:name="Medium List 2 Accent 2" w:semiHidden="0" w:uiPriority="66" w:unhideWhenUsed="0"/>
+    <w:lsdException w:name="Medium Grid 1 Accent 2" w:semiHidden="0" w:uiPriority="67" w:unhideWhenUsed="0"/>
+    <w:lsdException w:name="Medium Grid 2 Accent 2" w:semiHidden="0" w:uiPriority="68" w:unhideWhenUsed="0"/>
+    <w:lsdException w:name="Medium Grid 3 Accent 2" w:semiHidden="0" w:uiPriority="69" w:unhideWhenUsed="0"/>
+    <w:lsdException w:name="Dark List Accent 2" w:semiHidden="0" w:uiPriority="70" w:unhideWhenUsed="0"/>
+    <w:lsdException w:name="Colorful Shading Accent 2" w:semiHidden="0" w:uiPriority="71" w:unhideWhenUsed="0"/>
+    <w:lsdException w:name="Colorful List Accent 2" w:semiHidden="0" w:uiPriority="72" w:unhideWhenUsed="0"/>
+    <w:lsdException w:name="Colorful Grid Accent 2" w:semiHidden="0" w:uiPriority="73" w:unhideWhenUsed="0"/>
+    <w:lsdException w:name="Light Shading Accent 3" w:semiHidden="0" w:uiPriority="60" w:unhideWhenUsed="0"/>
+    <w:lsdException w:name="Light List Accent 3" w:semiHidden="0" w:uiPriority="61" w:unhideWhenUsed="0"/>
+    <w:lsdException w:name="Light Grid Accent 3" w:semiHidden="0" w:uiPriority="62" w:unhideWhenUsed="0"/>
+    <w:lsdException w:name="Medium Shading 1 Accent 3" w:semiHidden="0" w:uiPriority="63" w:unhideWhenUsed="0"/>
+    <w:lsdException w:name="Medium Shading 2 Accent 3" w:semiHidden="0" w:uiPriority="64" w:unhideWhenUsed="0"/>
+    <w:lsdException w:name="Medium List 1 Accent 3" w:semiHidden="0" w:uiPriority="65" w:unhideWhenUsed="0"/>
+    <w:lsdException w:name="Medium List 2 Accent 3" w:semiHidden="0" w:uiPriority="66" w:unhideWhenUsed="0"/>
+    <w:lsdException w:name="Medium Grid 1 Accent 3" w:semiHidden="0" w:uiPriority="67" w:unhideWhenUsed="0"/>
+    <w:lsdException w:name="Medium Grid 2 Accent 3" w:semiHidden="0" w:uiPriority="68" w:unhideWhenUsed="0"/>
+    <w:lsdException w:name="Medium Grid 3 Accent 3" w:semiHidden="0" w:uiPriority="69" w:unhideWhenUsed="0"/>
+    <w:lsdException w:name="Dark List Accent 3" w:semiHidden="0" w:uiPriority="70" w:unhideWhenUsed="0"/>
+    <w:lsdException w:name="Colorful Shading Accent 3" w:semiHidden="0" w:uiPriority="71" w:unhideWhenUsed="0"/>
+    <w:lsdException w:name="Colorful List Accent 3" w:semiHidden="0" w:uiPriority="72" w:unhideWhenUsed="0"/>
+    <w:lsdException w:name="Colorful Grid Accent 3" w:semiHidden="0" w:uiPriority="73" w:unhideWhenUsed="0"/>
+    <w:lsdException w:name="Light Shading Accent 4" w:semiHidden="0" w:uiPriority="60" w:unhideWhenUsed="0"/>
+    <w:lsdException w:name="Light List Accent 4" w:semiHidden="0" w:uiPriority="61" w:unhideWhenUsed="0"/>
+    <w:lsdException w:name="Light Grid Accent 4" w:semiHidden="0" w:uiPriority="62" w:unhideWhenUsed="0"/>
+    <w:lsdException w:name="Medium Shading 1 Accent 4" w:semiHidden="0" w:uiPriority="63" w:unhideWhenUsed="0"/>
+    <w:lsdException w:name="Medium Shading 2 Accent 4" w:semiHidden="0" w:uiPriority="64" w:unhideWhenUsed="0"/>
+    <w:lsdException w:name="Medium List 1 Accent 4" w:semiHidden="0" w:uiPriority="65" w:unhideWhenUsed="0"/>
+    <w:lsdException w:name="Medium List 2 Accent 4" w:semiHidden="0" w:uiPriority="66" w:unhideWhenUsed="0"/>
+    <w:lsdException w:name="Medium Grid 1 Accent 4" w:semiHidden="0" w:uiPriority="67" w:unhideWhenUsed="0"/>
+    <w:lsdException w:name="Medium Grid 2 Accent 4" w:semiHidden="0" w:uiPriority="68" w:unhideWhenUsed="0"/>
+    <w:lsdException w:name="Medium Grid 3 Accent 4" w:semiHidden="0" w:uiPriority="69" w:unhideWhenUsed="0"/>
+    <w:lsdException w:name="Dark List Accent 4" w:semiHidden="0" w:uiPriority="70" w:unhideWhenUsed="0"/>
+    <w:lsdException w:name="Colorful Shading Accent 4" w:semiHidden="0" w:uiPriority="71" w:unhideWhenUsed="0"/>
+    <w:lsdException w:name="Colorful List Accent 4" w:semiHidden="0" w:uiPriority="72" w:unhideWhenUsed="0"/>
+    <w:lsdException w:name="Colorful Grid Accent 4" w:semiHidden="0" w:uiPriority="73" w:unhideWhenUsed="0"/>
+    <w:lsdException w:name="Light Shading Accent 5" w:semiHidden="0" w:uiPriority="60" w:unhideWhenUsed="0"/>
+    <w:lsdException w:name="Light List Accent 5" w:semiHidden="0" w:uiPriority="61" w:unhideWhenUsed="0"/>
+    <w:lsdException w:name="Light Grid Accent 5" w:semiHidden="0" w:uiPriority="62" w:unhideWhenUsed="0"/>
+    <w:lsdException w:name="Medium Shading 1 Accent 5" w:semiHidden="0" w:uiPriority="63" w:unhideWhenUsed="0"/>
+    <w:lsdException w:name="Medium Shading 2 Accent 5" w:semiHidden="0" w:uiPriority="64" w:unhideWhenUsed="0"/>
+    <w:lsdException w:name="Medium List 1 Accent 5" w:semiHidden="0" w:uiPriority="65" w:unhideWhenUsed="0"/>
+    <w:lsdException w:name="Medium List 2 Accent 5" w:semiHidden="0" w:uiPriority="66" w:unhideWhenUsed="0"/>
+    <w:lsdException w:name="Medium Grid 1 Accent 5" w:semiHidden="0" w:uiPriority="67" w:unhideWhenUsed="0"/>
+    <w:lsdException w:name="Medium Grid 2 Accent 5" w:semiHidden="0" w:uiPriority="68" w:unhideWhenUsed="0"/>
+    <w:lsdException w:name="Medium Grid 3 Accent 5" w:semiHidden="0" w:uiPriority="69" w:unhideWhenUsed="0"/>
+    <w:lsdException w:name="Dark List Accent 5" w:semiHidden="0" w:uiPriority="70" w:unhideWhenUsed="0"/>
+    <w:lsdException w:name="Colorful Shading Accent 5" w:semiHidden="0" w:uiPriority="71" w:unhideWhenUsed="0"/>
+    <w:lsdException w:name="Colorful List Accent 5" w:semiHidden="0" w:uiPriority="72" w:unhideWhenUsed="0"/>
+    <w:lsdException w:name="Colorful Grid Accent 5" w:semiHidden="0" w:uiPriority="73" w:unhideWhenUsed="0"/>
+    <w:lsdException w:name="Light Shading Accent 6" w:semiHidden="0" w:uiPriority="60" w:unhideWhenUsed="0"/>
+    <w:lsdException w:name="Light List Accent 6" w:semiHidden="0" w:uiPriority="61" w:unhideWhenUsed="0"/>
+    <w:lsdException w:name="Light Grid Accent 6" w:semiHidden="0" w:uiPriority="62" w:unhideWhenUsed="0"/>
+    <w:lsdException w:name="Medium Shading 1 Accent 6" w:semiHidden="0" w:uiPriority="63" w:unhideWhenUsed="0"/>
+    <w:lsdException w:name="Medium Shading 2 Accent 6" w:semiHidden="0" w:uiPriority="64" w:unhideWhenUsed="0"/>
+    <w:lsdException w:name="Medium List 1 Accent 6" w:semiHidden="0" w:uiPriority="65" w:unhideWhenUsed="0"/>
+    <w:lsdException w:name="Medium List 2 Accent 6" w:semiHidden="0" w:uiPriority="66" w:unhideWhenUsed="0"/>
+    <w:lsdException w:name="Medium Grid 1 Accent 6" w:semiHidden="0" w:uiPriority="67" w:unhideWhenUsed="0"/>
+    <w:lsdException w:name="Medium Grid 2 Accent 6" w:semiHidden="0" w:uiPriority="68" w:unhideWhenUsed="0"/>
+    <w:lsdException w:name="Medium Grid 3 Accent 6" w:semiHidden="0" w:uiPriority="69" w:unhideWhenUsed="0"/>
+    <w:lsdException w:name="Dark List Accent 6" w:semiHidden="0" w:uiPriority="70" w:unhideWhenUsed="0"/>
+    <w:lsdException w:name="Colorful Shading Accent 6" w:semiHidden="0" w:uiPriority="71" w:unhideWhenUsed="0"/>
+    <w:lsdException w:name="Colorful List Accent 6" w:semiHidden="0" w:uiPriority="72" w:unhideWhenUsed="0"/>
+    <w:lsdException w:name="Colorful Grid Accent 6" w:semiHidden="0" w:uiPriority="73" w:unhideWhenUsed="0"/>
+    <w:lsdException w:name="Subtle Emphasis" w:semiHidden="0" w:uiPriority="19" w:unhideWhenUsed="0" w:qFormat="1"/>
+    <w:lsdException w:name="Intense Emphasis" w:semiHidden="0" w:uiPriority="21" w:unhideWhenUsed="0" w:qFormat="1"/>
+    <w:lsdException w:name="Subtle Reference" w:semiHidden="0" w:uiPriority="31" w:unhideWhenUsed="0" w:qFormat="1"/>
+    <w:lsdException w:name="Intense Reference" w:semiHidden="0" w:uiPriority="32" w:unhideWhenUsed="0" w:qFormat="1"/>
+    <w:lsdException w:name="Book Title" w:semiHidden="0" w:uiPriority="33" w:unhideWhenUsed="0" w:qFormat="1"/>
+    <w:lsdException w:name="Bibliography" w:uiPriority="37"/>
+    <w:lsdException w:name="TOC Heading" w:uiPriority="39" w:qFormat="1"/>
+  </w:latentStyles>
+  <w:style w:type="paragraph" w:default="1" w:styleId="Normal">
+    <w:name w:val="Normal"/>
+    <w:qFormat/>
+    <w:rsid w:val="004B70AF"/>
+    <w:pPr>
+      <w:spacing w:after="200" w:line="276" w:lineRule="auto"/>
+    </w:pPr>
+    <w:rPr>
+      <w:rFonts w:ascii="Calibri" w:eastAsia="Calibri" w:hAnsi="Calibri" w:cs="Calibri"/>
+    </w:rPr>
+  </w:style>
+  <w:style w:type="paragraph" w:styleId="Ttulo1">
+    <w:name w:val="heading 1"/>
+    <w:basedOn w:val="Normal"/>
+    <w:next w:val="Normal"/>
+    <w:link w:val="Ttulo1Char"/>
+    <w:uiPriority w:val="9"/>
+    <w:qFormat/>
+    <w:rsid w:val="004B70AF"/>
+    <w:pPr>
+      <w:keepNext/>
+      <w:keepLines/>
+      <w:spacing w:before="120" w:after="0" w:line="240" w:lineRule="auto"/>
+      <w:outlineLvl w:val="0"/>
+    </w:pPr>
+    <w:rPr>
+      <w:rFonts w:asciiTheme="majorHAnsi" w:eastAsiaTheme="majorEastAsia" w:hAnsiTheme="majorHAnsi" w:cstheme="majorBidi"/>
+      <w:b/>
+      <w:bCs/>
+      <w:color w:val="2E74B5" w:themeColor="accent1" w:themeShade="BF"/>
+      <w:sz w:val="28"/>
+      <w:szCs w:val="28"/>
+    </w:rPr>
+  </w:style>
+  <w:style w:type="character" w:default="1" w:styleId="Fontepargpadro">
+    <w:name w:val="Default Paragraph Font"/>
+    <w:uiPriority w:val="1"/>
+    <w:semiHidden/>
+    <w:unhideWhenUsed/>
+  </w:style>
+  <w:style w:type="table" w:default="1" w:styleId="Tabelanormal">
+    <w:name w:val="Normal Table"/>
+    <w:uiPriority w:val="99"/>
+    <w:semiHidden/>
+    <w:unhideWhenUsed/>
+    <w:tblPr>
+      <w:tblInd w:w="0" w:type="dxa"/>
+      <w:tblCellMar>
+        <w:top w:w="0" w:type="dxa"/>
+        <w:left w:w="108" w:type="dxa"/>
+        <w:bottom w:w="0" w:type="dxa"/>
+        <w:right w:w="108" w:type="dxa"/>
+      </w:tblCellMar>
+    </w:tblPr>
+  </w:style>
+  <w:style w:type="numbering" w:default="1" w:styleId="Semlista">
+    <w:name w:val="No List"/>
+    <w:uiPriority w:val="99"/>
+    <w:semiHidden/>
+    <w:unhideWhenUsed/>
+  </w:style>
+  <w:style w:type="character" w:customStyle="1" w:styleId="Ttulo1Char">
+    <w:name w:val="Título 1 Char"/>
+    <w:basedOn w:val="Fontepargpadro"/>
+    <w:link w:val="Ttulo1"/>
+    <w:uiPriority w:val="9"/>
+    <w:rsid w:val="004B70AF"/>
+    <w:rPr>
+      <w:rFonts w:asciiTheme="majorHAnsi" w:eastAsiaTheme="majorEastAsia" w:hAnsiTheme="majorHAnsi" w:cstheme="majorBidi"/>
+      <w:b/>
+      <w:bCs/>
+      <w:color w:val="2E74B5" w:themeColor="accent1" w:themeShade="BF"/>
+      <w:sz w:val="28"/>
+      <w:szCs w:val="28"/>
+    </w:rPr>
+  </w:style>
+  <w:style w:type="paragraph" w:styleId="Cabealho">
+    <w:name w:val="header"/>
+    <w:basedOn w:val="Normal"/>
+    <w:link w:val="CabealhoChar"/>
+    <w:uiPriority w:val="99"/>
+    <w:unhideWhenUsed/>
+    <w:rsid w:val="008B21D8"/>
+    <w:pPr>
+      <w:tabs>
+        <w:tab w:val="center" w:pos="4252"/>
+        <w:tab w:val="right" w:pos="8504"/>
+      </w:tabs>
+      <w:spacing w:after="0" w:line="240" w:lineRule="auto"/>
+    </w:pPr>
+  </w:style>
+  <w:style w:type="character" w:customStyle="1" w:styleId="CabealhoChar">
+    <w:name w:val="Cabeçalho Char"/>
+    <w:basedOn w:val="Fontepargpadro"/>
+    <w:link w:val="Cabealho"/>
+    <w:uiPriority w:val="99"/>
+    <w:rsid w:val="008B21D8"/>
+    <w:rPr>
+      <w:rFonts w:ascii="Calibri" w:eastAsia="Calibri" w:hAnsi="Calibri" w:cs="Calibri"/>
+    </w:rPr>
+  </w:style>
+  <w:style w:type="paragraph" w:styleId="Rodap">
+    <w:name w:val="footer"/>
+    <w:basedOn w:val="Normal"/>
+    <w:link w:val="RodapChar"/>
+    <w:uiPriority w:val="99"/>
+    <w:unhideWhenUsed/>
+    <w:rsid w:val="008B21D8"/>
+    <w:pPr>
+      <w:tabs>
+        <w:tab w:val="center" w:pos="4252"/>
+        <w:tab w:val="right" w:pos="8504"/>
+      </w:tabs>
+      <w:spacing w:after="0" w:line="240" w:lineRule="auto"/>
+    </w:pPr>
+  </w:style>
+  <w:style w:type="character" w:customStyle="1" w:styleId="RodapChar">
+    <w:name w:val="Rodapé Char"/>
+    <w:basedOn w:val="Fontepargpadro"/>
+    <w:link w:val="Rodap"/>
+    <w:uiPriority w:val="99"/>
+    <w:rsid w:val="008B21D8"/>
+    <w:rPr>
+      <w:rFonts w:ascii="Calibri" w:eastAsia="Calibri" w:hAnsi="Calibri" w:cs="Calibri"/>
+    </w:rPr>
+  </w:style>
+  <w:style w:type="character" w:customStyle="1" w:styleId="bzpyqfadein">
+    <w:name w:val="bz_pyq_fadein"/>
+    <w:basedOn w:val="Fontepargpadro"/>
+    <w:rsid w:val="001C44FD"/>
+  </w:style>
+  <w:style w:type="paragraph" w:styleId="NormalWeb">
+    <w:name w:val="Normal (Web)"/>
+    <w:basedOn w:val="Normal"/>
+    <w:uiPriority w:val="99"/>
+    <w:semiHidden/>
+    <w:unhideWhenUsed/>
+    <w:rsid w:val="001B5011"/>
+    <w:pPr>
+      <w:spacing w:before="100" w:beforeAutospacing="1" w:after="100" w:afterAutospacing="1" w:line="240" w:lineRule="auto"/>
+    </w:pPr>
+    <w:rPr>
+      <w:rFonts w:ascii="Times New Roman" w:eastAsia="Times New Roman" w:hAnsi="Times New Roman" w:cs="Times New Roman"/>
+      <w:sz w:val="24"/>
+      <w:szCs w:val="24"/>
+      <w:lang w:eastAsia="pt-BR"/>
+    </w:rPr>
   </w:style>
 </w:styles>
 </file>
@@ -2279,7 +2481,7 @@
   <a:extraClrSchemeLst/>
   <a:extLst>
     <a:ext uri="{05A4C25C-085E-4340-85A3-A5531E510DB2}">
-      <thm15:themeFamily xmlns:thm15="http://schemas.microsoft.com/office/thememl/2012/main" name="Office Theme" id="{62F939B6-93AF-4DB8-9C6B-D6C7DFDC589F}" vid="{4A3C46E8-61CC-4603-A589-7422A47A8E4A}"/>
+      <thm15:themeFamily xmlns:thm15="http://schemas.microsoft.com/office/thememl/2012/main" xmlns="" name="Office Theme" id="{62F939B6-93AF-4DB8-9C6B-D6C7DFDC589F}" vid="{4A3C46E8-61CC-4603-A589-7422A47A8E4A}"/>
     </a:ext>
   </a:extLst>
 </a:theme>
